--- a/GOVERNANCA/Governança de dados.docx
+++ b/GOVERNANCA/Governança de dados.docx
@@ -416,7 +416,15 @@
           <w:sz w:val="24"/>
           <w:szCs w:val="24"/>
         </w:rPr>
-        <w:t>Esta pesquisa detalhará as ferramentas e as áreas que as mesmas atuam, para assim, justificar a escolha de cada software</w:t>
+        <w:t>Esta pesquisa detalhará as ferramentas e as áreas que as mesmas atuam, para assim, justificar a escolha d</w:t>
+      </w:r>
+      <w:r>
+        <w:rPr>
+          <w:rFonts w:ascii="Arial" w:hAnsi="Arial" w:cs="Arial"/>
+          <w:sz w:val="24"/>
+          <w:szCs w:val="24"/>
+        </w:rPr>
+        <w:t>os softwares.</w:t>
       </w:r>
     </w:p>
     <w:p>
@@ -733,54 +741,6 @@
           <w:szCs w:val="24"/>
         </w:rPr>
       </w:pPr>
-    </w:p>
-    <w:p>
-      <w:pPr>
-        <w:jc w:val="center"/>
-        <w:rPr>
-          <w:rFonts w:ascii="Arial" w:hAnsi="Arial" w:cs="Arial"/>
-          <w:b/>
-          <w:bCs/>
-          <w:sz w:val="28"/>
-          <w:szCs w:val="28"/>
-        </w:rPr>
-      </w:pPr>
-      <w:r>
-        <w:rPr>
-          <w:rFonts w:ascii="Arial" w:hAnsi="Arial" w:cs="Arial"/>
-          <w:b/>
-          <w:bCs/>
-          <w:sz w:val="28"/>
-          <w:szCs w:val="28"/>
-        </w:rPr>
-        <w:t>Qualidade de dados</w:t>
-      </w:r>
-    </w:p>
-    <w:p>
-      <w:pPr>
-        <w:rPr>
-          <w:rFonts w:ascii="Arial" w:hAnsi="Arial" w:cs="Arial"/>
-          <w:sz w:val="24"/>
-          <w:szCs w:val="24"/>
-        </w:rPr>
-      </w:pPr>
-      <w:r>
-        <w:rPr>
-          <w:rFonts w:ascii="Arial" w:hAnsi="Arial" w:cs="Arial"/>
-          <w:sz w:val="24"/>
-          <w:szCs w:val="24"/>
-        </w:rPr>
-        <w:t xml:space="preserve">A Qualidade de Dados está relacionada não só com a organização de tabelas ou outras partes técnicas de extração de informações, mas também na compreensão e do perfil do usuário que irá utilizar estes dados. </w:t>
-      </w:r>
-    </w:p>
-    <w:p>
-      <w:pPr>
-        <w:rPr>
-          <w:rFonts w:ascii="Arial" w:hAnsi="Arial" w:cs="Arial"/>
-          <w:sz w:val="24"/>
-          <w:szCs w:val="24"/>
-        </w:rPr>
-      </w:pPr>
       <w:r>
         <w:rPr>
           <w:rFonts w:ascii="Arial" w:hAnsi="Arial" w:cs="Arial"/>
@@ -795,7 +755,31 @@
           <w:sz w:val="24"/>
           <w:szCs w:val="24"/>
         </w:rPr>
-        <w:t>, buscamos por diversas ferramentas, também, nos baseamos no “Quadrante Mágico de Gartner de Qualidade de Dados” de 2019 e escolhemos algumas ferramentas para comparar, sendo as seguintes:</w:t>
+        <w:t xml:space="preserve">, buscamos por diversas ferramentas, também, nos baseamos no “Quadrante Mágico de Gartner de Qualidade de Dados” de </w:t>
+      </w:r>
+      <w:r>
+        <w:rPr>
+          <w:rFonts w:ascii="Arial" w:hAnsi="Arial" w:cs="Arial"/>
+          <w:sz w:val="24"/>
+          <w:szCs w:val="24"/>
+        </w:rPr>
+        <w:t>março</w:t>
+      </w:r>
+      <w:r>
+        <w:rPr>
+          <w:rFonts w:ascii="Arial" w:hAnsi="Arial" w:cs="Arial"/>
+          <w:sz w:val="24"/>
+          <w:szCs w:val="24"/>
+        </w:rPr>
+        <w:t xml:space="preserve"> de </w:t>
+      </w:r>
+      <w:r>
+        <w:rPr>
+          <w:rFonts w:ascii="Arial" w:hAnsi="Arial" w:cs="Arial"/>
+          <w:sz w:val="24"/>
+          <w:szCs w:val="24"/>
+        </w:rPr>
+        <w:t>2019 e escolhemos algumas ferramentas para comparar, sendo as seguintes:</w:t>
       </w:r>
     </w:p>
     <w:p>
@@ -1203,48 +1187,48 @@
           <w:sz w:val="24"/>
           <w:szCs w:val="24"/>
         </w:rPr>
+        <w:t xml:space="preserve">Por fim, o sistema </w:t>
+      </w:r>
+      <w:r>
+        <w:rPr>
+          <w:rFonts w:ascii="Arial" w:hAnsi="Arial" w:cs="Arial"/>
+          <w:sz w:val="24"/>
+          <w:szCs w:val="24"/>
+        </w:rPr>
+        <w:t>Enlighten</w:t>
+      </w:r>
+      <w:r>
+        <w:rPr>
+          <w:rFonts w:ascii="Arial" w:hAnsi="Arial" w:cs="Arial"/>
+          <w:sz w:val="24"/>
+          <w:szCs w:val="24"/>
+        </w:rPr>
+        <w:t xml:space="preserve">, da empresa Innovative Sytems, </w:t>
+      </w:r>
+      <w:r>
+        <w:rPr>
+          <w:rFonts w:ascii="Arial" w:hAnsi="Arial" w:cs="Arial"/>
+          <w:sz w:val="24"/>
+          <w:szCs w:val="24"/>
+        </w:rPr>
+        <w:t>também disponibiliza a possibilidade da criação de um perfil de dados, os mesmos contam com uma ala inteira no site descrevendo os benefícios da identificação do perfil de dados de um negócio.</w:t>
+      </w:r>
+    </w:p>
+    <w:p>
+      <w:pPr>
+        <w:rPr>
+          <w:rFonts w:ascii="Arial" w:hAnsi="Arial" w:cs="Arial"/>
+          <w:sz w:val="24"/>
+          <w:szCs w:val="24"/>
+        </w:rPr>
+      </w:pPr>
+      <w:r>
+        <w:rPr>
+          <w:rFonts w:ascii="Arial" w:hAnsi="Arial" w:cs="Arial"/>
+          <w:sz w:val="24"/>
+          <w:szCs w:val="24"/>
+        </w:rPr>
         <w:lastRenderedPageBreak/>
-        <w:t xml:space="preserve">Por fim, o sistema </w:t>
-      </w:r>
-      <w:r>
-        <w:rPr>
-          <w:rFonts w:ascii="Arial" w:hAnsi="Arial" w:cs="Arial"/>
-          <w:sz w:val="24"/>
-          <w:szCs w:val="24"/>
-        </w:rPr>
-        <w:t>Enlighten</w:t>
-      </w:r>
-      <w:r>
-        <w:rPr>
-          <w:rFonts w:ascii="Arial" w:hAnsi="Arial" w:cs="Arial"/>
-          <w:sz w:val="24"/>
-          <w:szCs w:val="24"/>
-        </w:rPr>
-        <w:t xml:space="preserve">, da empresa Innovative Sytems, </w:t>
-      </w:r>
-      <w:r>
-        <w:rPr>
-          <w:rFonts w:ascii="Arial" w:hAnsi="Arial" w:cs="Arial"/>
-          <w:sz w:val="24"/>
-          <w:szCs w:val="24"/>
-        </w:rPr>
-        <w:t>também disponibiliza a possibilidade da criação de um perfil de dados, os mesmos contam com uma ala inteira no site descrevendo os benefícios da identificação do perfil de dados de um negócio.</w:t>
-      </w:r>
-    </w:p>
-    <w:p>
-      <w:pPr>
-        <w:rPr>
-          <w:rFonts w:ascii="Arial" w:hAnsi="Arial" w:cs="Arial"/>
-          <w:sz w:val="24"/>
-          <w:szCs w:val="24"/>
-        </w:rPr>
-      </w:pPr>
-      <w:r>
-        <w:rPr>
-          <w:rFonts w:ascii="Arial" w:hAnsi="Arial" w:cs="Arial"/>
-          <w:sz w:val="24"/>
-          <w:szCs w:val="24"/>
-        </w:rPr>
         <w:t>Com as informações levantadas, decidimos que dentre os sistema</w:t>
       </w:r>
       <w:r>
@@ -1539,8 +1523,42 @@
           <w:sz w:val="24"/>
           <w:szCs w:val="24"/>
         </w:rPr>
-        <w:t xml:space="preserve">A empresa Informatica contém uma base fortificada de suporte, contendo não apenas um fórum, mas também os mesmos constroem grupos de usuários e </w:t>
-      </w:r>
+        <w:t>A empresa Informatica contém uma base fortificada de suporte, contendo não apenas um fórum, mas também os mesmos constroem grupos de usuários e marcam encontros para sanar dúvidas de suas respectivas ferramentas como o Informatica Data Quality.</w:t>
+      </w:r>
+    </w:p>
+    <w:p>
+      <w:pPr>
+        <w:rPr>
+          <w:rFonts w:ascii="Arial" w:hAnsi="Arial" w:cs="Arial"/>
+          <w:sz w:val="24"/>
+          <w:szCs w:val="24"/>
+        </w:rPr>
+      </w:pPr>
+      <w:r>
+        <w:rPr>
+          <w:rFonts w:ascii="Arial" w:hAnsi="Arial" w:cs="Arial"/>
+          <w:sz w:val="24"/>
+          <w:szCs w:val="24"/>
+        </w:rPr>
+        <w:t xml:space="preserve">Já a IBM, sendo uma empresa de longa data também contam </w:t>
+      </w:r>
+      <w:r>
+        <w:rPr>
+          <w:rFonts w:ascii="Arial" w:hAnsi="Arial" w:cs="Arial"/>
+          <w:sz w:val="24"/>
+          <w:szCs w:val="24"/>
+        </w:rPr>
+        <w:t>com uma base forte de suporte, onde existem alas de “Registro de Caso”, ou seja, caso ocorra algum problema em uma das ferramentas como o IBM Big Quality.</w:t>
+      </w:r>
+    </w:p>
+    <w:p>
+      <w:pPr>
+        <w:rPr>
+          <w:rFonts w:ascii="Arial" w:hAnsi="Arial" w:cs="Arial"/>
+          <w:sz w:val="24"/>
+          <w:szCs w:val="24"/>
+        </w:rPr>
+      </w:pPr>
       <w:r>
         <w:rPr>
           <w:rFonts w:ascii="Arial" w:hAnsi="Arial" w:cs="Arial"/>
@@ -1548,48 +1566,6 @@
           <w:szCs w:val="24"/>
         </w:rPr>
         <w:lastRenderedPageBreak/>
-        <w:t>marcam encontros para sanar dúvidas de suas respectivas ferramentas como o Informatica Data Quality.</w:t>
-      </w:r>
-    </w:p>
-    <w:p>
-      <w:pPr>
-        <w:rPr>
-          <w:rFonts w:ascii="Arial" w:hAnsi="Arial" w:cs="Arial"/>
-          <w:sz w:val="24"/>
-          <w:szCs w:val="24"/>
-        </w:rPr>
-      </w:pPr>
-      <w:r>
-        <w:rPr>
-          <w:rFonts w:ascii="Arial" w:hAnsi="Arial" w:cs="Arial"/>
-          <w:sz w:val="24"/>
-          <w:szCs w:val="24"/>
-        </w:rPr>
-        <w:t xml:space="preserve">Já a IBM, sendo uma empresa de longa data também contam </w:t>
-      </w:r>
-      <w:r>
-        <w:rPr>
-          <w:rFonts w:ascii="Arial" w:hAnsi="Arial" w:cs="Arial"/>
-          <w:sz w:val="24"/>
-          <w:szCs w:val="24"/>
-        </w:rPr>
-        <w:t>com uma base forte de suporte, onde existem alas de “Registro de Caso”, ou seja, caso ocorra algum problema em uma das ferramentas como o IBM Big Quality.</w:t>
-      </w:r>
-    </w:p>
-    <w:p>
-      <w:pPr>
-        <w:rPr>
-          <w:rFonts w:ascii="Arial" w:hAnsi="Arial" w:cs="Arial"/>
-          <w:sz w:val="24"/>
-          <w:szCs w:val="24"/>
-        </w:rPr>
-      </w:pPr>
-      <w:r>
-        <w:rPr>
-          <w:rFonts w:ascii="Arial" w:hAnsi="Arial" w:cs="Arial"/>
-          <w:sz w:val="24"/>
-          <w:szCs w:val="24"/>
-        </w:rPr>
         <w:t>Já a Innovative System deixou a desejar na disponibilização do suporte, tivemos que garimpar no google para localizar a base de suporte, também as informações e acesso a sua comunidade necessitam de uma credencial, dificultando assim o acesso ao público. Por não obter o produto não obtivemos a confirmação se existe outras formas de acesso ao suporte.</w:t>
       </w:r>
     </w:p>
@@ -1664,6 +1640,645 @@
         </w:rPr>
         <w:t>A documentação é de estrema importância para a implementação de uma ferramenta, pois, na ausência de um suporte, o usuário pode consultá-la.</w:t>
       </w:r>
+      <w:r>
+        <w:rPr>
+          <w:rFonts w:ascii="Arial" w:hAnsi="Arial" w:cs="Arial"/>
+          <w:sz w:val="24"/>
+          <w:szCs w:val="24"/>
+        </w:rPr>
+        <w:t xml:space="preserve"> Também, a documentação proporciona maior agilidade na consulta de informações, não havendo necessidade de entrar em processos burocráticos para conter um acesso ao suporte.</w:t>
+      </w:r>
+    </w:p>
+    <w:p>
+      <w:pPr>
+        <w:rPr>
+          <w:rFonts w:ascii="Arial" w:hAnsi="Arial" w:cs="Arial"/>
+          <w:sz w:val="24"/>
+          <w:szCs w:val="24"/>
+        </w:rPr>
+      </w:pPr>
+      <w:r>
+        <w:rPr>
+          <w:rFonts w:ascii="Arial" w:hAnsi="Arial" w:cs="Arial"/>
+          <w:sz w:val="24"/>
+          <w:szCs w:val="24"/>
+        </w:rPr>
+        <w:t>A IBM e a Informatica, ambas empresas contém uma documentação altamente disponível para a consulta e extremamente clara de entendimento e leitura, havendo apenas a necessidade de criar um usuário em suas bases, com isso, o responsável pela governança de dados não tem apenas acesso a documentação de seus respectivos softwares de qualidade de dados, mas também a outras ferramentas que estas empresas oferecem.</w:t>
+      </w:r>
+    </w:p>
+    <w:p>
+      <w:pPr>
+        <w:rPr>
+          <w:rFonts w:ascii="Arial" w:hAnsi="Arial" w:cs="Arial"/>
+          <w:sz w:val="24"/>
+          <w:szCs w:val="24"/>
+        </w:rPr>
+      </w:pPr>
+      <w:r>
+        <w:rPr>
+          <w:rFonts w:ascii="Arial" w:hAnsi="Arial" w:cs="Arial"/>
+          <w:sz w:val="24"/>
+          <w:szCs w:val="24"/>
+        </w:rPr>
+        <w:t>Já a</w:t>
+      </w:r>
+      <w:r>
+        <w:rPr>
+          <w:rFonts w:ascii="Arial" w:hAnsi="Arial" w:cs="Arial"/>
+          <w:sz w:val="24"/>
+          <w:szCs w:val="24"/>
+        </w:rPr>
+        <w:t xml:space="preserve"> empresa Innovative System, a mesma, dificulta o acesso a documentação do Enlighten e de outros softwares, não havendo nem a possibilidade de criar uma credencial na base de documentação</w:t>
+      </w:r>
+      <w:r>
+        <w:rPr>
+          <w:rFonts w:ascii="Arial" w:hAnsi="Arial" w:cs="Arial"/>
+          <w:sz w:val="24"/>
+          <w:szCs w:val="24"/>
+        </w:rPr>
+        <w:t>, esta mesma credencial deve ser solicitada via e-mail para o suporte. Com este empecilho, ainda não conseguimos ler, analisar e tirar conclusões dos documentos.</w:t>
+      </w:r>
+    </w:p>
+    <w:p>
+      <w:pPr>
+        <w:rPr>
+          <w:rFonts w:ascii="Arial" w:hAnsi="Arial" w:cs="Arial"/>
+          <w:sz w:val="24"/>
+          <w:szCs w:val="24"/>
+        </w:rPr>
+      </w:pPr>
+      <w:r>
+        <w:rPr>
+          <w:rFonts w:ascii="Arial" w:hAnsi="Arial" w:cs="Arial"/>
+          <w:sz w:val="24"/>
+          <w:szCs w:val="24"/>
+        </w:rPr>
+        <w:t xml:space="preserve">Porém, em </w:t>
+      </w:r>
+      <w:r>
+        <w:rPr>
+          <w:rFonts w:ascii="Arial" w:hAnsi="Arial" w:cs="Arial"/>
+          <w:sz w:val="24"/>
+          <w:szCs w:val="24"/>
+        </w:rPr>
+        <w:t>ambas as empresas</w:t>
+      </w:r>
+      <w:r>
+        <w:rPr>
+          <w:rFonts w:ascii="Arial" w:hAnsi="Arial" w:cs="Arial"/>
+          <w:sz w:val="24"/>
+          <w:szCs w:val="24"/>
+        </w:rPr>
+        <w:t xml:space="preserve"> há um fator que pode dificultar a leitura </w:t>
+      </w:r>
+      <w:r>
+        <w:rPr>
+          <w:rFonts w:ascii="Arial" w:hAnsi="Arial" w:cs="Arial"/>
+          <w:sz w:val="24"/>
+          <w:szCs w:val="24"/>
+        </w:rPr>
+        <w:t>das documentações, sendo que as mesmas estão em inglês, lembrando que em no Brasil, a maioria não contém o conhecimento fluente em inglês.</w:t>
+      </w:r>
+    </w:p>
+    <w:p>
+      <w:pPr>
+        <w:rPr>
+          <w:rFonts w:ascii="Arial" w:hAnsi="Arial" w:cs="Arial"/>
+          <w:sz w:val="24"/>
+          <w:szCs w:val="24"/>
+        </w:rPr>
+      </w:pPr>
+      <w:r>
+        <w:rPr>
+          <w:rFonts w:ascii="Arial" w:hAnsi="Arial" w:cs="Arial"/>
+          <w:sz w:val="24"/>
+          <w:szCs w:val="24"/>
+        </w:rPr>
+        <w:t>Com todos os pontos alinhados, entendemos que os sistemas IBM BigQuality e Informatica Data Quality consistem com a disponibilidade de ótimas documentações.</w:t>
+      </w:r>
+    </w:p>
+    <w:p>
+      <w:pPr>
+        <w:jc w:val="center"/>
+        <w:rPr>
+          <w:rFonts w:ascii="Arial" w:hAnsi="Arial" w:cs="Arial"/>
+          <w:b/>
+          <w:bCs/>
+          <w:sz w:val="24"/>
+          <w:szCs w:val="24"/>
+        </w:rPr>
+      </w:pPr>
+    </w:p>
+    <w:p>
+      <w:pPr>
+        <w:jc w:val="center"/>
+        <w:rPr>
+          <w:rFonts w:ascii="Arial" w:hAnsi="Arial" w:cs="Arial"/>
+          <w:b/>
+          <w:bCs/>
+          <w:sz w:val="28"/>
+          <w:szCs w:val="28"/>
+        </w:rPr>
+      </w:pPr>
+      <w:r>
+        <w:rPr>
+          <w:rFonts w:ascii="Arial" w:hAnsi="Arial" w:cs="Arial"/>
+          <w:b/>
+          <w:bCs/>
+          <w:sz w:val="28"/>
+          <w:szCs w:val="28"/>
+        </w:rPr>
+        <w:t>O que são ferramentas de Master Data Management</w:t>
+      </w:r>
+    </w:p>
+    <w:p>
+      <w:pPr>
+        <w:rPr>
+          <w:rFonts w:ascii="Arial" w:hAnsi="Arial" w:cs="Arial"/>
+          <w:sz w:val="24"/>
+          <w:szCs w:val="24"/>
+        </w:rPr>
+      </w:pPr>
+      <w:r>
+        <w:rPr>
+          <w:rFonts w:ascii="Arial" w:hAnsi="Arial" w:cs="Arial"/>
+          <w:sz w:val="24"/>
+          <w:szCs w:val="24"/>
+        </w:rPr>
+        <w:t xml:space="preserve">As ferramentas de Master Data Management, traduzindo em português, Gestão de Dados Mestres, tem como objetivo de controlar e facilitar o acesso aos dados de extrema importância para o negócio de uma empresa. Outro ponto importante do MDM, que o mesmo não é apenas um facilitador </w:t>
+      </w:r>
+      <w:r>
+        <w:rPr>
+          <w:rFonts w:ascii="Arial" w:hAnsi="Arial" w:cs="Arial"/>
+          <w:sz w:val="24"/>
+          <w:szCs w:val="24"/>
+        </w:rPr>
+        <w:t>de acesso as principais informações da empresa, mas também é uma forma de implementar políticas e procedimentos para a construção e controle dos dados mestres.</w:t>
+      </w:r>
+    </w:p>
+    <w:p>
+      <w:pPr>
+        <w:rPr>
+          <w:rFonts w:ascii="Arial" w:hAnsi="Arial" w:cs="Arial"/>
+          <w:sz w:val="24"/>
+          <w:szCs w:val="24"/>
+        </w:rPr>
+      </w:pPr>
+      <w:r>
+        <w:rPr>
+          <w:rFonts w:ascii="Arial" w:hAnsi="Arial" w:cs="Arial"/>
+          <w:sz w:val="24"/>
+          <w:szCs w:val="24"/>
+        </w:rPr>
+        <w:lastRenderedPageBreak/>
+        <w:t xml:space="preserve">Com isso, selecionamos três ferramentas, também, nos baseamos no “Quadrante Mágico MDM Gartner” de </w:t>
+      </w:r>
+      <w:r>
+        <w:rPr>
+          <w:rFonts w:ascii="Arial" w:hAnsi="Arial" w:cs="Arial"/>
+          <w:sz w:val="24"/>
+          <w:szCs w:val="24"/>
+        </w:rPr>
+        <w:t>setembro</w:t>
+      </w:r>
+      <w:r>
+        <w:rPr>
+          <w:rFonts w:ascii="Arial" w:hAnsi="Arial" w:cs="Arial"/>
+          <w:sz w:val="24"/>
+          <w:szCs w:val="24"/>
+        </w:rPr>
+        <w:t xml:space="preserve"> de 2020, sendo elas:</w:t>
+      </w:r>
+    </w:p>
+    <w:p>
+      <w:pPr>
+        <w:pStyle w:val="PargrafodaLista"/>
+        <w:numPr>
+          <w:ilvl w:val="0"/>
+          <w:numId w:val="1"/>
+        </w:numPr>
+        <w:rPr>
+          <w:rFonts w:ascii="Arial" w:hAnsi="Arial" w:cs="Arial"/>
+          <w:sz w:val="24"/>
+          <w:szCs w:val="24"/>
+        </w:rPr>
+      </w:pPr>
+      <w:r>
+        <w:rPr>
+          <w:rFonts w:ascii="Arial" w:hAnsi="Arial" w:cs="Arial"/>
+          <w:sz w:val="24"/>
+          <w:szCs w:val="24"/>
+        </w:rPr>
+        <w:t>Informatica MDM – Reference 360</w:t>
+      </w:r>
+    </w:p>
+    <w:p>
+      <w:pPr>
+        <w:pStyle w:val="PargrafodaLista"/>
+        <w:numPr>
+          <w:ilvl w:val="0"/>
+          <w:numId w:val="1"/>
+        </w:numPr>
+        <w:rPr>
+          <w:rFonts w:ascii="Arial" w:hAnsi="Arial" w:cs="Arial"/>
+          <w:sz w:val="24"/>
+          <w:szCs w:val="24"/>
+        </w:rPr>
+      </w:pPr>
+      <w:r>
+        <w:rPr>
+          <w:rFonts w:ascii="Arial" w:hAnsi="Arial" w:cs="Arial"/>
+          <w:sz w:val="24"/>
+          <w:szCs w:val="24"/>
+        </w:rPr>
+        <w:t>IBM InfoSphere Master Data Management</w:t>
+      </w:r>
+    </w:p>
+    <w:p>
+      <w:pPr>
+        <w:pStyle w:val="PargrafodaLista"/>
+        <w:numPr>
+          <w:ilvl w:val="0"/>
+          <w:numId w:val="1"/>
+        </w:numPr>
+        <w:rPr>
+          <w:rFonts w:ascii="Arial" w:hAnsi="Arial" w:cs="Arial"/>
+          <w:sz w:val="24"/>
+          <w:szCs w:val="24"/>
+        </w:rPr>
+      </w:pPr>
+      <w:r>
+        <w:rPr>
+          <w:rFonts w:ascii="Arial" w:hAnsi="Arial" w:cs="Arial"/>
+          <w:sz w:val="24"/>
+          <w:szCs w:val="24"/>
+        </w:rPr>
+        <w:t>SAP NetWeaver Master Data Management 7.1</w:t>
+      </w:r>
+    </w:p>
+    <w:p>
+      <w:pPr>
+        <w:rPr>
+          <w:rFonts w:ascii="Arial" w:hAnsi="Arial" w:cs="Arial"/>
+          <w:sz w:val="24"/>
+          <w:szCs w:val="24"/>
+        </w:rPr>
+      </w:pPr>
+      <w:r>
+        <w:rPr>
+          <w:rFonts w:ascii="Arial" w:hAnsi="Arial" w:cs="Arial"/>
+          <w:sz w:val="24"/>
+          <w:szCs w:val="24"/>
+        </w:rPr>
+        <w:t xml:space="preserve">Semelhante aos procedimentos realizados com a comparação de ferramentas de qualidade de dados, também iremos adotar alguns pilares escolhidos pelo grupo para definir </w:t>
+      </w:r>
+      <w:r>
+        <w:rPr>
+          <w:rFonts w:ascii="Arial" w:hAnsi="Arial" w:cs="Arial"/>
+          <w:sz w:val="24"/>
+          <w:szCs w:val="24"/>
+        </w:rPr>
+        <w:t>quais destas ferramentas podemos indicar</w:t>
+      </w:r>
+      <w:r>
+        <w:rPr>
+          <w:rFonts w:ascii="Arial" w:hAnsi="Arial" w:cs="Arial"/>
+          <w:sz w:val="24"/>
+          <w:szCs w:val="24"/>
+        </w:rPr>
+        <w:t>, sendo os seguintes:</w:t>
+      </w:r>
+    </w:p>
+    <w:p>
+      <w:pPr>
+        <w:pStyle w:val="PargrafodaLista"/>
+        <w:numPr>
+          <w:ilvl w:val="0"/>
+          <w:numId w:val="1"/>
+        </w:numPr>
+        <w:rPr>
+          <w:rFonts w:ascii="Arial" w:hAnsi="Arial" w:cs="Arial"/>
+          <w:sz w:val="24"/>
+          <w:szCs w:val="24"/>
+        </w:rPr>
+      </w:pPr>
+      <w:r>
+        <w:rPr>
+          <w:rFonts w:ascii="Arial" w:hAnsi="Arial" w:cs="Arial"/>
+          <w:sz w:val="24"/>
+          <w:szCs w:val="24"/>
+        </w:rPr>
+        <w:t>Suporte</w:t>
+      </w:r>
+    </w:p>
+    <w:p>
+      <w:pPr>
+        <w:pStyle w:val="PargrafodaLista"/>
+        <w:numPr>
+          <w:ilvl w:val="0"/>
+          <w:numId w:val="1"/>
+        </w:numPr>
+        <w:rPr>
+          <w:rFonts w:ascii="Arial" w:hAnsi="Arial" w:cs="Arial"/>
+          <w:sz w:val="24"/>
+          <w:szCs w:val="24"/>
+        </w:rPr>
+      </w:pPr>
+      <w:r>
+        <w:rPr>
+          <w:rFonts w:ascii="Arial" w:hAnsi="Arial" w:cs="Arial"/>
+          <w:sz w:val="24"/>
+          <w:szCs w:val="24"/>
+        </w:rPr>
+        <w:t>Documentação</w:t>
+      </w:r>
+    </w:p>
+    <w:p>
+      <w:pPr>
+        <w:pStyle w:val="PargrafodaLista"/>
+        <w:numPr>
+          <w:ilvl w:val="0"/>
+          <w:numId w:val="1"/>
+        </w:numPr>
+        <w:rPr>
+          <w:rFonts w:ascii="Arial" w:hAnsi="Arial" w:cs="Arial"/>
+          <w:sz w:val="24"/>
+          <w:szCs w:val="24"/>
+        </w:rPr>
+      </w:pPr>
+      <w:r>
+        <w:rPr>
+          <w:rFonts w:ascii="Arial" w:hAnsi="Arial" w:cs="Arial"/>
+          <w:sz w:val="24"/>
+          <w:szCs w:val="24"/>
+        </w:rPr>
+        <w:t>Integração com outros sistemas</w:t>
+      </w:r>
+    </w:p>
+    <w:p>
+      <w:pPr>
+        <w:pStyle w:val="PargrafodaLista"/>
+        <w:numPr>
+          <w:ilvl w:val="0"/>
+          <w:numId w:val="1"/>
+        </w:numPr>
+        <w:rPr>
+          <w:rFonts w:ascii="Arial" w:hAnsi="Arial" w:cs="Arial"/>
+          <w:sz w:val="24"/>
+          <w:szCs w:val="24"/>
+        </w:rPr>
+      </w:pPr>
+      <w:r>
+        <w:rPr>
+          <w:rFonts w:ascii="Arial" w:hAnsi="Arial" w:cs="Arial"/>
+          <w:sz w:val="24"/>
+          <w:szCs w:val="24"/>
+        </w:rPr>
+        <w:t>Elaboração da Arquitetura</w:t>
+      </w:r>
+    </w:p>
+    <w:p>
+      <w:pPr>
+        <w:jc w:val="center"/>
+        <w:rPr>
+          <w:rFonts w:ascii="Arial" w:hAnsi="Arial" w:cs="Arial"/>
+          <w:b/>
+          <w:bCs/>
+          <w:sz w:val="24"/>
+          <w:szCs w:val="24"/>
+        </w:rPr>
+      </w:pPr>
+    </w:p>
+    <w:p>
+      <w:pPr>
+        <w:jc w:val="center"/>
+        <w:rPr>
+          <w:rFonts w:ascii="Arial" w:hAnsi="Arial" w:cs="Arial"/>
+          <w:b/>
+          <w:bCs/>
+          <w:sz w:val="24"/>
+          <w:szCs w:val="24"/>
+        </w:rPr>
+      </w:pPr>
+    </w:p>
+    <w:p>
+      <w:pPr>
+        <w:jc w:val="center"/>
+        <w:rPr>
+          <w:rFonts w:ascii="Arial" w:hAnsi="Arial" w:cs="Arial"/>
+          <w:b/>
+          <w:bCs/>
+          <w:sz w:val="24"/>
+          <w:szCs w:val="24"/>
+        </w:rPr>
+      </w:pPr>
+    </w:p>
+    <w:p>
+      <w:pPr>
+        <w:jc w:val="center"/>
+        <w:rPr>
+          <w:rFonts w:ascii="Arial" w:hAnsi="Arial" w:cs="Arial"/>
+          <w:b/>
+          <w:bCs/>
+          <w:sz w:val="24"/>
+          <w:szCs w:val="24"/>
+        </w:rPr>
+      </w:pPr>
+    </w:p>
+    <w:p>
+      <w:pPr>
+        <w:jc w:val="center"/>
+        <w:rPr>
+          <w:rFonts w:ascii="Arial" w:hAnsi="Arial" w:cs="Arial"/>
+          <w:b/>
+          <w:bCs/>
+          <w:sz w:val="24"/>
+          <w:szCs w:val="24"/>
+        </w:rPr>
+      </w:pPr>
+    </w:p>
+    <w:p>
+      <w:pPr>
+        <w:jc w:val="center"/>
+        <w:rPr>
+          <w:rFonts w:ascii="Arial" w:hAnsi="Arial" w:cs="Arial"/>
+          <w:b/>
+          <w:bCs/>
+          <w:sz w:val="28"/>
+          <w:szCs w:val="28"/>
+        </w:rPr>
+      </w:pPr>
+      <w:r>
+        <w:rPr>
+          <w:rFonts w:ascii="Arial" w:hAnsi="Arial" w:cs="Arial"/>
+          <w:b/>
+          <w:bCs/>
+          <w:sz w:val="28"/>
+          <w:szCs w:val="28"/>
+        </w:rPr>
+        <w:t>Conclusão</w:t>
+      </w:r>
+    </w:p>
+    <w:p>
+      <w:pPr>
+        <w:rPr>
+          <w:rFonts w:ascii="Arial" w:hAnsi="Arial" w:cs="Arial"/>
+          <w:sz w:val="24"/>
+          <w:szCs w:val="24"/>
+        </w:rPr>
+      </w:pPr>
+      <w:r>
+        <w:rPr>
+          <w:rFonts w:ascii="Arial" w:hAnsi="Arial" w:cs="Arial"/>
+          <w:sz w:val="24"/>
+          <w:szCs w:val="24"/>
+        </w:rPr>
+        <w:t xml:space="preserve">Agora, após realizar diversas análises nos sistemas informados acima, será necessário decidir qual deles é o mais indicado para utilizar em cada nicho, lembrando que eles são, “Qualidade de Dados”, </w:t>
+      </w:r>
+      <w:r>
+        <w:rPr>
+          <w:rFonts w:ascii="Arial" w:hAnsi="Arial" w:cs="Arial"/>
+          <w:sz w:val="24"/>
+          <w:szCs w:val="24"/>
+        </w:rPr>
+        <w:t>“</w:t>
+      </w:r>
+      <w:r>
+        <w:rPr>
+          <w:rFonts w:ascii="Arial" w:hAnsi="Arial" w:cs="Arial"/>
+          <w:sz w:val="24"/>
+          <w:szCs w:val="24"/>
+        </w:rPr>
+        <w:t>Master Data Management</w:t>
+      </w:r>
+      <w:r>
+        <w:rPr>
+          <w:rFonts w:ascii="Arial" w:hAnsi="Arial" w:cs="Arial"/>
+          <w:sz w:val="24"/>
+          <w:szCs w:val="24"/>
+        </w:rPr>
+        <w:t>”</w:t>
+      </w:r>
+      <w:r>
+        <w:rPr>
+          <w:rFonts w:ascii="Arial" w:hAnsi="Arial" w:cs="Arial"/>
+          <w:sz w:val="24"/>
+          <w:szCs w:val="24"/>
+        </w:rPr>
+        <w:t xml:space="preserve"> e </w:t>
+      </w:r>
+      <w:r>
+        <w:rPr>
+          <w:rFonts w:ascii="Arial" w:hAnsi="Arial" w:cs="Arial"/>
+          <w:sz w:val="24"/>
+          <w:szCs w:val="24"/>
+        </w:rPr>
+        <w:t>“</w:t>
+      </w:r>
+      <w:r>
+        <w:rPr>
+          <w:rFonts w:ascii="Arial" w:hAnsi="Arial" w:cs="Arial"/>
+          <w:sz w:val="24"/>
+          <w:szCs w:val="24"/>
+        </w:rPr>
+        <w:t>Metadata Manag</w:t>
+      </w:r>
+      <w:r>
+        <w:rPr>
+          <w:rFonts w:ascii="Arial" w:hAnsi="Arial" w:cs="Arial"/>
+          <w:sz w:val="24"/>
+          <w:szCs w:val="24"/>
+        </w:rPr>
+        <w:t>e</w:t>
+      </w:r>
+      <w:r>
+        <w:rPr>
+          <w:rFonts w:ascii="Arial" w:hAnsi="Arial" w:cs="Arial"/>
+          <w:sz w:val="24"/>
+          <w:szCs w:val="24"/>
+        </w:rPr>
+        <w:t>ment Solutions</w:t>
+      </w:r>
+      <w:r>
+        <w:rPr>
+          <w:rFonts w:ascii="Arial" w:hAnsi="Arial" w:cs="Arial"/>
+          <w:sz w:val="24"/>
+          <w:szCs w:val="24"/>
+        </w:rPr>
+        <w:t>”</w:t>
+      </w:r>
+      <w:r>
+        <w:rPr>
+          <w:rFonts w:ascii="Arial" w:hAnsi="Arial" w:cs="Arial"/>
+          <w:sz w:val="24"/>
+          <w:szCs w:val="24"/>
+        </w:rPr>
+        <w:t>.</w:t>
+      </w:r>
+      <w:r>
+        <w:rPr>
+          <w:rFonts w:ascii="Arial" w:hAnsi="Arial" w:cs="Arial"/>
+          <w:sz w:val="24"/>
+          <w:szCs w:val="24"/>
+        </w:rPr>
+        <w:t xml:space="preserve"> De acordo com o os dados apontados, poderíamos muito bem indicar todos os programas relacionados a empresa Informatica, porém, é a penas uma recomendação, antes de implementar uma ferramenta, deve-se estudar o seu ambiente, muitas vezes a utilização de um Excel pode ser o necessário para controlar todos os dados de uma companhia.</w:t>
+      </w:r>
+    </w:p>
+    <w:p>
+      <w:pPr>
+        <w:rPr>
+          <w:rFonts w:ascii="Arial" w:hAnsi="Arial" w:cs="Arial"/>
+          <w:sz w:val="24"/>
+          <w:szCs w:val="24"/>
+        </w:rPr>
+      </w:pPr>
+    </w:p>
+    <w:p>
+      <w:pPr>
+        <w:rPr>
+          <w:rFonts w:ascii="Arial" w:hAnsi="Arial" w:cs="Arial"/>
+          <w:sz w:val="24"/>
+          <w:szCs w:val="24"/>
+        </w:rPr>
+      </w:pPr>
+    </w:p>
+    <w:p>
+      <w:pPr>
+        <w:rPr>
+          <w:rFonts w:ascii="Arial" w:hAnsi="Arial" w:cs="Arial"/>
+          <w:b/>
+          <w:bCs/>
+          <w:sz w:val="24"/>
+          <w:szCs w:val="24"/>
+        </w:rPr>
+      </w:pPr>
+    </w:p>
+    <w:p>
+      <w:pPr>
+        <w:rPr>
+          <w:rFonts w:ascii="Arial" w:hAnsi="Arial" w:cs="Arial"/>
+          <w:sz w:val="24"/>
+          <w:szCs w:val="24"/>
+        </w:rPr>
+      </w:pPr>
+    </w:p>
+    <w:p>
+      <w:pPr>
+        <w:rPr>
+          <w:rFonts w:ascii="Arial" w:hAnsi="Arial" w:cs="Arial"/>
+          <w:sz w:val="24"/>
+          <w:szCs w:val="24"/>
+        </w:rPr>
+      </w:pPr>
+    </w:p>
+    <w:p>
+      <w:pPr>
+        <w:rPr>
+          <w:rFonts w:ascii="Arial" w:hAnsi="Arial" w:cs="Arial"/>
+          <w:sz w:val="24"/>
+          <w:szCs w:val="24"/>
+        </w:rPr>
+      </w:pPr>
     </w:p>
     <w:p>
       <w:pPr>

--- a/GOVERNANCA/Governança de dados.docx
+++ b/GOVERNANCA/Governança de dados.docx
@@ -416,7 +416,25 @@
           <w:sz w:val="24"/>
           <w:szCs w:val="24"/>
         </w:rPr>
-        <w:t>Esta pesquisa detalhará as ferramentas e as áreas que as mesmas atuam, para assim, justificar a escolha d</w:t>
+        <w:t xml:space="preserve">Esta pesquisa detalhará as ferramentas e as áreas que </w:t>
+      </w:r>
+      <w:proofErr w:type="gramStart"/>
+      <w:r>
+        <w:rPr>
+          <w:rFonts w:ascii="Arial" w:hAnsi="Arial" w:cs="Arial"/>
+          <w:sz w:val="24"/>
+          <w:szCs w:val="24"/>
+        </w:rPr>
+        <w:t>as mesmas</w:t>
+      </w:r>
+      <w:proofErr w:type="gramEnd"/>
+      <w:r>
+        <w:rPr>
+          <w:rFonts w:ascii="Arial" w:hAnsi="Arial" w:cs="Arial"/>
+          <w:sz w:val="24"/>
+          <w:szCs w:val="24"/>
+        </w:rPr>
+        <w:t xml:space="preserve"> atuam, para assim, justificar a escolha d</w:t>
       </w:r>
       <w:r>
         <w:rPr>
@@ -706,7 +724,25 @@
           <w:sz w:val="24"/>
           <w:szCs w:val="24"/>
         </w:rPr>
-        <w:t>Antes de iniciar qualquer comparação ou especulação referente as ferramentas para a Governança de Dados, temos que entender no que de fato as mesmas significam. Um software de governança de dados não representa apenas um “Facilitador” para algumas etapas de extração de dados, mas sim um controlador de como estas informações se relacionam</w:t>
+        <w:t xml:space="preserve">Antes de iniciar qualquer comparação ou especulação referente as ferramentas para a Governança de Dados, temos que entender no que de fato </w:t>
+      </w:r>
+      <w:proofErr w:type="gramStart"/>
+      <w:r>
+        <w:rPr>
+          <w:rFonts w:ascii="Arial" w:hAnsi="Arial" w:cs="Arial"/>
+          <w:sz w:val="24"/>
+          <w:szCs w:val="24"/>
+        </w:rPr>
+        <w:t>as mesmas</w:t>
+      </w:r>
+      <w:proofErr w:type="gramEnd"/>
+      <w:r>
+        <w:rPr>
+          <w:rFonts w:ascii="Arial" w:hAnsi="Arial" w:cs="Arial"/>
+          <w:sz w:val="24"/>
+          <w:szCs w:val="24"/>
+        </w:rPr>
+        <w:t xml:space="preserve"> significam. Um software de governança de dados não representa apenas um “Facilitador” para algumas etapas de extração de dados, mas sim um controlador de como estas informações se relacionam</w:t>
       </w:r>
       <w:r>
         <w:rPr>
@@ -755,7 +791,25 @@
           <w:sz w:val="24"/>
           <w:szCs w:val="24"/>
         </w:rPr>
-        <w:t xml:space="preserve">, buscamos por diversas ferramentas, também, nos baseamos no “Quadrante Mágico de Gartner de Qualidade de Dados” de </w:t>
+        <w:t xml:space="preserve">, buscamos por diversas ferramentas, também, nos baseamos no “Quadrante Mágico de </w:t>
+      </w:r>
+      <w:proofErr w:type="spellStart"/>
+      <w:r>
+        <w:rPr>
+          <w:rFonts w:ascii="Arial" w:hAnsi="Arial" w:cs="Arial"/>
+          <w:sz w:val="24"/>
+          <w:szCs w:val="24"/>
+        </w:rPr>
+        <w:t>Gartner</w:t>
+      </w:r>
+      <w:proofErr w:type="spellEnd"/>
+      <w:r>
+        <w:rPr>
+          <w:rFonts w:ascii="Arial" w:hAnsi="Arial" w:cs="Arial"/>
+          <w:sz w:val="24"/>
+          <w:szCs w:val="24"/>
+        </w:rPr>
+        <w:t xml:space="preserve"> de Qualidade de Dados” de </w:t>
       </w:r>
       <w:r>
         <w:rPr>
@@ -801,8 +855,18 @@
           <w:sz w:val="24"/>
           <w:szCs w:val="24"/>
         </w:rPr>
-        <w:t>IBM BigQuality</w:t>
-      </w:r>
+        <w:t xml:space="preserve">IBM </w:t>
+      </w:r>
+      <w:proofErr w:type="spellStart"/>
+      <w:r>
+        <w:rPr>
+          <w:rFonts w:ascii="Arial" w:hAnsi="Arial" w:cs="Arial"/>
+          <w:sz w:val="24"/>
+          <w:szCs w:val="24"/>
+        </w:rPr>
+        <w:t>BigQuality</w:t>
+      </w:r>
+      <w:proofErr w:type="spellEnd"/>
       <w:r>
         <w:rPr>
           <w:rFonts w:ascii="Arial" w:hAnsi="Arial" w:cs="Arial"/>
@@ -825,22 +889,52 @@
           <w:szCs w:val="24"/>
         </w:rPr>
       </w:pPr>
-      <w:r>
-        <w:rPr>
-          <w:rFonts w:ascii="Arial" w:hAnsi="Arial" w:cs="Arial"/>
-          <w:sz w:val="24"/>
-          <w:szCs w:val="24"/>
-        </w:rPr>
-        <w:t>Informatica Data Quality</w:t>
-      </w:r>
-      <w:r>
-        <w:rPr>
-          <w:rFonts w:ascii="Arial" w:hAnsi="Arial" w:cs="Arial"/>
-          <w:sz w:val="24"/>
-          <w:szCs w:val="24"/>
-        </w:rPr>
-        <w:t xml:space="preserve"> - Informatica</w:t>
-      </w:r>
+      <w:proofErr w:type="spellStart"/>
+      <w:r>
+        <w:rPr>
+          <w:rFonts w:ascii="Arial" w:hAnsi="Arial" w:cs="Arial"/>
+          <w:sz w:val="24"/>
+          <w:szCs w:val="24"/>
+        </w:rPr>
+        <w:t>Informatica</w:t>
+      </w:r>
+      <w:proofErr w:type="spellEnd"/>
+      <w:r>
+        <w:rPr>
+          <w:rFonts w:ascii="Arial" w:hAnsi="Arial" w:cs="Arial"/>
+          <w:sz w:val="24"/>
+          <w:szCs w:val="24"/>
+        </w:rPr>
+        <w:t xml:space="preserve"> Data </w:t>
+      </w:r>
+      <w:proofErr w:type="spellStart"/>
+      <w:r>
+        <w:rPr>
+          <w:rFonts w:ascii="Arial" w:hAnsi="Arial" w:cs="Arial"/>
+          <w:sz w:val="24"/>
+          <w:szCs w:val="24"/>
+        </w:rPr>
+        <w:t>Quality</w:t>
+      </w:r>
+      <w:proofErr w:type="spellEnd"/>
+      <w:r>
+        <w:rPr>
+          <w:rFonts w:ascii="Arial" w:hAnsi="Arial" w:cs="Arial"/>
+          <w:sz w:val="24"/>
+          <w:szCs w:val="24"/>
+        </w:rPr>
+        <w:t xml:space="preserve"> - </w:t>
+      </w:r>
+      <w:proofErr w:type="spellStart"/>
+      <w:r>
+        <w:rPr>
+          <w:rFonts w:ascii="Arial" w:hAnsi="Arial" w:cs="Arial"/>
+          <w:sz w:val="24"/>
+          <w:szCs w:val="24"/>
+        </w:rPr>
+        <w:t>Informatica</w:t>
+      </w:r>
+      <w:proofErr w:type="spellEnd"/>
     </w:p>
     <w:p>
       <w:pPr>
@@ -855,6 +949,7 @@
           <w:szCs w:val="24"/>
         </w:rPr>
       </w:pPr>
+      <w:proofErr w:type="spellStart"/>
       <w:r>
         <w:rPr>
           <w:rFonts w:ascii="Arial" w:hAnsi="Arial" w:cs="Arial"/>
@@ -863,13 +958,32 @@
         </w:rPr>
         <w:t>Enlighten</w:t>
       </w:r>
-      <w:r>
-        <w:rPr>
-          <w:rFonts w:ascii="Arial" w:hAnsi="Arial" w:cs="Arial"/>
-          <w:sz w:val="24"/>
-          <w:szCs w:val="24"/>
-        </w:rPr>
-        <w:t xml:space="preserve"> – Innovative Systems</w:t>
+      <w:proofErr w:type="spellEnd"/>
+      <w:r>
+        <w:rPr>
+          <w:rFonts w:ascii="Arial" w:hAnsi="Arial" w:cs="Arial"/>
+          <w:sz w:val="24"/>
+          <w:szCs w:val="24"/>
+        </w:rPr>
+        <w:t xml:space="preserve"> – </w:t>
+      </w:r>
+      <w:proofErr w:type="spellStart"/>
+      <w:r>
+        <w:rPr>
+          <w:rFonts w:ascii="Arial" w:hAnsi="Arial" w:cs="Arial"/>
+          <w:sz w:val="24"/>
+          <w:szCs w:val="24"/>
+        </w:rPr>
+        <w:t>Innovative</w:t>
+      </w:r>
+      <w:proofErr w:type="spellEnd"/>
+      <w:r>
+        <w:rPr>
+          <w:rFonts w:ascii="Arial" w:hAnsi="Arial" w:cs="Arial"/>
+          <w:sz w:val="24"/>
+          <w:szCs w:val="24"/>
+        </w:rPr>
+        <w:t xml:space="preserve"> Systems</w:t>
       </w:r>
     </w:p>
     <w:p>
@@ -1064,7 +1178,25 @@
           <w:sz w:val="24"/>
           <w:szCs w:val="24"/>
         </w:rPr>
-        <w:t xml:space="preserve">A elaboração de um perfil de dados normalmente é realizada por um software, onde o mesmo disponibilizaria ao usuário um relatório para o mesmo tomar as decisões necessárias sobre o controle de dados, fornecendo assim um relacionamento melhor entre </w:t>
+        <w:t xml:space="preserve">A elaboração de um perfil de dados normalmente é realizada por um software, onde </w:t>
+      </w:r>
+      <w:proofErr w:type="gramStart"/>
+      <w:r>
+        <w:rPr>
+          <w:rFonts w:ascii="Arial" w:hAnsi="Arial" w:cs="Arial"/>
+          <w:sz w:val="24"/>
+          <w:szCs w:val="24"/>
+        </w:rPr>
+        <w:t>o mesmo</w:t>
+      </w:r>
+      <w:proofErr w:type="gramEnd"/>
+      <w:r>
+        <w:rPr>
+          <w:rFonts w:ascii="Arial" w:hAnsi="Arial" w:cs="Arial"/>
+          <w:sz w:val="24"/>
+          <w:szCs w:val="24"/>
+        </w:rPr>
+        <w:t xml:space="preserve"> disponibilizaria ao usuário um relatório para o mesmo tomar as decisões necessárias sobre o controle de dados, fornecendo assim um relacionamento melhor entre </w:t>
       </w:r>
       <w:r>
         <w:rPr>
@@ -1097,8 +1229,18 @@
           <w:sz w:val="24"/>
           <w:szCs w:val="24"/>
         </w:rPr>
-        <w:t>O sistema IBM BigQuality</w:t>
-      </w:r>
+        <w:t xml:space="preserve">O sistema IBM </w:t>
+      </w:r>
+      <w:proofErr w:type="spellStart"/>
+      <w:r>
+        <w:rPr>
+          <w:rFonts w:ascii="Arial" w:hAnsi="Arial" w:cs="Arial"/>
+          <w:sz w:val="24"/>
+          <w:szCs w:val="24"/>
+        </w:rPr>
+        <w:t>BigQuality</w:t>
+      </w:r>
+      <w:proofErr w:type="spellEnd"/>
       <w:r>
         <w:rPr>
           <w:rFonts w:ascii="Arial" w:hAnsi="Arial" w:cs="Arial"/>
@@ -1138,7 +1280,43 @@
           <w:sz w:val="24"/>
           <w:szCs w:val="24"/>
         </w:rPr>
-        <w:t xml:space="preserve">Já o sistema Informatica Data Quality, não tem de forma clara no site a elaboração do perfil, porém, em sua documentação </w:t>
+        <w:t xml:space="preserve">Já o sistema </w:t>
+      </w:r>
+      <w:proofErr w:type="spellStart"/>
+      <w:r>
+        <w:rPr>
+          <w:rFonts w:ascii="Arial" w:hAnsi="Arial" w:cs="Arial"/>
+          <w:sz w:val="24"/>
+          <w:szCs w:val="24"/>
+        </w:rPr>
+        <w:t>Informatica</w:t>
+      </w:r>
+      <w:proofErr w:type="spellEnd"/>
+      <w:r>
+        <w:rPr>
+          <w:rFonts w:ascii="Arial" w:hAnsi="Arial" w:cs="Arial"/>
+          <w:sz w:val="24"/>
+          <w:szCs w:val="24"/>
+        </w:rPr>
+        <w:t xml:space="preserve"> Data </w:t>
+      </w:r>
+      <w:proofErr w:type="spellStart"/>
+      <w:r>
+        <w:rPr>
+          <w:rFonts w:ascii="Arial" w:hAnsi="Arial" w:cs="Arial"/>
+          <w:sz w:val="24"/>
+          <w:szCs w:val="24"/>
+        </w:rPr>
+        <w:t>Quality</w:t>
+      </w:r>
+      <w:proofErr w:type="spellEnd"/>
+      <w:r>
+        <w:rPr>
+          <w:rFonts w:ascii="Arial" w:hAnsi="Arial" w:cs="Arial"/>
+          <w:sz w:val="24"/>
+          <w:szCs w:val="24"/>
+        </w:rPr>
+        <w:t xml:space="preserve">, não tem de forma clara no site a elaboração do perfil, porém, em sua documentação </w:t>
       </w:r>
       <w:r>
         <w:rPr>
@@ -1189,6 +1367,7 @@
         </w:rPr>
         <w:t xml:space="preserve">Por fim, o sistema </w:t>
       </w:r>
+      <w:proofErr w:type="spellStart"/>
       <w:r>
         <w:rPr>
           <w:rFonts w:ascii="Arial" w:hAnsi="Arial" w:cs="Arial"/>
@@ -1197,21 +1376,76 @@
         </w:rPr>
         <w:t>Enlighten</w:t>
       </w:r>
-      <w:r>
-        <w:rPr>
-          <w:rFonts w:ascii="Arial" w:hAnsi="Arial" w:cs="Arial"/>
-          <w:sz w:val="24"/>
-          <w:szCs w:val="24"/>
-        </w:rPr>
-        <w:t xml:space="preserve">, da empresa Innovative Sytems, </w:t>
-      </w:r>
-      <w:r>
-        <w:rPr>
-          <w:rFonts w:ascii="Arial" w:hAnsi="Arial" w:cs="Arial"/>
-          <w:sz w:val="24"/>
-          <w:szCs w:val="24"/>
-        </w:rPr>
-        <w:t>também disponibiliza a possibilidade da criação de um perfil de dados, os mesmos contam com uma ala inteira no site descrevendo os benefícios da identificação do perfil de dados de um negócio.</w:t>
+      <w:proofErr w:type="spellEnd"/>
+      <w:r>
+        <w:rPr>
+          <w:rFonts w:ascii="Arial" w:hAnsi="Arial" w:cs="Arial"/>
+          <w:sz w:val="24"/>
+          <w:szCs w:val="24"/>
+        </w:rPr>
+        <w:t xml:space="preserve">, da empresa </w:t>
+      </w:r>
+      <w:proofErr w:type="spellStart"/>
+      <w:r>
+        <w:rPr>
+          <w:rFonts w:ascii="Arial" w:hAnsi="Arial" w:cs="Arial"/>
+          <w:sz w:val="24"/>
+          <w:szCs w:val="24"/>
+        </w:rPr>
+        <w:t>Innovative</w:t>
+      </w:r>
+      <w:proofErr w:type="spellEnd"/>
+      <w:r>
+        <w:rPr>
+          <w:rFonts w:ascii="Arial" w:hAnsi="Arial" w:cs="Arial"/>
+          <w:sz w:val="24"/>
+          <w:szCs w:val="24"/>
+        </w:rPr>
+        <w:t xml:space="preserve"> </w:t>
+      </w:r>
+      <w:proofErr w:type="spellStart"/>
+      <w:r>
+        <w:rPr>
+          <w:rFonts w:ascii="Arial" w:hAnsi="Arial" w:cs="Arial"/>
+          <w:sz w:val="24"/>
+          <w:szCs w:val="24"/>
+        </w:rPr>
+        <w:t>Sytems</w:t>
+      </w:r>
+      <w:proofErr w:type="spellEnd"/>
+      <w:r>
+        <w:rPr>
+          <w:rFonts w:ascii="Arial" w:hAnsi="Arial" w:cs="Arial"/>
+          <w:sz w:val="24"/>
+          <w:szCs w:val="24"/>
+        </w:rPr>
+        <w:t xml:space="preserve">, </w:t>
+      </w:r>
+      <w:r>
+        <w:rPr>
+          <w:rFonts w:ascii="Arial" w:hAnsi="Arial" w:cs="Arial"/>
+          <w:sz w:val="24"/>
+          <w:szCs w:val="24"/>
+        </w:rPr>
+        <w:t xml:space="preserve">também disponibiliza a possibilidade da criação de um perfil de dados, </w:t>
+      </w:r>
+      <w:proofErr w:type="gramStart"/>
+      <w:r>
+        <w:rPr>
+          <w:rFonts w:ascii="Arial" w:hAnsi="Arial" w:cs="Arial"/>
+          <w:sz w:val="24"/>
+          <w:szCs w:val="24"/>
+        </w:rPr>
+        <w:t>os mesmos</w:t>
+      </w:r>
+      <w:proofErr w:type="gramEnd"/>
+      <w:r>
+        <w:rPr>
+          <w:rFonts w:ascii="Arial" w:hAnsi="Arial" w:cs="Arial"/>
+          <w:sz w:val="24"/>
+          <w:szCs w:val="24"/>
+        </w:rPr>
+        <w:t xml:space="preserve"> contam com uma ala inteira no site descrevendo os benefícios da identificação do perfil de dados de um negócio.</w:t>
       </w:r>
     </w:p>
     <w:p>
@@ -1253,7 +1487,16 @@
           <w:sz w:val="24"/>
           <w:szCs w:val="24"/>
         </w:rPr>
-        <w:t xml:space="preserve"> o I</w:t>
+        <w:t xml:space="preserve"> o </w:t>
+      </w:r>
+      <w:proofErr w:type="spellStart"/>
+      <w:r>
+        <w:rPr>
+          <w:rFonts w:ascii="Arial" w:hAnsi="Arial" w:cs="Arial"/>
+          <w:sz w:val="24"/>
+          <w:szCs w:val="24"/>
+        </w:rPr>
+        <w:t>I</w:t>
       </w:r>
       <w:r>
         <w:rPr>
@@ -1279,21 +1522,50 @@
         </w:rPr>
         <w:t>tica</w:t>
       </w:r>
-      <w:r>
-        <w:rPr>
-          <w:rFonts w:ascii="Arial" w:hAnsi="Arial" w:cs="Arial"/>
-          <w:sz w:val="24"/>
-          <w:szCs w:val="24"/>
-        </w:rPr>
-        <w:t xml:space="preserve"> Data Quality</w:t>
-      </w:r>
-      <w:r>
-        <w:rPr>
-          <w:rFonts w:ascii="Arial" w:hAnsi="Arial" w:cs="Arial"/>
-          <w:sz w:val="24"/>
-          <w:szCs w:val="24"/>
-        </w:rPr>
-        <w:t xml:space="preserve"> e o Enlighten, são ótimos </w:t>
+      <w:proofErr w:type="spellEnd"/>
+      <w:r>
+        <w:rPr>
+          <w:rFonts w:ascii="Arial" w:hAnsi="Arial" w:cs="Arial"/>
+          <w:sz w:val="24"/>
+          <w:szCs w:val="24"/>
+        </w:rPr>
+        <w:t xml:space="preserve"> Data </w:t>
+      </w:r>
+      <w:proofErr w:type="spellStart"/>
+      <w:r>
+        <w:rPr>
+          <w:rFonts w:ascii="Arial" w:hAnsi="Arial" w:cs="Arial"/>
+          <w:sz w:val="24"/>
+          <w:szCs w:val="24"/>
+        </w:rPr>
+        <w:t>Quality</w:t>
+      </w:r>
+      <w:proofErr w:type="spellEnd"/>
+      <w:r>
+        <w:rPr>
+          <w:rFonts w:ascii="Arial" w:hAnsi="Arial" w:cs="Arial"/>
+          <w:sz w:val="24"/>
+          <w:szCs w:val="24"/>
+        </w:rPr>
+        <w:t xml:space="preserve"> e o </w:t>
+      </w:r>
+      <w:proofErr w:type="spellStart"/>
+      <w:r>
+        <w:rPr>
+          <w:rFonts w:ascii="Arial" w:hAnsi="Arial" w:cs="Arial"/>
+          <w:sz w:val="24"/>
+          <w:szCs w:val="24"/>
+        </w:rPr>
+        <w:t>Enlighten</w:t>
+      </w:r>
+      <w:proofErr w:type="spellEnd"/>
+      <w:r>
+        <w:rPr>
+          <w:rFonts w:ascii="Arial" w:hAnsi="Arial" w:cs="Arial"/>
+          <w:sz w:val="24"/>
+          <w:szCs w:val="24"/>
+        </w:rPr>
+        <w:t xml:space="preserve">, são ótimos </w:t>
       </w:r>
       <w:r>
         <w:rPr>
@@ -1391,66 +1663,310 @@
           <w:sz w:val="24"/>
           <w:szCs w:val="24"/>
         </w:rPr>
-        <w:t>O IBM BigQuality contém uma área e bem específica e destinada a conexão ao Hadoop, aliás, em seu site é uma das características mais destacadas para a utilização desta ferramenta, levando em conta que o software Hadoop está em alta no mercado de processamento de grandes volumes de dados.</w:t>
-      </w:r>
-    </w:p>
-    <w:p>
-      <w:pPr>
-        <w:rPr>
-          <w:rFonts w:ascii="Arial" w:hAnsi="Arial" w:cs="Arial"/>
-          <w:sz w:val="24"/>
-          <w:szCs w:val="24"/>
-        </w:rPr>
-      </w:pPr>
-      <w:r>
-        <w:rPr>
-          <w:rFonts w:ascii="Arial" w:hAnsi="Arial" w:cs="Arial"/>
-          <w:sz w:val="24"/>
-          <w:szCs w:val="24"/>
-        </w:rPr>
-        <w:t>Já o Informatica Data Quality</w:t>
-      </w:r>
-      <w:r>
-        <w:rPr>
-          <w:rFonts w:ascii="Arial" w:hAnsi="Arial" w:cs="Arial"/>
-          <w:sz w:val="24"/>
-          <w:szCs w:val="24"/>
-        </w:rPr>
-        <w:t xml:space="preserve"> se importa com as conexões de infraestruturas em nuvem como o Microsoft Azure e o AWS (Amaxon Web Services), lembrando que estas duas estruturas proporcionam uma robustez maior para o controle de suas informações, sendo que ambas as empresas contam com diversos datacenters espalhados pelo mundo.</w:t>
-      </w:r>
-    </w:p>
-    <w:p>
-      <w:pPr>
-        <w:rPr>
-          <w:rFonts w:ascii="Arial" w:hAnsi="Arial" w:cs="Arial"/>
-          <w:sz w:val="24"/>
-          <w:szCs w:val="24"/>
-        </w:rPr>
-      </w:pPr>
-      <w:r>
-        <w:rPr>
-          <w:rFonts w:ascii="Arial" w:hAnsi="Arial" w:cs="Arial"/>
-          <w:sz w:val="24"/>
-          <w:szCs w:val="24"/>
-        </w:rPr>
-        <w:t>E então o Enlighten, ferramenta da empresa Innovative Systems, não sinaliza um software específico para conexão, na realidade os mesmos listam de forma genérica a possibilidade de integração com sistemas ERP, Warehouses entre outros.</w:t>
-      </w:r>
-    </w:p>
-    <w:p>
-      <w:pPr>
-        <w:rPr>
-          <w:rFonts w:ascii="Arial" w:hAnsi="Arial" w:cs="Arial"/>
-          <w:sz w:val="24"/>
-          <w:szCs w:val="24"/>
-        </w:rPr>
-      </w:pPr>
-      <w:r>
-        <w:rPr>
-          <w:rFonts w:ascii="Arial" w:hAnsi="Arial" w:cs="Arial"/>
-          <w:sz w:val="24"/>
-          <w:szCs w:val="24"/>
-        </w:rPr>
-        <w:t>Realizando uma comparação básica, o grupo decidiu que as melhores ferramentas para uma integração fácil com outros sistemas, seriam o IBM BigQuality e o Informatica Data Quality, pelo fato que as mesmas deixam de forma bem clara os parceiros que as mesmas contam.</w:t>
+        <w:t xml:space="preserve">O IBM </w:t>
+      </w:r>
+      <w:proofErr w:type="spellStart"/>
+      <w:r>
+        <w:rPr>
+          <w:rFonts w:ascii="Arial" w:hAnsi="Arial" w:cs="Arial"/>
+          <w:sz w:val="24"/>
+          <w:szCs w:val="24"/>
+        </w:rPr>
+        <w:t>BigQuality</w:t>
+      </w:r>
+      <w:proofErr w:type="spellEnd"/>
+      <w:r>
+        <w:rPr>
+          <w:rFonts w:ascii="Arial" w:hAnsi="Arial" w:cs="Arial"/>
+          <w:sz w:val="24"/>
+          <w:szCs w:val="24"/>
+        </w:rPr>
+        <w:t xml:space="preserve"> contém uma área e bem específica e destinada a conexão ao </w:t>
+      </w:r>
+      <w:proofErr w:type="spellStart"/>
+      <w:r>
+        <w:rPr>
+          <w:rFonts w:ascii="Arial" w:hAnsi="Arial" w:cs="Arial"/>
+          <w:sz w:val="24"/>
+          <w:szCs w:val="24"/>
+        </w:rPr>
+        <w:t>Hadoop</w:t>
+      </w:r>
+      <w:proofErr w:type="spellEnd"/>
+      <w:r>
+        <w:rPr>
+          <w:rFonts w:ascii="Arial" w:hAnsi="Arial" w:cs="Arial"/>
+          <w:sz w:val="24"/>
+          <w:szCs w:val="24"/>
+        </w:rPr>
+        <w:t xml:space="preserve">, aliás, em seu site é uma das características mais destacadas para a utilização desta ferramenta, levando em conta que o software </w:t>
+      </w:r>
+      <w:proofErr w:type="spellStart"/>
+      <w:r>
+        <w:rPr>
+          <w:rFonts w:ascii="Arial" w:hAnsi="Arial" w:cs="Arial"/>
+          <w:sz w:val="24"/>
+          <w:szCs w:val="24"/>
+        </w:rPr>
+        <w:t>Hadoop</w:t>
+      </w:r>
+      <w:proofErr w:type="spellEnd"/>
+      <w:r>
+        <w:rPr>
+          <w:rFonts w:ascii="Arial" w:hAnsi="Arial" w:cs="Arial"/>
+          <w:sz w:val="24"/>
+          <w:szCs w:val="24"/>
+        </w:rPr>
+        <w:t xml:space="preserve"> está em alta no mercado de processamento de grandes volumes de dados.</w:t>
+      </w:r>
+    </w:p>
+    <w:p>
+      <w:pPr>
+        <w:rPr>
+          <w:rFonts w:ascii="Arial" w:hAnsi="Arial" w:cs="Arial"/>
+          <w:sz w:val="24"/>
+          <w:szCs w:val="24"/>
+        </w:rPr>
+      </w:pPr>
+      <w:r>
+        <w:rPr>
+          <w:rFonts w:ascii="Arial" w:hAnsi="Arial" w:cs="Arial"/>
+          <w:sz w:val="24"/>
+          <w:szCs w:val="24"/>
+        </w:rPr>
+        <w:t xml:space="preserve">Já o </w:t>
+      </w:r>
+      <w:proofErr w:type="spellStart"/>
+      <w:r>
+        <w:rPr>
+          <w:rFonts w:ascii="Arial" w:hAnsi="Arial" w:cs="Arial"/>
+          <w:sz w:val="24"/>
+          <w:szCs w:val="24"/>
+        </w:rPr>
+        <w:t>Informatica</w:t>
+      </w:r>
+      <w:proofErr w:type="spellEnd"/>
+      <w:r>
+        <w:rPr>
+          <w:rFonts w:ascii="Arial" w:hAnsi="Arial" w:cs="Arial"/>
+          <w:sz w:val="24"/>
+          <w:szCs w:val="24"/>
+        </w:rPr>
+        <w:t xml:space="preserve"> Data </w:t>
+      </w:r>
+      <w:proofErr w:type="spellStart"/>
+      <w:r>
+        <w:rPr>
+          <w:rFonts w:ascii="Arial" w:hAnsi="Arial" w:cs="Arial"/>
+          <w:sz w:val="24"/>
+          <w:szCs w:val="24"/>
+        </w:rPr>
+        <w:t>Quality</w:t>
+      </w:r>
+      <w:proofErr w:type="spellEnd"/>
+      <w:r>
+        <w:rPr>
+          <w:rFonts w:ascii="Arial" w:hAnsi="Arial" w:cs="Arial"/>
+          <w:sz w:val="24"/>
+          <w:szCs w:val="24"/>
+        </w:rPr>
+        <w:t xml:space="preserve"> se importa com as conexões de infraestruturas em nuvem como o Microsoft Azure e o AWS (</w:t>
+      </w:r>
+      <w:proofErr w:type="spellStart"/>
+      <w:r>
+        <w:rPr>
+          <w:rFonts w:ascii="Arial" w:hAnsi="Arial" w:cs="Arial"/>
+          <w:sz w:val="24"/>
+          <w:szCs w:val="24"/>
+        </w:rPr>
+        <w:t>Amaxon</w:t>
+      </w:r>
+      <w:proofErr w:type="spellEnd"/>
+      <w:r>
+        <w:rPr>
+          <w:rFonts w:ascii="Arial" w:hAnsi="Arial" w:cs="Arial"/>
+          <w:sz w:val="24"/>
+          <w:szCs w:val="24"/>
+        </w:rPr>
+        <w:t xml:space="preserve"> Web Services), lembrando que estas duas estruturas proporcionam uma robustez maior para o controle de suas informações, sendo que ambas as empresas contam com diversos datacenters espalhados pelo mundo.</w:t>
+      </w:r>
+    </w:p>
+    <w:p>
+      <w:pPr>
+        <w:rPr>
+          <w:rFonts w:ascii="Arial" w:hAnsi="Arial" w:cs="Arial"/>
+          <w:sz w:val="24"/>
+          <w:szCs w:val="24"/>
+        </w:rPr>
+      </w:pPr>
+      <w:r>
+        <w:rPr>
+          <w:rFonts w:ascii="Arial" w:hAnsi="Arial" w:cs="Arial"/>
+          <w:sz w:val="24"/>
+          <w:szCs w:val="24"/>
+        </w:rPr>
+        <w:t xml:space="preserve">E então o </w:t>
+      </w:r>
+      <w:proofErr w:type="spellStart"/>
+      <w:r>
+        <w:rPr>
+          <w:rFonts w:ascii="Arial" w:hAnsi="Arial" w:cs="Arial"/>
+          <w:sz w:val="24"/>
+          <w:szCs w:val="24"/>
+        </w:rPr>
+        <w:t>Enlighten</w:t>
+      </w:r>
+      <w:proofErr w:type="spellEnd"/>
+      <w:r>
+        <w:rPr>
+          <w:rFonts w:ascii="Arial" w:hAnsi="Arial" w:cs="Arial"/>
+          <w:sz w:val="24"/>
+          <w:szCs w:val="24"/>
+        </w:rPr>
+        <w:t xml:space="preserve">, ferramenta da empresa </w:t>
+      </w:r>
+      <w:proofErr w:type="spellStart"/>
+      <w:r>
+        <w:rPr>
+          <w:rFonts w:ascii="Arial" w:hAnsi="Arial" w:cs="Arial"/>
+          <w:sz w:val="24"/>
+          <w:szCs w:val="24"/>
+        </w:rPr>
+        <w:t>Innovative</w:t>
+      </w:r>
+      <w:proofErr w:type="spellEnd"/>
+      <w:r>
+        <w:rPr>
+          <w:rFonts w:ascii="Arial" w:hAnsi="Arial" w:cs="Arial"/>
+          <w:sz w:val="24"/>
+          <w:szCs w:val="24"/>
+        </w:rPr>
+        <w:t xml:space="preserve"> Systems, não sinaliza um software específico para conexão, na realidade </w:t>
+      </w:r>
+      <w:proofErr w:type="gramStart"/>
+      <w:r>
+        <w:rPr>
+          <w:rFonts w:ascii="Arial" w:hAnsi="Arial" w:cs="Arial"/>
+          <w:sz w:val="24"/>
+          <w:szCs w:val="24"/>
+        </w:rPr>
+        <w:t>os mesmos</w:t>
+      </w:r>
+      <w:proofErr w:type="gramEnd"/>
+      <w:r>
+        <w:rPr>
+          <w:rFonts w:ascii="Arial" w:hAnsi="Arial" w:cs="Arial"/>
+          <w:sz w:val="24"/>
+          <w:szCs w:val="24"/>
+        </w:rPr>
+        <w:t xml:space="preserve"> listam de forma genérica a possibilidade de integração com sistemas ERP, </w:t>
+      </w:r>
+      <w:proofErr w:type="spellStart"/>
+      <w:r>
+        <w:rPr>
+          <w:rFonts w:ascii="Arial" w:hAnsi="Arial" w:cs="Arial"/>
+          <w:sz w:val="24"/>
+          <w:szCs w:val="24"/>
+        </w:rPr>
+        <w:t>Warehouses</w:t>
+      </w:r>
+      <w:proofErr w:type="spellEnd"/>
+      <w:r>
+        <w:rPr>
+          <w:rFonts w:ascii="Arial" w:hAnsi="Arial" w:cs="Arial"/>
+          <w:sz w:val="24"/>
+          <w:szCs w:val="24"/>
+        </w:rPr>
+        <w:t xml:space="preserve"> entre outros.</w:t>
+      </w:r>
+    </w:p>
+    <w:p>
+      <w:pPr>
+        <w:rPr>
+          <w:rFonts w:ascii="Arial" w:hAnsi="Arial" w:cs="Arial"/>
+          <w:sz w:val="24"/>
+          <w:szCs w:val="24"/>
+        </w:rPr>
+      </w:pPr>
+      <w:r>
+        <w:rPr>
+          <w:rFonts w:ascii="Arial" w:hAnsi="Arial" w:cs="Arial"/>
+          <w:sz w:val="24"/>
+          <w:szCs w:val="24"/>
+        </w:rPr>
+        <w:t xml:space="preserve">Realizando uma comparação básica, o grupo decidiu que as melhores ferramentas para uma integração fácil com outros sistemas, seriam o IBM </w:t>
+      </w:r>
+      <w:proofErr w:type="spellStart"/>
+      <w:r>
+        <w:rPr>
+          <w:rFonts w:ascii="Arial" w:hAnsi="Arial" w:cs="Arial"/>
+          <w:sz w:val="24"/>
+          <w:szCs w:val="24"/>
+        </w:rPr>
+        <w:t>BigQuality</w:t>
+      </w:r>
+      <w:proofErr w:type="spellEnd"/>
+      <w:r>
+        <w:rPr>
+          <w:rFonts w:ascii="Arial" w:hAnsi="Arial" w:cs="Arial"/>
+          <w:sz w:val="24"/>
+          <w:szCs w:val="24"/>
+        </w:rPr>
+        <w:t xml:space="preserve"> e o </w:t>
+      </w:r>
+      <w:proofErr w:type="spellStart"/>
+      <w:r>
+        <w:rPr>
+          <w:rFonts w:ascii="Arial" w:hAnsi="Arial" w:cs="Arial"/>
+          <w:sz w:val="24"/>
+          <w:szCs w:val="24"/>
+        </w:rPr>
+        <w:t>Informatica</w:t>
+      </w:r>
+      <w:proofErr w:type="spellEnd"/>
+      <w:r>
+        <w:rPr>
+          <w:rFonts w:ascii="Arial" w:hAnsi="Arial" w:cs="Arial"/>
+          <w:sz w:val="24"/>
+          <w:szCs w:val="24"/>
+        </w:rPr>
+        <w:t xml:space="preserve"> Data </w:t>
+      </w:r>
+      <w:proofErr w:type="spellStart"/>
+      <w:r>
+        <w:rPr>
+          <w:rFonts w:ascii="Arial" w:hAnsi="Arial" w:cs="Arial"/>
+          <w:sz w:val="24"/>
+          <w:szCs w:val="24"/>
+        </w:rPr>
+        <w:t>Quality</w:t>
+      </w:r>
+      <w:proofErr w:type="spellEnd"/>
+      <w:r>
+        <w:rPr>
+          <w:rFonts w:ascii="Arial" w:hAnsi="Arial" w:cs="Arial"/>
+          <w:sz w:val="24"/>
+          <w:szCs w:val="24"/>
+        </w:rPr>
+        <w:t xml:space="preserve">, pelo fato que </w:t>
+      </w:r>
+      <w:proofErr w:type="gramStart"/>
+      <w:r>
+        <w:rPr>
+          <w:rFonts w:ascii="Arial" w:hAnsi="Arial" w:cs="Arial"/>
+          <w:sz w:val="24"/>
+          <w:szCs w:val="24"/>
+        </w:rPr>
+        <w:t>as mesmas</w:t>
+      </w:r>
+      <w:proofErr w:type="gramEnd"/>
+      <w:r>
+        <w:rPr>
+          <w:rFonts w:ascii="Arial" w:hAnsi="Arial" w:cs="Arial"/>
+          <w:sz w:val="24"/>
+          <w:szCs w:val="24"/>
+        </w:rPr>
+        <w:t xml:space="preserve"> deixam de forma bem clara os parceiros que as mesmas contam.</w:t>
       </w:r>
     </w:p>
     <w:p>
@@ -1506,24 +2022,114 @@
           <w:sz w:val="24"/>
           <w:szCs w:val="24"/>
         </w:rPr>
-        <w:t>O suporte muitas vezes não é levado em conta na decisão de escolha de um software, porém, o mesmo é que muitas vezes inviabilizam a implementação da ferramenta, um suporte ruim proporciona uma utilização péssima da ferramenta, por isso consideramos o mesmo para ser levado em conta na decisão de uma ferramenta.</w:t>
-      </w:r>
-    </w:p>
-    <w:p>
-      <w:pPr>
-        <w:rPr>
-          <w:rFonts w:ascii="Arial" w:hAnsi="Arial" w:cs="Arial"/>
-          <w:sz w:val="24"/>
-          <w:szCs w:val="24"/>
-        </w:rPr>
-      </w:pPr>
-      <w:r>
-        <w:rPr>
-          <w:rFonts w:ascii="Arial" w:hAnsi="Arial" w:cs="Arial"/>
-          <w:sz w:val="24"/>
-          <w:szCs w:val="24"/>
-        </w:rPr>
-        <w:t>A empresa Informatica contém uma base fortificada de suporte, contendo não apenas um fórum, mas também os mesmos constroem grupos de usuários e marcam encontros para sanar dúvidas de suas respectivas ferramentas como o Informatica Data Quality.</w:t>
+        <w:t xml:space="preserve">O suporte muitas vezes não é levado em conta na decisão de escolha de um software, porém, </w:t>
+      </w:r>
+      <w:proofErr w:type="gramStart"/>
+      <w:r>
+        <w:rPr>
+          <w:rFonts w:ascii="Arial" w:hAnsi="Arial" w:cs="Arial"/>
+          <w:sz w:val="24"/>
+          <w:szCs w:val="24"/>
+        </w:rPr>
+        <w:t>o mesmo</w:t>
+      </w:r>
+      <w:proofErr w:type="gramEnd"/>
+      <w:r>
+        <w:rPr>
+          <w:rFonts w:ascii="Arial" w:hAnsi="Arial" w:cs="Arial"/>
+          <w:sz w:val="24"/>
+          <w:szCs w:val="24"/>
+        </w:rPr>
+        <w:t xml:space="preserve"> é que muitas vezes inviabilizam a implementação da ferramenta, um suporte ruim proporciona uma utilização péssima da ferramenta, por isso consideramos o mesmo para ser levado em conta na decisão de uma ferramenta.</w:t>
+      </w:r>
+    </w:p>
+    <w:p>
+      <w:pPr>
+        <w:rPr>
+          <w:rFonts w:ascii="Arial" w:hAnsi="Arial" w:cs="Arial"/>
+          <w:sz w:val="24"/>
+          <w:szCs w:val="24"/>
+        </w:rPr>
+      </w:pPr>
+      <w:r>
+        <w:rPr>
+          <w:rFonts w:ascii="Arial" w:hAnsi="Arial" w:cs="Arial"/>
+          <w:sz w:val="24"/>
+          <w:szCs w:val="24"/>
+        </w:rPr>
+        <w:t xml:space="preserve">A empresa </w:t>
+      </w:r>
+      <w:proofErr w:type="spellStart"/>
+      <w:r>
+        <w:rPr>
+          <w:rFonts w:ascii="Arial" w:hAnsi="Arial" w:cs="Arial"/>
+          <w:sz w:val="24"/>
+          <w:szCs w:val="24"/>
+        </w:rPr>
+        <w:t>Informatica</w:t>
+      </w:r>
+      <w:proofErr w:type="spellEnd"/>
+      <w:r>
+        <w:rPr>
+          <w:rFonts w:ascii="Arial" w:hAnsi="Arial" w:cs="Arial"/>
+          <w:sz w:val="24"/>
+          <w:szCs w:val="24"/>
+        </w:rPr>
+        <w:t xml:space="preserve"> contém uma base fortificada de suporte, contendo não apenas um fórum, mas também </w:t>
+      </w:r>
+      <w:proofErr w:type="gramStart"/>
+      <w:r>
+        <w:rPr>
+          <w:rFonts w:ascii="Arial" w:hAnsi="Arial" w:cs="Arial"/>
+          <w:sz w:val="24"/>
+          <w:szCs w:val="24"/>
+        </w:rPr>
+        <w:t>os mesmos</w:t>
+      </w:r>
+      <w:proofErr w:type="gramEnd"/>
+      <w:r>
+        <w:rPr>
+          <w:rFonts w:ascii="Arial" w:hAnsi="Arial" w:cs="Arial"/>
+          <w:sz w:val="24"/>
+          <w:szCs w:val="24"/>
+        </w:rPr>
+        <w:t xml:space="preserve"> constroem grupos de usuários e marcam encontros para sanar dúvidas de suas respectivas ferramentas como o </w:t>
+      </w:r>
+      <w:proofErr w:type="spellStart"/>
+      <w:r>
+        <w:rPr>
+          <w:rFonts w:ascii="Arial" w:hAnsi="Arial" w:cs="Arial"/>
+          <w:sz w:val="24"/>
+          <w:szCs w:val="24"/>
+        </w:rPr>
+        <w:t>Informatica</w:t>
+      </w:r>
+      <w:proofErr w:type="spellEnd"/>
+      <w:r>
+        <w:rPr>
+          <w:rFonts w:ascii="Arial" w:hAnsi="Arial" w:cs="Arial"/>
+          <w:sz w:val="24"/>
+          <w:szCs w:val="24"/>
+        </w:rPr>
+        <w:t xml:space="preserve"> Data </w:t>
+      </w:r>
+      <w:proofErr w:type="spellStart"/>
+      <w:r>
+        <w:rPr>
+          <w:rFonts w:ascii="Arial" w:hAnsi="Arial" w:cs="Arial"/>
+          <w:sz w:val="24"/>
+          <w:szCs w:val="24"/>
+        </w:rPr>
+        <w:t>Quality</w:t>
+      </w:r>
+      <w:proofErr w:type="spellEnd"/>
+      <w:r>
+        <w:rPr>
+          <w:rFonts w:ascii="Arial" w:hAnsi="Arial" w:cs="Arial"/>
+          <w:sz w:val="24"/>
+          <w:szCs w:val="24"/>
+        </w:rPr>
+        <w:t>.</w:t>
       </w:r>
     </w:p>
     <w:p>
@@ -1548,7 +2154,25 @@
           <w:sz w:val="24"/>
           <w:szCs w:val="24"/>
         </w:rPr>
-        <w:t>com uma base forte de suporte, onde existem alas de “Registro de Caso”, ou seja, caso ocorra algum problema em uma das ferramentas como o IBM Big Quality.</w:t>
+        <w:t xml:space="preserve">com uma base forte de suporte, onde existem alas de “Registro de Caso”, ou seja, caso ocorra algum problema em uma das ferramentas como o IBM Big </w:t>
+      </w:r>
+      <w:proofErr w:type="spellStart"/>
+      <w:r>
+        <w:rPr>
+          <w:rFonts w:ascii="Arial" w:hAnsi="Arial" w:cs="Arial"/>
+          <w:sz w:val="24"/>
+          <w:szCs w:val="24"/>
+        </w:rPr>
+        <w:t>Quality</w:t>
+      </w:r>
+      <w:proofErr w:type="spellEnd"/>
+      <w:r>
+        <w:rPr>
+          <w:rFonts w:ascii="Arial" w:hAnsi="Arial" w:cs="Arial"/>
+          <w:sz w:val="24"/>
+          <w:szCs w:val="24"/>
+        </w:rPr>
+        <w:t>.</w:t>
       </w:r>
     </w:p>
     <w:p>
@@ -1566,7 +2190,43 @@
           <w:szCs w:val="24"/>
         </w:rPr>
         <w:lastRenderedPageBreak/>
-        <w:t>Já a Innovative System deixou a desejar na disponibilização do suporte, tivemos que garimpar no google para localizar a base de suporte, também as informações e acesso a sua comunidade necessitam de uma credencial, dificultando assim o acesso ao público. Por não obter o produto não obtivemos a confirmação se existe outras formas de acesso ao suporte.</w:t>
+        <w:t xml:space="preserve">Já a </w:t>
+      </w:r>
+      <w:proofErr w:type="spellStart"/>
+      <w:r>
+        <w:rPr>
+          <w:rFonts w:ascii="Arial" w:hAnsi="Arial" w:cs="Arial"/>
+          <w:sz w:val="24"/>
+          <w:szCs w:val="24"/>
+        </w:rPr>
+        <w:t>Innovative</w:t>
+      </w:r>
+      <w:proofErr w:type="spellEnd"/>
+      <w:r>
+        <w:rPr>
+          <w:rFonts w:ascii="Arial" w:hAnsi="Arial" w:cs="Arial"/>
+          <w:sz w:val="24"/>
+          <w:szCs w:val="24"/>
+        </w:rPr>
+        <w:t xml:space="preserve"> System </w:t>
+      </w:r>
+      <w:proofErr w:type="gramStart"/>
+      <w:r>
+        <w:rPr>
+          <w:rFonts w:ascii="Arial" w:hAnsi="Arial" w:cs="Arial"/>
+          <w:sz w:val="24"/>
+          <w:szCs w:val="24"/>
+        </w:rPr>
+        <w:t>deixou a desejar</w:t>
+      </w:r>
+      <w:proofErr w:type="gramEnd"/>
+      <w:r>
+        <w:rPr>
+          <w:rFonts w:ascii="Arial" w:hAnsi="Arial" w:cs="Arial"/>
+          <w:sz w:val="24"/>
+          <w:szCs w:val="24"/>
+        </w:rPr>
+        <w:t xml:space="preserve"> na disponibilização do suporte, tivemos que garimpar no google para localizar a base de suporte, também as informações e acesso a sua comunidade necessitam de uma credencial, dificultando assim o acesso ao público. Por não obter o produto não obtivemos a confirmação se existe outras formas de acesso ao suporte.</w:t>
       </w:r>
     </w:p>
     <w:p>
@@ -1591,7 +2251,61 @@
           <w:sz w:val="24"/>
           <w:szCs w:val="24"/>
         </w:rPr>
-        <w:t>, as ferramentas IBM BigQuality e Informatica Data Quality, são os softwares que contém com um suporte mais consolidado para auxiliar o usuário.</w:t>
+        <w:t xml:space="preserve">, as ferramentas IBM </w:t>
+      </w:r>
+      <w:proofErr w:type="spellStart"/>
+      <w:r>
+        <w:rPr>
+          <w:rFonts w:ascii="Arial" w:hAnsi="Arial" w:cs="Arial"/>
+          <w:sz w:val="24"/>
+          <w:szCs w:val="24"/>
+        </w:rPr>
+        <w:t>BigQuality</w:t>
+      </w:r>
+      <w:proofErr w:type="spellEnd"/>
+      <w:r>
+        <w:rPr>
+          <w:rFonts w:ascii="Arial" w:hAnsi="Arial" w:cs="Arial"/>
+          <w:sz w:val="24"/>
+          <w:szCs w:val="24"/>
+        </w:rPr>
+        <w:t xml:space="preserve"> e </w:t>
+      </w:r>
+      <w:proofErr w:type="spellStart"/>
+      <w:r>
+        <w:rPr>
+          <w:rFonts w:ascii="Arial" w:hAnsi="Arial" w:cs="Arial"/>
+          <w:sz w:val="24"/>
+          <w:szCs w:val="24"/>
+        </w:rPr>
+        <w:t>Informatica</w:t>
+      </w:r>
+      <w:proofErr w:type="spellEnd"/>
+      <w:r>
+        <w:rPr>
+          <w:rFonts w:ascii="Arial" w:hAnsi="Arial" w:cs="Arial"/>
+          <w:sz w:val="24"/>
+          <w:szCs w:val="24"/>
+        </w:rPr>
+        <w:t xml:space="preserve"> Data </w:t>
+      </w:r>
+      <w:proofErr w:type="spellStart"/>
+      <w:r>
+        <w:rPr>
+          <w:rFonts w:ascii="Arial" w:hAnsi="Arial" w:cs="Arial"/>
+          <w:sz w:val="24"/>
+          <w:szCs w:val="24"/>
+        </w:rPr>
+        <w:t>Quality</w:t>
+      </w:r>
+      <w:proofErr w:type="spellEnd"/>
+      <w:r>
+        <w:rPr>
+          <w:rFonts w:ascii="Arial" w:hAnsi="Arial" w:cs="Arial"/>
+          <w:sz w:val="24"/>
+          <w:szCs w:val="24"/>
+        </w:rPr>
+        <w:t>, são os softwares que contém com um suporte mais consolidado para auxiliar o usuário.</w:t>
       </w:r>
     </w:p>
     <w:p>
@@ -1663,7 +2377,25 @@
           <w:sz w:val="24"/>
           <w:szCs w:val="24"/>
         </w:rPr>
-        <w:t>A IBM e a Informatica, ambas empresas contém uma documentação altamente disponível para a consulta e extremamente clara de entendimento e leitura, havendo apenas a necessidade de criar um usuário em suas bases, com isso, o responsável pela governança de dados não tem apenas acesso a documentação de seus respectivos softwares de qualidade de dados, mas também a outras ferramentas que estas empresas oferecem.</w:t>
+        <w:t xml:space="preserve">A IBM e a </w:t>
+      </w:r>
+      <w:proofErr w:type="spellStart"/>
+      <w:r>
+        <w:rPr>
+          <w:rFonts w:ascii="Arial" w:hAnsi="Arial" w:cs="Arial"/>
+          <w:sz w:val="24"/>
+          <w:szCs w:val="24"/>
+        </w:rPr>
+        <w:t>Informatica</w:t>
+      </w:r>
+      <w:proofErr w:type="spellEnd"/>
+      <w:r>
+        <w:rPr>
+          <w:rFonts w:ascii="Arial" w:hAnsi="Arial" w:cs="Arial"/>
+          <w:sz w:val="24"/>
+          <w:szCs w:val="24"/>
+        </w:rPr>
+        <w:t>, ambas empresas contém uma documentação altamente disponível para a consulta e extremamente clara de entendimento e leitura, havendo apenas a necessidade de criar um usuário em suas bases, com isso, o responsável pela governança de dados não tem apenas acesso a documentação de seus respectivos softwares de qualidade de dados, mas também a outras ferramentas que estas empresas oferecem.</w:t>
       </w:r>
     </w:p>
     <w:p>
@@ -1688,7 +2420,43 @@
           <w:sz w:val="24"/>
           <w:szCs w:val="24"/>
         </w:rPr>
-        <w:t xml:space="preserve"> empresa Innovative System, a mesma, dificulta o acesso a documentação do Enlighten e de outros softwares, não havendo nem a possibilidade de criar uma credencial na base de documentação</w:t>
+        <w:t xml:space="preserve"> empresa </w:t>
+      </w:r>
+      <w:proofErr w:type="spellStart"/>
+      <w:r>
+        <w:rPr>
+          <w:rFonts w:ascii="Arial" w:hAnsi="Arial" w:cs="Arial"/>
+          <w:sz w:val="24"/>
+          <w:szCs w:val="24"/>
+        </w:rPr>
+        <w:t>Innovative</w:t>
+      </w:r>
+      <w:proofErr w:type="spellEnd"/>
+      <w:r>
+        <w:rPr>
+          <w:rFonts w:ascii="Arial" w:hAnsi="Arial" w:cs="Arial"/>
+          <w:sz w:val="24"/>
+          <w:szCs w:val="24"/>
+        </w:rPr>
+        <w:t xml:space="preserve"> System, a mesma, dificulta o acesso a documentação do </w:t>
+      </w:r>
+      <w:proofErr w:type="spellStart"/>
+      <w:r>
+        <w:rPr>
+          <w:rFonts w:ascii="Arial" w:hAnsi="Arial" w:cs="Arial"/>
+          <w:sz w:val="24"/>
+          <w:szCs w:val="24"/>
+        </w:rPr>
+        <w:t>Enlighten</w:t>
+      </w:r>
+      <w:proofErr w:type="spellEnd"/>
+      <w:r>
+        <w:rPr>
+          <w:rFonts w:ascii="Arial" w:hAnsi="Arial" w:cs="Arial"/>
+          <w:sz w:val="24"/>
+          <w:szCs w:val="24"/>
+        </w:rPr>
+        <w:t xml:space="preserve"> e de outros softwares, não havendo nem a possibilidade de criar uma credencial na base de documentação</w:t>
       </w:r>
       <w:r>
         <w:rPr>
@@ -1737,24 +2505,96 @@
           <w:sz w:val="24"/>
           <w:szCs w:val="24"/>
         </w:rPr>
-        <w:t>das documentações, sendo que as mesmas estão em inglês, lembrando que em no Brasil, a maioria não contém o conhecimento fluente em inglês.</w:t>
-      </w:r>
-    </w:p>
-    <w:p>
-      <w:pPr>
-        <w:rPr>
-          <w:rFonts w:ascii="Arial" w:hAnsi="Arial" w:cs="Arial"/>
-          <w:sz w:val="24"/>
-          <w:szCs w:val="24"/>
-        </w:rPr>
-      </w:pPr>
-      <w:r>
-        <w:rPr>
-          <w:rFonts w:ascii="Arial" w:hAnsi="Arial" w:cs="Arial"/>
-          <w:sz w:val="24"/>
-          <w:szCs w:val="24"/>
-        </w:rPr>
-        <w:t>Com todos os pontos alinhados, entendemos que os sistemas IBM BigQuality e Informatica Data Quality consistem com a disponibilidade de ótimas documentações.</w:t>
+        <w:t xml:space="preserve">das documentações, sendo que </w:t>
+      </w:r>
+      <w:proofErr w:type="gramStart"/>
+      <w:r>
+        <w:rPr>
+          <w:rFonts w:ascii="Arial" w:hAnsi="Arial" w:cs="Arial"/>
+          <w:sz w:val="24"/>
+          <w:szCs w:val="24"/>
+        </w:rPr>
+        <w:t>as mesmas</w:t>
+      </w:r>
+      <w:proofErr w:type="gramEnd"/>
+      <w:r>
+        <w:rPr>
+          <w:rFonts w:ascii="Arial" w:hAnsi="Arial" w:cs="Arial"/>
+          <w:sz w:val="24"/>
+          <w:szCs w:val="24"/>
+        </w:rPr>
+        <w:t xml:space="preserve"> estão em inglês, lembrando que em no Brasil, a maioria não contém o conhecimento fluente em inglês.</w:t>
+      </w:r>
+    </w:p>
+    <w:p>
+      <w:pPr>
+        <w:rPr>
+          <w:rFonts w:ascii="Arial" w:hAnsi="Arial" w:cs="Arial"/>
+          <w:sz w:val="24"/>
+          <w:szCs w:val="24"/>
+        </w:rPr>
+      </w:pPr>
+      <w:r>
+        <w:rPr>
+          <w:rFonts w:ascii="Arial" w:hAnsi="Arial" w:cs="Arial"/>
+          <w:sz w:val="24"/>
+          <w:szCs w:val="24"/>
+        </w:rPr>
+        <w:t xml:space="preserve">Com todos os pontos alinhados, entendemos que os sistemas IBM </w:t>
+      </w:r>
+      <w:proofErr w:type="spellStart"/>
+      <w:r>
+        <w:rPr>
+          <w:rFonts w:ascii="Arial" w:hAnsi="Arial" w:cs="Arial"/>
+          <w:sz w:val="24"/>
+          <w:szCs w:val="24"/>
+        </w:rPr>
+        <w:t>BigQuality</w:t>
+      </w:r>
+      <w:proofErr w:type="spellEnd"/>
+      <w:r>
+        <w:rPr>
+          <w:rFonts w:ascii="Arial" w:hAnsi="Arial" w:cs="Arial"/>
+          <w:sz w:val="24"/>
+          <w:szCs w:val="24"/>
+        </w:rPr>
+        <w:t xml:space="preserve"> e </w:t>
+      </w:r>
+      <w:proofErr w:type="spellStart"/>
+      <w:r>
+        <w:rPr>
+          <w:rFonts w:ascii="Arial" w:hAnsi="Arial" w:cs="Arial"/>
+          <w:sz w:val="24"/>
+          <w:szCs w:val="24"/>
+        </w:rPr>
+        <w:t>Informatica</w:t>
+      </w:r>
+      <w:proofErr w:type="spellEnd"/>
+      <w:r>
+        <w:rPr>
+          <w:rFonts w:ascii="Arial" w:hAnsi="Arial" w:cs="Arial"/>
+          <w:sz w:val="24"/>
+          <w:szCs w:val="24"/>
+        </w:rPr>
+        <w:t xml:space="preserve"> Data </w:t>
+      </w:r>
+      <w:proofErr w:type="spellStart"/>
+      <w:r>
+        <w:rPr>
+          <w:rFonts w:ascii="Arial" w:hAnsi="Arial" w:cs="Arial"/>
+          <w:sz w:val="24"/>
+          <w:szCs w:val="24"/>
+        </w:rPr>
+        <w:t>Quality</w:t>
+      </w:r>
+      <w:proofErr w:type="spellEnd"/>
+      <w:r>
+        <w:rPr>
+          <w:rFonts w:ascii="Arial" w:hAnsi="Arial" w:cs="Arial"/>
+          <w:sz w:val="24"/>
+          <w:szCs w:val="24"/>
+        </w:rPr>
+        <w:t xml:space="preserve"> consistem com a disponibilidade de ótimas documentações.</w:t>
       </w:r>
     </w:p>
     <w:p>
@@ -1805,7 +2645,25 @@
           <w:sz w:val="24"/>
           <w:szCs w:val="24"/>
         </w:rPr>
-        <w:t xml:space="preserve">As ferramentas de Master Data Management, traduzindo em português, Gestão de Dados Mestres, tem como objetivo de controlar e facilitar o acesso aos dados de extrema importância para o negócio de uma empresa. Outro ponto importante do MDM, que o mesmo não é apenas um facilitador </w:t>
+        <w:t xml:space="preserve">As ferramentas de Master Data Management, traduzindo em português, Gestão de Dados Mestres, tem como objetivo de controlar e facilitar o acesso aos dados de extrema importância para o negócio de uma empresa. Outro ponto importante do MDM, que </w:t>
+      </w:r>
+      <w:proofErr w:type="gramStart"/>
+      <w:r>
+        <w:rPr>
+          <w:rFonts w:ascii="Arial" w:hAnsi="Arial" w:cs="Arial"/>
+          <w:sz w:val="24"/>
+          <w:szCs w:val="24"/>
+        </w:rPr>
+        <w:t>o mesmo</w:t>
+      </w:r>
+      <w:proofErr w:type="gramEnd"/>
+      <w:r>
+        <w:rPr>
+          <w:rFonts w:ascii="Arial" w:hAnsi="Arial" w:cs="Arial"/>
+          <w:sz w:val="24"/>
+          <w:szCs w:val="24"/>
+        </w:rPr>
+        <w:t xml:space="preserve"> não é apenas um facilitador </w:t>
       </w:r>
       <w:r>
         <w:rPr>
@@ -1831,7 +2689,25 @@
           <w:szCs w:val="24"/>
         </w:rPr>
         <w:lastRenderedPageBreak/>
-        <w:t xml:space="preserve">Com isso, selecionamos três ferramentas, também, nos baseamos no “Quadrante Mágico MDM Gartner” de </w:t>
+        <w:t xml:space="preserve">Com isso, selecionamos três ferramentas, também, nos baseamos no “Quadrante Mágico MDM </w:t>
+      </w:r>
+      <w:proofErr w:type="spellStart"/>
+      <w:r>
+        <w:rPr>
+          <w:rFonts w:ascii="Arial" w:hAnsi="Arial" w:cs="Arial"/>
+          <w:sz w:val="24"/>
+          <w:szCs w:val="24"/>
+        </w:rPr>
+        <w:t>Gartner</w:t>
+      </w:r>
+      <w:proofErr w:type="spellEnd"/>
+      <w:r>
+        <w:rPr>
+          <w:rFonts w:ascii="Arial" w:hAnsi="Arial" w:cs="Arial"/>
+          <w:sz w:val="24"/>
+          <w:szCs w:val="24"/>
+        </w:rPr>
+        <w:t xml:space="preserve">” de </w:t>
       </w:r>
       <w:r>
         <w:rPr>
@@ -1863,13 +2739,41 @@
           <w:szCs w:val="24"/>
         </w:rPr>
       </w:pPr>
-      <w:r>
-        <w:rPr>
-          <w:rFonts w:ascii="Arial" w:hAnsi="Arial" w:cs="Arial"/>
-          <w:sz w:val="24"/>
-          <w:szCs w:val="24"/>
-        </w:rPr>
-        <w:t>Informatica MDM – Reference 360</w:t>
+      <w:proofErr w:type="spellStart"/>
+      <w:r>
+        <w:rPr>
+          <w:rFonts w:ascii="Arial" w:hAnsi="Arial" w:cs="Arial"/>
+          <w:sz w:val="24"/>
+          <w:szCs w:val="24"/>
+        </w:rPr>
+        <w:t>Informatica</w:t>
+      </w:r>
+      <w:proofErr w:type="spellEnd"/>
+      <w:r>
+        <w:rPr>
+          <w:rFonts w:ascii="Arial" w:hAnsi="Arial" w:cs="Arial"/>
+          <w:sz w:val="24"/>
+          <w:szCs w:val="24"/>
+        </w:rPr>
+        <w:t xml:space="preserve"> MDM – </w:t>
+      </w:r>
+      <w:proofErr w:type="spellStart"/>
+      <w:r>
+        <w:rPr>
+          <w:rFonts w:ascii="Arial" w:hAnsi="Arial" w:cs="Arial"/>
+          <w:sz w:val="24"/>
+          <w:szCs w:val="24"/>
+        </w:rPr>
+        <w:t>Reference</w:t>
+      </w:r>
+      <w:proofErr w:type="spellEnd"/>
+      <w:r>
+        <w:rPr>
+          <w:rFonts w:ascii="Arial" w:hAnsi="Arial" w:cs="Arial"/>
+          <w:sz w:val="24"/>
+          <w:szCs w:val="24"/>
+        </w:rPr>
+        <w:t xml:space="preserve"> 360</w:t>
       </w:r>
     </w:p>
     <w:p>
@@ -1891,7 +2795,25 @@
           <w:sz w:val="24"/>
           <w:szCs w:val="24"/>
         </w:rPr>
-        <w:t>IBM InfoSphere Master Data Management</w:t>
+        <w:t xml:space="preserve">IBM </w:t>
+      </w:r>
+      <w:proofErr w:type="spellStart"/>
+      <w:r>
+        <w:rPr>
+          <w:rFonts w:ascii="Arial" w:hAnsi="Arial" w:cs="Arial"/>
+          <w:sz w:val="24"/>
+          <w:szCs w:val="24"/>
+        </w:rPr>
+        <w:t>InfoSphere</w:t>
+      </w:r>
+      <w:proofErr w:type="spellEnd"/>
+      <w:r>
+        <w:rPr>
+          <w:rFonts w:ascii="Arial" w:hAnsi="Arial" w:cs="Arial"/>
+          <w:sz w:val="24"/>
+          <w:szCs w:val="24"/>
+        </w:rPr>
+        <w:t xml:space="preserve"> Master Data Management</w:t>
       </w:r>
     </w:p>
     <w:p>
@@ -1913,7 +2835,25 @@
           <w:sz w:val="24"/>
           <w:szCs w:val="24"/>
         </w:rPr>
-        <w:t>SAP NetWeaver Master Data Management 7.1</w:t>
+        <w:t xml:space="preserve">SAP </w:t>
+      </w:r>
+      <w:proofErr w:type="spellStart"/>
+      <w:r>
+        <w:rPr>
+          <w:rFonts w:ascii="Arial" w:hAnsi="Arial" w:cs="Arial"/>
+          <w:sz w:val="24"/>
+          <w:szCs w:val="24"/>
+        </w:rPr>
+        <w:t>NetWeaver</w:t>
+      </w:r>
+      <w:proofErr w:type="spellEnd"/>
+      <w:r>
+        <w:rPr>
+          <w:rFonts w:ascii="Arial" w:hAnsi="Arial" w:cs="Arial"/>
+          <w:sz w:val="24"/>
+          <w:szCs w:val="24"/>
+        </w:rPr>
+        <w:t xml:space="preserve"> Master Data Management 7.1</w:t>
       </w:r>
     </w:p>
     <w:p>
@@ -2017,81 +2957,367 @@
     </w:p>
     <w:p>
       <w:pPr>
-        <w:pStyle w:val="PargrafodaLista"/>
-        <w:numPr>
-          <w:ilvl w:val="0"/>
-          <w:numId w:val="1"/>
-        </w:numPr>
-        <w:rPr>
-          <w:rFonts w:ascii="Arial" w:hAnsi="Arial" w:cs="Arial"/>
-          <w:sz w:val="24"/>
-          <w:szCs w:val="24"/>
-        </w:rPr>
-      </w:pPr>
-      <w:r>
-        <w:rPr>
-          <w:rFonts w:ascii="Arial" w:hAnsi="Arial" w:cs="Arial"/>
-          <w:sz w:val="24"/>
-          <w:szCs w:val="24"/>
-        </w:rPr>
-        <w:t>Elaboração da Arquitetura</w:t>
-      </w:r>
-    </w:p>
-    <w:p>
-      <w:pPr>
-        <w:jc w:val="center"/>
-        <w:rPr>
-          <w:rFonts w:ascii="Arial" w:hAnsi="Arial" w:cs="Arial"/>
-          <w:b/>
-          <w:bCs/>
-          <w:sz w:val="24"/>
-          <w:szCs w:val="24"/>
-        </w:rPr>
-      </w:pPr>
-    </w:p>
-    <w:p>
-      <w:pPr>
-        <w:jc w:val="center"/>
-        <w:rPr>
-          <w:rFonts w:ascii="Arial" w:hAnsi="Arial" w:cs="Arial"/>
-          <w:b/>
-          <w:bCs/>
-          <w:sz w:val="24"/>
-          <w:szCs w:val="24"/>
-        </w:rPr>
-      </w:pPr>
-    </w:p>
-    <w:p>
-      <w:pPr>
-        <w:jc w:val="center"/>
-        <w:rPr>
-          <w:rFonts w:ascii="Arial" w:hAnsi="Arial" w:cs="Arial"/>
-          <w:b/>
-          <w:bCs/>
-          <w:sz w:val="24"/>
-          <w:szCs w:val="24"/>
-        </w:rPr>
-      </w:pPr>
-    </w:p>
-    <w:p>
-      <w:pPr>
-        <w:jc w:val="center"/>
-        <w:rPr>
-          <w:rFonts w:ascii="Arial" w:hAnsi="Arial" w:cs="Arial"/>
-          <w:b/>
-          <w:bCs/>
-          <w:sz w:val="24"/>
-          <w:szCs w:val="24"/>
-        </w:rPr>
-      </w:pPr>
-    </w:p>
-    <w:p>
-      <w:pPr>
-        <w:jc w:val="center"/>
-        <w:rPr>
-          <w:rFonts w:ascii="Arial" w:hAnsi="Arial" w:cs="Arial"/>
-          <w:b/>
-          <w:bCs/>
+        <w:rPr>
+          <w:rFonts w:ascii="Arial" w:hAnsi="Arial" w:cs="Arial"/>
+          <w:sz w:val="24"/>
+          <w:szCs w:val="24"/>
+        </w:rPr>
+      </w:pPr>
+    </w:p>
+    <w:p>
+      <w:pPr>
+        <w:rPr>
+          <w:rFonts w:ascii="Arial" w:hAnsi="Arial" w:cs="Arial"/>
+          <w:b/>
+          <w:bCs/>
+          <w:sz w:val="24"/>
+          <w:szCs w:val="24"/>
+        </w:rPr>
+      </w:pPr>
+      <w:r>
+        <w:rPr>
+          <w:rFonts w:ascii="Arial" w:hAnsi="Arial" w:cs="Arial"/>
+          <w:b/>
+          <w:bCs/>
+          <w:sz w:val="24"/>
+          <w:szCs w:val="24"/>
+        </w:rPr>
+        <w:t>- Suporte</w:t>
+      </w:r>
+    </w:p>
+    <w:p>
+      <w:pPr>
+        <w:rPr>
+          <w:rFonts w:ascii="Arial" w:hAnsi="Arial" w:cs="Arial"/>
+          <w:sz w:val="24"/>
+          <w:szCs w:val="24"/>
+        </w:rPr>
+      </w:pPr>
+      <w:r>
+        <w:rPr>
+          <w:rFonts w:ascii="Arial" w:hAnsi="Arial" w:cs="Arial"/>
+          <w:sz w:val="24"/>
+          <w:szCs w:val="24"/>
+        </w:rPr>
+        <w:t xml:space="preserve">Nesta análise, o grupo escolheu três ferramentas de grande porte e todas as empresas citas, sendo a IBM, SAP e a </w:t>
+      </w:r>
+      <w:proofErr w:type="spellStart"/>
+      <w:r>
+        <w:rPr>
+          <w:rFonts w:ascii="Arial" w:hAnsi="Arial" w:cs="Arial"/>
+          <w:sz w:val="24"/>
+          <w:szCs w:val="24"/>
+        </w:rPr>
+        <w:t>Informatica</w:t>
+      </w:r>
+      <w:proofErr w:type="spellEnd"/>
+      <w:r>
+        <w:rPr>
+          <w:rFonts w:ascii="Arial" w:hAnsi="Arial" w:cs="Arial"/>
+          <w:sz w:val="24"/>
+          <w:szCs w:val="24"/>
+        </w:rPr>
+        <w:t>, fornecem um ótimo suporte de alta qualidade, contendo uma plataforma extremamente voltada ao auxílio do usuário, possibilitando acessar eventos, analisar situações sinalizadas na comunidade entre outras informações que qualquer usuário necessitaria para tirar suas dúvidas.</w:t>
+      </w:r>
+    </w:p>
+    <w:p>
+      <w:pPr>
+        <w:rPr>
+          <w:rFonts w:ascii="Arial" w:hAnsi="Arial" w:cs="Arial"/>
+          <w:sz w:val="24"/>
+          <w:szCs w:val="24"/>
+        </w:rPr>
+      </w:pPr>
+    </w:p>
+    <w:p>
+      <w:pPr>
+        <w:rPr>
+          <w:rFonts w:ascii="Arial" w:hAnsi="Arial" w:cs="Arial"/>
+          <w:b/>
+          <w:bCs/>
+          <w:sz w:val="24"/>
+          <w:szCs w:val="24"/>
+        </w:rPr>
+      </w:pPr>
+      <w:r>
+        <w:rPr>
+          <w:rFonts w:ascii="Arial" w:hAnsi="Arial" w:cs="Arial"/>
+          <w:b/>
+          <w:bCs/>
+          <w:sz w:val="24"/>
+          <w:szCs w:val="24"/>
+        </w:rPr>
+        <w:t>- Documentação</w:t>
+      </w:r>
+    </w:p>
+    <w:p>
+      <w:pPr>
+        <w:rPr>
+          <w:rFonts w:ascii="Arial" w:hAnsi="Arial" w:cs="Arial"/>
+          <w:sz w:val="24"/>
+          <w:szCs w:val="24"/>
+        </w:rPr>
+      </w:pPr>
+      <w:r>
+        <w:rPr>
+          <w:rFonts w:ascii="Arial" w:hAnsi="Arial" w:cs="Arial"/>
+          <w:sz w:val="24"/>
+          <w:szCs w:val="24"/>
+        </w:rPr>
+        <w:t>Semelhante com as informações sinalizadas nas ferramentas de qualidade de dados, a documentação da IBM e da SAP são extremamente claras sobre suas ferramentas de MDM, facilitando a implantação ou resolução de problemas. Já a SAP também está no mesmo nível destas empresas, porém, ambas companhias trazem uma situação que pode ser um problema, as documentações estão em inglês, então</w:t>
+      </w:r>
+      <w:r>
+        <w:rPr>
+          <w:rFonts w:ascii="Arial" w:hAnsi="Arial" w:cs="Arial"/>
+          <w:sz w:val="24"/>
+          <w:szCs w:val="24"/>
+        </w:rPr>
+        <w:t>,</w:t>
+      </w:r>
+      <w:r>
+        <w:rPr>
+          <w:rFonts w:ascii="Arial" w:hAnsi="Arial" w:cs="Arial"/>
+          <w:sz w:val="24"/>
+          <w:szCs w:val="24"/>
+        </w:rPr>
+        <w:t xml:space="preserve"> um usuário com nível baixo de inglês poderá conter grandes dificuldades</w:t>
+      </w:r>
+      <w:r>
+        <w:rPr>
+          <w:rFonts w:ascii="Arial" w:hAnsi="Arial" w:cs="Arial"/>
+          <w:sz w:val="24"/>
+          <w:szCs w:val="24"/>
+        </w:rPr>
+        <w:t xml:space="preserve"> na leitura destes documentos.</w:t>
+      </w:r>
+    </w:p>
+    <w:p>
+      <w:pPr>
+        <w:rPr>
+          <w:rFonts w:ascii="Arial" w:hAnsi="Arial" w:cs="Arial"/>
+          <w:sz w:val="24"/>
+          <w:szCs w:val="24"/>
+        </w:rPr>
+      </w:pPr>
+    </w:p>
+    <w:p>
+      <w:pPr>
+        <w:rPr>
+          <w:rFonts w:ascii="Arial" w:hAnsi="Arial" w:cs="Arial"/>
+          <w:b/>
+          <w:bCs/>
+          <w:sz w:val="24"/>
+          <w:szCs w:val="24"/>
+        </w:rPr>
+      </w:pPr>
+      <w:r>
+        <w:rPr>
+          <w:rFonts w:ascii="Arial" w:hAnsi="Arial" w:cs="Arial"/>
+          <w:b/>
+          <w:bCs/>
+          <w:sz w:val="24"/>
+          <w:szCs w:val="24"/>
+        </w:rPr>
+        <w:t>- Integração com outros sistemas</w:t>
+      </w:r>
+    </w:p>
+    <w:p>
+      <w:pPr>
+        <w:rPr>
+          <w:rFonts w:ascii="Arial" w:hAnsi="Arial" w:cs="Arial"/>
+          <w:sz w:val="24"/>
+          <w:szCs w:val="24"/>
+        </w:rPr>
+      </w:pPr>
+      <w:r>
+        <w:rPr>
+          <w:rFonts w:ascii="Arial" w:hAnsi="Arial" w:cs="Arial"/>
+          <w:sz w:val="24"/>
+          <w:szCs w:val="24"/>
+        </w:rPr>
+        <w:t xml:space="preserve">O sistema MDM – </w:t>
+      </w:r>
+      <w:proofErr w:type="spellStart"/>
+      <w:r>
+        <w:rPr>
+          <w:rFonts w:ascii="Arial" w:hAnsi="Arial" w:cs="Arial"/>
+          <w:sz w:val="24"/>
+          <w:szCs w:val="24"/>
+        </w:rPr>
+        <w:t>Reference</w:t>
+      </w:r>
+      <w:proofErr w:type="spellEnd"/>
+      <w:r>
+        <w:rPr>
+          <w:rFonts w:ascii="Arial" w:hAnsi="Arial" w:cs="Arial"/>
+          <w:sz w:val="24"/>
+          <w:szCs w:val="24"/>
+        </w:rPr>
+        <w:t xml:space="preserve"> 360 da informática não deixa claro as suas integrações, apenas comenta a grande facilidade com o acesso a nuvem, porém sem nenhum segmento específico de outros sistemas, já o IBM </w:t>
+      </w:r>
+      <w:proofErr w:type="spellStart"/>
+      <w:r>
+        <w:rPr>
+          <w:rFonts w:ascii="Arial" w:hAnsi="Arial" w:cs="Arial"/>
+          <w:sz w:val="24"/>
+          <w:szCs w:val="24"/>
+        </w:rPr>
+        <w:t>InfoSphere</w:t>
+      </w:r>
+      <w:proofErr w:type="spellEnd"/>
+      <w:r>
+        <w:rPr>
+          <w:rFonts w:ascii="Arial" w:hAnsi="Arial" w:cs="Arial"/>
+          <w:sz w:val="24"/>
+          <w:szCs w:val="24"/>
+        </w:rPr>
+        <w:t xml:space="preserve"> Master Data Management novamente destaca sua facilidade de integração com o </w:t>
+      </w:r>
+      <w:proofErr w:type="spellStart"/>
+      <w:r>
+        <w:rPr>
+          <w:rFonts w:ascii="Arial" w:hAnsi="Arial" w:cs="Arial"/>
+          <w:sz w:val="24"/>
+          <w:szCs w:val="24"/>
+        </w:rPr>
+        <w:t>Hadoop</w:t>
+      </w:r>
+      <w:proofErr w:type="spellEnd"/>
+      <w:r>
+        <w:rPr>
+          <w:rFonts w:ascii="Arial" w:hAnsi="Arial" w:cs="Arial"/>
+          <w:sz w:val="24"/>
+          <w:szCs w:val="24"/>
+        </w:rPr>
+        <w:t xml:space="preserve">, onde </w:t>
+      </w:r>
+      <w:proofErr w:type="gramStart"/>
+      <w:r>
+        <w:rPr>
+          <w:rFonts w:ascii="Arial" w:hAnsi="Arial" w:cs="Arial"/>
+          <w:sz w:val="24"/>
+          <w:szCs w:val="24"/>
+        </w:rPr>
+        <w:t>o mesmo</w:t>
+      </w:r>
+      <w:proofErr w:type="gramEnd"/>
+      <w:r>
+        <w:rPr>
+          <w:rFonts w:ascii="Arial" w:hAnsi="Arial" w:cs="Arial"/>
+          <w:sz w:val="24"/>
+          <w:szCs w:val="24"/>
+        </w:rPr>
+        <w:t xml:space="preserve"> está sendo altamente utilizado no me</w:t>
+      </w:r>
+      <w:r>
+        <w:rPr>
+          <w:rFonts w:ascii="Arial" w:hAnsi="Arial" w:cs="Arial"/>
+          <w:sz w:val="24"/>
+          <w:szCs w:val="24"/>
+        </w:rPr>
+        <w:t>r</w:t>
+      </w:r>
+      <w:r>
+        <w:rPr>
+          <w:rFonts w:ascii="Arial" w:hAnsi="Arial" w:cs="Arial"/>
+          <w:sz w:val="24"/>
+          <w:szCs w:val="24"/>
+        </w:rPr>
+        <w:t>cado</w:t>
+      </w:r>
+      <w:r>
+        <w:rPr>
+          <w:rFonts w:ascii="Arial" w:hAnsi="Arial" w:cs="Arial"/>
+          <w:sz w:val="24"/>
+          <w:szCs w:val="24"/>
+        </w:rPr>
+        <w:t>.</w:t>
+      </w:r>
+    </w:p>
+    <w:p>
+      <w:pPr>
+        <w:rPr>
+          <w:rFonts w:ascii="Arial" w:hAnsi="Arial" w:cs="Arial"/>
+          <w:sz w:val="24"/>
+          <w:szCs w:val="24"/>
+        </w:rPr>
+      </w:pPr>
+      <w:r>
+        <w:rPr>
+          <w:rFonts w:ascii="Arial" w:hAnsi="Arial" w:cs="Arial"/>
+          <w:sz w:val="24"/>
+          <w:szCs w:val="24"/>
+        </w:rPr>
+        <w:t xml:space="preserve">Por último, temos o SAP </w:t>
+      </w:r>
+      <w:proofErr w:type="spellStart"/>
+      <w:r>
+        <w:rPr>
+          <w:rFonts w:ascii="Arial" w:hAnsi="Arial" w:cs="Arial"/>
+          <w:sz w:val="24"/>
+          <w:szCs w:val="24"/>
+        </w:rPr>
+        <w:t>NetWeaver</w:t>
+      </w:r>
+      <w:proofErr w:type="spellEnd"/>
+      <w:r>
+        <w:rPr>
+          <w:rFonts w:ascii="Arial" w:hAnsi="Arial" w:cs="Arial"/>
+          <w:sz w:val="24"/>
+          <w:szCs w:val="24"/>
+        </w:rPr>
+        <w:t xml:space="preserve"> Master Data Management 7.1, em sua documentação é sinalizado que </w:t>
+      </w:r>
+      <w:proofErr w:type="gramStart"/>
+      <w:r>
+        <w:rPr>
+          <w:rFonts w:ascii="Arial" w:hAnsi="Arial" w:cs="Arial"/>
+          <w:sz w:val="24"/>
+          <w:szCs w:val="24"/>
+        </w:rPr>
+        <w:t>o mesmo</w:t>
+      </w:r>
+      <w:proofErr w:type="gramEnd"/>
+      <w:r>
+        <w:rPr>
+          <w:rFonts w:ascii="Arial" w:hAnsi="Arial" w:cs="Arial"/>
+          <w:sz w:val="24"/>
+          <w:szCs w:val="24"/>
+        </w:rPr>
+        <w:t xml:space="preserve"> contém integração fácil com os </w:t>
+      </w:r>
+      <w:r>
+        <w:rPr>
+          <w:rFonts w:ascii="Arial" w:hAnsi="Arial" w:cs="Arial"/>
+          <w:sz w:val="24"/>
+          <w:szCs w:val="24"/>
+        </w:rPr>
+        <w:lastRenderedPageBreak/>
+        <w:t xml:space="preserve">próprios componentes da SAP e disponibiliza algumas </w:t>
+      </w:r>
+      <w:proofErr w:type="spellStart"/>
+      <w:r>
+        <w:rPr>
+          <w:rFonts w:ascii="Arial" w:hAnsi="Arial" w:cs="Arial"/>
+          <w:sz w:val="24"/>
+          <w:szCs w:val="24"/>
+        </w:rPr>
+        <w:t>API’s</w:t>
+      </w:r>
+      <w:proofErr w:type="spellEnd"/>
+      <w:r>
+        <w:rPr>
+          <w:rFonts w:ascii="Arial" w:hAnsi="Arial" w:cs="Arial"/>
+          <w:sz w:val="24"/>
+          <w:szCs w:val="24"/>
+        </w:rPr>
+        <w:t>, mas nada muito direcionado a um outro sistema que não envolva a SAP.</w:t>
+      </w:r>
+    </w:p>
+    <w:p>
+      <w:pPr>
+        <w:rPr>
+          <w:rFonts w:ascii="Arial" w:hAnsi="Arial" w:cs="Arial"/>
           <w:sz w:val="24"/>
           <w:szCs w:val="24"/>
         </w:rPr>
@@ -2116,6 +3342,119 @@
           <w:sz w:val="28"/>
           <w:szCs w:val="28"/>
         </w:rPr>
+        <w:t xml:space="preserve">O que são ferramentas de </w:t>
+      </w:r>
+      <w:proofErr w:type="spellStart"/>
+      <w:r>
+        <w:rPr>
+          <w:rFonts w:ascii="Arial" w:hAnsi="Arial" w:cs="Arial"/>
+          <w:b/>
+          <w:bCs/>
+          <w:sz w:val="28"/>
+          <w:szCs w:val="28"/>
+        </w:rPr>
+        <w:t>Metadata</w:t>
+      </w:r>
+      <w:proofErr w:type="spellEnd"/>
+      <w:r>
+        <w:rPr>
+          <w:rFonts w:ascii="Arial" w:hAnsi="Arial" w:cs="Arial"/>
+          <w:b/>
+          <w:bCs/>
+          <w:sz w:val="28"/>
+          <w:szCs w:val="28"/>
+        </w:rPr>
+        <w:t xml:space="preserve"> Management </w:t>
+      </w:r>
+      <w:proofErr w:type="spellStart"/>
+      <w:r>
+        <w:rPr>
+          <w:rFonts w:ascii="Arial" w:hAnsi="Arial" w:cs="Arial"/>
+          <w:b/>
+          <w:bCs/>
+          <w:sz w:val="28"/>
+          <w:szCs w:val="28"/>
+        </w:rPr>
+        <w:t>Solution</w:t>
+      </w:r>
+      <w:proofErr w:type="spellEnd"/>
+    </w:p>
+    <w:p>
+      <w:pPr>
+        <w:rPr>
+          <w:rFonts w:ascii="Arial" w:hAnsi="Arial" w:cs="Arial"/>
+          <w:sz w:val="24"/>
+          <w:szCs w:val="24"/>
+        </w:rPr>
+      </w:pPr>
+    </w:p>
+    <w:p>
+      <w:pPr>
+        <w:jc w:val="center"/>
+        <w:rPr>
+          <w:rFonts w:ascii="Arial" w:hAnsi="Arial" w:cs="Arial"/>
+          <w:b/>
+          <w:bCs/>
+          <w:sz w:val="24"/>
+          <w:szCs w:val="24"/>
+        </w:rPr>
+      </w:pPr>
+    </w:p>
+    <w:p>
+      <w:pPr>
+        <w:jc w:val="center"/>
+        <w:rPr>
+          <w:rFonts w:ascii="Arial" w:hAnsi="Arial" w:cs="Arial"/>
+          <w:b/>
+          <w:bCs/>
+          <w:sz w:val="24"/>
+          <w:szCs w:val="24"/>
+        </w:rPr>
+      </w:pPr>
+    </w:p>
+    <w:p>
+      <w:pPr>
+        <w:jc w:val="center"/>
+        <w:rPr>
+          <w:rFonts w:ascii="Arial" w:hAnsi="Arial" w:cs="Arial"/>
+          <w:b/>
+          <w:bCs/>
+          <w:sz w:val="24"/>
+          <w:szCs w:val="24"/>
+        </w:rPr>
+      </w:pPr>
+    </w:p>
+    <w:p>
+      <w:pPr>
+        <w:jc w:val="center"/>
+        <w:rPr>
+          <w:rFonts w:ascii="Arial" w:hAnsi="Arial" w:cs="Arial"/>
+          <w:b/>
+          <w:bCs/>
+          <w:sz w:val="24"/>
+          <w:szCs w:val="24"/>
+        </w:rPr>
+      </w:pPr>
+    </w:p>
+    <w:p>
+      <w:pPr>
+        <w:jc w:val="center"/>
+        <w:rPr>
+          <w:rFonts w:ascii="Arial" w:hAnsi="Arial" w:cs="Arial"/>
+          <w:b/>
+          <w:bCs/>
+          <w:sz w:val="28"/>
+          <w:szCs w:val="28"/>
+        </w:rPr>
+      </w:pPr>
+      <w:r>
+        <w:rPr>
+          <w:rFonts w:ascii="Arial" w:hAnsi="Arial" w:cs="Arial"/>
+          <w:b/>
+          <w:bCs/>
+          <w:sz w:val="28"/>
+          <w:szCs w:val="28"/>
+        </w:rPr>
         <w:t>Conclusão</w:t>
       </w:r>
     </w:p>
@@ -2175,13 +3514,23 @@
         </w:rPr>
         <w:t>“</w:t>
       </w:r>
-      <w:r>
-        <w:rPr>
-          <w:rFonts w:ascii="Arial" w:hAnsi="Arial" w:cs="Arial"/>
-          <w:sz w:val="24"/>
-          <w:szCs w:val="24"/>
-        </w:rPr>
-        <w:t>Metadata Manag</w:t>
+      <w:proofErr w:type="spellStart"/>
+      <w:r>
+        <w:rPr>
+          <w:rFonts w:ascii="Arial" w:hAnsi="Arial" w:cs="Arial"/>
+          <w:sz w:val="24"/>
+          <w:szCs w:val="24"/>
+        </w:rPr>
+        <w:t>Metadata</w:t>
+      </w:r>
+      <w:proofErr w:type="spellEnd"/>
+      <w:r>
+        <w:rPr>
+          <w:rFonts w:ascii="Arial" w:hAnsi="Arial" w:cs="Arial"/>
+          <w:sz w:val="24"/>
+          <w:szCs w:val="24"/>
+        </w:rPr>
+        <w:t xml:space="preserve"> Manag</w:t>
       </w:r>
       <w:r>
         <w:rPr>
@@ -2221,7 +3570,25 @@
           <w:sz w:val="24"/>
           <w:szCs w:val="24"/>
         </w:rPr>
-        <w:t xml:space="preserve"> De acordo com o os dados apontados, poderíamos muito bem indicar todos os programas relacionados a empresa Informatica, porém, é a penas uma recomendação, antes de implementar uma ferramenta, deve-se estudar o seu ambiente, muitas vezes a utilização de um Excel pode ser o necessário para controlar todos os dados de uma companhia.</w:t>
+        <w:t xml:space="preserve"> De acordo com o os dados apontados, poderíamos muito bem indicar todos os programas relacionados a empresa </w:t>
+      </w:r>
+      <w:proofErr w:type="spellStart"/>
+      <w:r>
+        <w:rPr>
+          <w:rFonts w:ascii="Arial" w:hAnsi="Arial" w:cs="Arial"/>
+          <w:sz w:val="24"/>
+          <w:szCs w:val="24"/>
+        </w:rPr>
+        <w:t>Informatica</w:t>
+      </w:r>
+      <w:proofErr w:type="spellEnd"/>
+      <w:r>
+        <w:rPr>
+          <w:rFonts w:ascii="Arial" w:hAnsi="Arial" w:cs="Arial"/>
+          <w:sz w:val="24"/>
+          <w:szCs w:val="24"/>
+        </w:rPr>
+        <w:t>, porém, é a penas uma recomendação, antes de implementar uma ferramenta, deve-se estudar o seu ambiente, muitas vezes a utilização de um Excel pode ser o necessário para controlar todos os dados de uma companhia.</w:t>
       </w:r>
     </w:p>
     <w:p>

--- a/GOVERNANCA/Governança de dados.docx
+++ b/GOVERNANCA/Governança de dados.docx
@@ -371,33 +371,7 @@
           <w:sz w:val="24"/>
           <w:szCs w:val="24"/>
         </w:rPr>
-        <w:t>Pensando em mapear as melhores ferramentas destinadas em auxiliar a governança de dados</w:t>
-      </w:r>
-      <w:r>
-        <w:rPr>
-          <w:rFonts w:ascii="Arial" w:hAnsi="Arial" w:cs="Arial"/>
-          <w:sz w:val="24"/>
-          <w:szCs w:val="24"/>
-        </w:rPr>
-        <w:t xml:space="preserve">, elaboramos este trabalho visando destacar as principais características e escolhas de </w:t>
-      </w:r>
-      <w:r>
-        <w:rPr>
-          <w:rFonts w:ascii="Arial" w:hAnsi="Arial" w:cs="Arial"/>
-          <w:i/>
-          <w:iCs/>
-          <w:sz w:val="24"/>
-          <w:szCs w:val="24"/>
-        </w:rPr>
-        <w:t>softwares</w:t>
-      </w:r>
-      <w:r>
-        <w:rPr>
-          <w:rFonts w:ascii="Arial" w:hAnsi="Arial" w:cs="Arial"/>
-          <w:sz w:val="24"/>
-          <w:szCs w:val="24"/>
-        </w:rPr>
-        <w:t xml:space="preserve"> que auxiliariam empresas a cuidar de seus dados.</w:t>
+        <w:t>Visando identificar a melhor ferramenta para realizar a gestão da governança de dados em uma corporação, nosso trabalho tem como objetivo de compara e definir um software que apoie uma empresa em pontos, definidos pelo grupo, de extrema importância</w:t>
       </w:r>
     </w:p>
     <w:p>
@@ -707,24 +681,60 @@
           <w:szCs w:val="28"/>
         </w:rPr>
         <w:lastRenderedPageBreak/>
-        <w:t>O que são ferramentas para Governança de Dados?</w:t>
-      </w:r>
-    </w:p>
-    <w:p>
-      <w:pPr>
-        <w:rPr>
-          <w:rFonts w:ascii="Arial" w:hAnsi="Arial" w:cs="Arial"/>
-          <w:sz w:val="24"/>
-          <w:szCs w:val="24"/>
-        </w:rPr>
-      </w:pPr>
-      <w:r>
-        <w:rPr>
-          <w:rFonts w:ascii="Arial" w:hAnsi="Arial" w:cs="Arial"/>
-          <w:sz w:val="24"/>
-          <w:szCs w:val="24"/>
-        </w:rPr>
-        <w:t xml:space="preserve">Antes de iniciar qualquer comparação ou especulação referente as ferramentas para a Governança de Dados, temos que entender no que de fato </w:t>
+        <w:t xml:space="preserve">O que são ferramentas </w:t>
+      </w:r>
+      <w:r>
+        <w:rPr>
+          <w:rFonts w:ascii="Arial" w:hAnsi="Arial" w:cs="Arial"/>
+          <w:b/>
+          <w:bCs/>
+          <w:sz w:val="28"/>
+          <w:szCs w:val="28"/>
+        </w:rPr>
+        <w:t>de Qualidade de Dados</w:t>
+      </w:r>
+      <w:r>
+        <w:rPr>
+          <w:rFonts w:ascii="Arial" w:hAnsi="Arial" w:cs="Arial"/>
+          <w:b/>
+          <w:bCs/>
+          <w:sz w:val="28"/>
+          <w:szCs w:val="28"/>
+        </w:rPr>
+        <w:t>?</w:t>
+      </w:r>
+    </w:p>
+    <w:p>
+      <w:pPr>
+        <w:rPr>
+          <w:rFonts w:ascii="Arial" w:hAnsi="Arial" w:cs="Arial"/>
+          <w:sz w:val="24"/>
+          <w:szCs w:val="24"/>
+        </w:rPr>
+      </w:pPr>
+      <w:r>
+        <w:rPr>
+          <w:rFonts w:ascii="Arial" w:hAnsi="Arial" w:cs="Arial"/>
+          <w:sz w:val="24"/>
+          <w:szCs w:val="24"/>
+        </w:rPr>
+        <w:t xml:space="preserve">Antes de iniciar qualquer comparação ou especulação referente as ferramentas para </w:t>
+      </w:r>
+      <w:r>
+        <w:rPr>
+          <w:rFonts w:ascii="Arial" w:hAnsi="Arial" w:cs="Arial"/>
+          <w:sz w:val="24"/>
+          <w:szCs w:val="24"/>
+        </w:rPr>
+        <w:t>controle da Qualidade de Dados</w:t>
+      </w:r>
+      <w:r>
+        <w:rPr>
+          <w:rFonts w:ascii="Arial" w:hAnsi="Arial" w:cs="Arial"/>
+          <w:sz w:val="24"/>
+          <w:szCs w:val="24"/>
+        </w:rPr>
+        <w:t xml:space="preserve">, temos que entender no que de fato </w:t>
       </w:r>
       <w:proofErr w:type="gramStart"/>
       <w:r>
@@ -742,7 +752,23 @@
           <w:sz w:val="24"/>
           <w:szCs w:val="24"/>
         </w:rPr>
-        <w:t xml:space="preserve"> significam. Um software de governança de dados não representa apenas um “Facilitador” para algumas etapas de extração de dados, mas sim um controlador de como estas informações se relacionam</w:t>
+        <w:t xml:space="preserve"> significam. Um software de </w:t>
+      </w:r>
+      <w:r>
+        <w:rPr>
+          <w:rFonts w:ascii="Arial" w:hAnsi="Arial" w:cs="Arial"/>
+          <w:sz w:val="24"/>
+          <w:szCs w:val="24"/>
+        </w:rPr>
+        <w:t>qualidade de dados</w:t>
+      </w:r>
+      <w:r>
+        <w:rPr>
+          <w:rFonts w:ascii="Arial" w:hAnsi="Arial" w:cs="Arial"/>
+          <w:sz w:val="24"/>
+          <w:szCs w:val="24"/>
+        </w:rPr>
+        <w:t xml:space="preserve"> não representa apenas um “Facilitador” para algumas etapas de extração de dados, mas sim um controlador de como estas informações se relacionam</w:t>
       </w:r>
       <w:r>
         <w:rPr>
@@ -758,7 +784,23 @@
           <w:sz w:val="24"/>
           <w:szCs w:val="24"/>
         </w:rPr>
-        <w:t xml:space="preserve"> quais informações devem ser consideradas cruciais para o negócio</w:t>
+        <w:t xml:space="preserve"> quais informações devem ser</w:t>
+      </w:r>
+      <w:r>
+        <w:rPr>
+          <w:rFonts w:ascii="Arial" w:hAnsi="Arial" w:cs="Arial"/>
+          <w:sz w:val="24"/>
+          <w:szCs w:val="24"/>
+        </w:rPr>
+        <w:t xml:space="preserve"> </w:t>
+      </w:r>
+      <w:r>
+        <w:rPr>
+          <w:rFonts w:ascii="Arial" w:hAnsi="Arial" w:cs="Arial"/>
+          <w:sz w:val="24"/>
+          <w:szCs w:val="24"/>
+        </w:rPr>
+        <w:t>cruciais para o negócio</w:t>
       </w:r>
       <w:r>
         <w:rPr>
@@ -791,25 +833,7 @@
           <w:sz w:val="24"/>
           <w:szCs w:val="24"/>
         </w:rPr>
-        <w:t xml:space="preserve">, buscamos por diversas ferramentas, também, nos baseamos no “Quadrante Mágico de </w:t>
-      </w:r>
-      <w:proofErr w:type="spellStart"/>
-      <w:r>
-        <w:rPr>
-          <w:rFonts w:ascii="Arial" w:hAnsi="Arial" w:cs="Arial"/>
-          <w:sz w:val="24"/>
-          <w:szCs w:val="24"/>
-        </w:rPr>
-        <w:t>Gartner</w:t>
-      </w:r>
-      <w:proofErr w:type="spellEnd"/>
-      <w:r>
-        <w:rPr>
-          <w:rFonts w:ascii="Arial" w:hAnsi="Arial" w:cs="Arial"/>
-          <w:sz w:val="24"/>
-          <w:szCs w:val="24"/>
-        </w:rPr>
-        <w:t xml:space="preserve"> de Qualidade de Dados” de </w:t>
+        <w:t xml:space="preserve">, buscamos por diversas ferramentas, também, nos baseamos no “Quadrante Mágico de Gartner de Qualidade de Dados” de </w:t>
       </w:r>
       <w:r>
         <w:rPr>
@@ -855,18 +879,8 @@
           <w:sz w:val="24"/>
           <w:szCs w:val="24"/>
         </w:rPr>
-        <w:t xml:space="preserve">IBM </w:t>
-      </w:r>
-      <w:proofErr w:type="spellStart"/>
-      <w:r>
-        <w:rPr>
-          <w:rFonts w:ascii="Arial" w:hAnsi="Arial" w:cs="Arial"/>
-          <w:sz w:val="24"/>
-          <w:szCs w:val="24"/>
-        </w:rPr>
-        <w:t>BigQuality</w:t>
-      </w:r>
-      <w:proofErr w:type="spellEnd"/>
+        <w:t>IBM BigQuality</w:t>
+      </w:r>
       <w:r>
         <w:rPr>
           <w:rFonts w:ascii="Arial" w:hAnsi="Arial" w:cs="Arial"/>
@@ -889,52 +903,22 @@
           <w:szCs w:val="24"/>
         </w:rPr>
       </w:pPr>
-      <w:proofErr w:type="spellStart"/>
-      <w:r>
-        <w:rPr>
-          <w:rFonts w:ascii="Arial" w:hAnsi="Arial" w:cs="Arial"/>
-          <w:sz w:val="24"/>
-          <w:szCs w:val="24"/>
-        </w:rPr>
-        <w:t>Informatica</w:t>
-      </w:r>
-      <w:proofErr w:type="spellEnd"/>
-      <w:r>
-        <w:rPr>
-          <w:rFonts w:ascii="Arial" w:hAnsi="Arial" w:cs="Arial"/>
-          <w:sz w:val="24"/>
-          <w:szCs w:val="24"/>
-        </w:rPr>
-        <w:t xml:space="preserve"> Data </w:t>
-      </w:r>
-      <w:proofErr w:type="spellStart"/>
-      <w:r>
-        <w:rPr>
-          <w:rFonts w:ascii="Arial" w:hAnsi="Arial" w:cs="Arial"/>
-          <w:sz w:val="24"/>
-          <w:szCs w:val="24"/>
-        </w:rPr>
-        <w:t>Quality</w:t>
-      </w:r>
-      <w:proofErr w:type="spellEnd"/>
-      <w:r>
-        <w:rPr>
-          <w:rFonts w:ascii="Arial" w:hAnsi="Arial" w:cs="Arial"/>
-          <w:sz w:val="24"/>
-          <w:szCs w:val="24"/>
-        </w:rPr>
-        <w:t xml:space="preserve"> - </w:t>
-      </w:r>
-      <w:proofErr w:type="spellStart"/>
-      <w:r>
-        <w:rPr>
-          <w:rFonts w:ascii="Arial" w:hAnsi="Arial" w:cs="Arial"/>
-          <w:sz w:val="24"/>
-          <w:szCs w:val="24"/>
-        </w:rPr>
-        <w:t>Informatica</w:t>
-      </w:r>
-      <w:proofErr w:type="spellEnd"/>
+      <w:r>
+        <w:rPr>
+          <w:rFonts w:ascii="Arial" w:hAnsi="Arial" w:cs="Arial"/>
+          <w:sz w:val="24"/>
+          <w:szCs w:val="24"/>
+        </w:rPr>
+        <w:t>Informatica Data Quality</w:t>
+      </w:r>
+      <w:r>
+        <w:rPr>
+          <w:rFonts w:ascii="Arial" w:hAnsi="Arial" w:cs="Arial"/>
+          <w:sz w:val="24"/>
+          <w:szCs w:val="24"/>
+        </w:rPr>
+        <w:t xml:space="preserve"> - Informatica</w:t>
+      </w:r>
     </w:p>
     <w:p>
       <w:pPr>
@@ -949,7 +933,6 @@
           <w:szCs w:val="24"/>
         </w:rPr>
       </w:pPr>
-      <w:proofErr w:type="spellStart"/>
       <w:r>
         <w:rPr>
           <w:rFonts w:ascii="Arial" w:hAnsi="Arial" w:cs="Arial"/>
@@ -958,32 +941,13 @@
         </w:rPr>
         <w:t>Enlighten</w:t>
       </w:r>
-      <w:proofErr w:type="spellEnd"/>
-      <w:r>
-        <w:rPr>
-          <w:rFonts w:ascii="Arial" w:hAnsi="Arial" w:cs="Arial"/>
-          <w:sz w:val="24"/>
-          <w:szCs w:val="24"/>
-        </w:rPr>
-        <w:t xml:space="preserve"> – </w:t>
-      </w:r>
-      <w:proofErr w:type="spellStart"/>
-      <w:r>
-        <w:rPr>
-          <w:rFonts w:ascii="Arial" w:hAnsi="Arial" w:cs="Arial"/>
-          <w:sz w:val="24"/>
-          <w:szCs w:val="24"/>
-        </w:rPr>
-        <w:t>Innovative</w:t>
-      </w:r>
-      <w:proofErr w:type="spellEnd"/>
-      <w:r>
-        <w:rPr>
-          <w:rFonts w:ascii="Arial" w:hAnsi="Arial" w:cs="Arial"/>
-          <w:sz w:val="24"/>
-          <w:szCs w:val="24"/>
-        </w:rPr>
-        <w:t xml:space="preserve"> Systems</w:t>
+      <w:r>
+        <w:rPr>
+          <w:rFonts w:ascii="Arial" w:hAnsi="Arial" w:cs="Arial"/>
+          <w:sz w:val="24"/>
+          <w:szCs w:val="24"/>
+        </w:rPr>
+        <w:t xml:space="preserve"> – Innovative Systems</w:t>
       </w:r>
     </w:p>
     <w:p>
@@ -1229,18 +1193,8 @@
           <w:sz w:val="24"/>
           <w:szCs w:val="24"/>
         </w:rPr>
-        <w:t xml:space="preserve">O sistema IBM </w:t>
-      </w:r>
-      <w:proofErr w:type="spellStart"/>
-      <w:r>
-        <w:rPr>
-          <w:rFonts w:ascii="Arial" w:hAnsi="Arial" w:cs="Arial"/>
-          <w:sz w:val="24"/>
-          <w:szCs w:val="24"/>
-        </w:rPr>
-        <w:t>BigQuality</w:t>
-      </w:r>
-      <w:proofErr w:type="spellEnd"/>
+        <w:t>O sistema IBM BigQuality</w:t>
+      </w:r>
       <w:r>
         <w:rPr>
           <w:rFonts w:ascii="Arial" w:hAnsi="Arial" w:cs="Arial"/>
@@ -1280,43 +1234,7 @@
           <w:sz w:val="24"/>
           <w:szCs w:val="24"/>
         </w:rPr>
-        <w:t xml:space="preserve">Já o sistema </w:t>
-      </w:r>
-      <w:proofErr w:type="spellStart"/>
-      <w:r>
-        <w:rPr>
-          <w:rFonts w:ascii="Arial" w:hAnsi="Arial" w:cs="Arial"/>
-          <w:sz w:val="24"/>
-          <w:szCs w:val="24"/>
-        </w:rPr>
-        <w:t>Informatica</w:t>
-      </w:r>
-      <w:proofErr w:type="spellEnd"/>
-      <w:r>
-        <w:rPr>
-          <w:rFonts w:ascii="Arial" w:hAnsi="Arial" w:cs="Arial"/>
-          <w:sz w:val="24"/>
-          <w:szCs w:val="24"/>
-        </w:rPr>
-        <w:t xml:space="preserve"> Data </w:t>
-      </w:r>
-      <w:proofErr w:type="spellStart"/>
-      <w:r>
-        <w:rPr>
-          <w:rFonts w:ascii="Arial" w:hAnsi="Arial" w:cs="Arial"/>
-          <w:sz w:val="24"/>
-          <w:szCs w:val="24"/>
-        </w:rPr>
-        <w:t>Quality</w:t>
-      </w:r>
-      <w:proofErr w:type="spellEnd"/>
-      <w:r>
-        <w:rPr>
-          <w:rFonts w:ascii="Arial" w:hAnsi="Arial" w:cs="Arial"/>
-          <w:sz w:val="24"/>
-          <w:szCs w:val="24"/>
-        </w:rPr>
-        <w:t xml:space="preserve">, não tem de forma clara no site a elaboração do perfil, porém, em sua documentação </w:t>
+        <w:t xml:space="preserve">Já o sistema Informatica Data Quality, não tem de forma clara no site a elaboração do perfil, porém, em sua documentação </w:t>
       </w:r>
       <w:r>
         <w:rPr>
@@ -1367,7 +1285,6 @@
         </w:rPr>
         <w:t xml:space="preserve">Por fim, o sistema </w:t>
       </w:r>
-      <w:proofErr w:type="spellStart"/>
       <w:r>
         <w:rPr>
           <w:rFonts w:ascii="Arial" w:hAnsi="Arial" w:cs="Arial"/>
@@ -1376,50 +1293,13 @@
         </w:rPr>
         <w:t>Enlighten</w:t>
       </w:r>
-      <w:proofErr w:type="spellEnd"/>
-      <w:r>
-        <w:rPr>
-          <w:rFonts w:ascii="Arial" w:hAnsi="Arial" w:cs="Arial"/>
-          <w:sz w:val="24"/>
-          <w:szCs w:val="24"/>
-        </w:rPr>
-        <w:t xml:space="preserve">, da empresa </w:t>
-      </w:r>
-      <w:proofErr w:type="spellStart"/>
-      <w:r>
-        <w:rPr>
-          <w:rFonts w:ascii="Arial" w:hAnsi="Arial" w:cs="Arial"/>
-          <w:sz w:val="24"/>
-          <w:szCs w:val="24"/>
-        </w:rPr>
-        <w:t>Innovative</w:t>
-      </w:r>
-      <w:proofErr w:type="spellEnd"/>
-      <w:r>
-        <w:rPr>
-          <w:rFonts w:ascii="Arial" w:hAnsi="Arial" w:cs="Arial"/>
-          <w:sz w:val="24"/>
-          <w:szCs w:val="24"/>
-        </w:rPr>
-        <w:t xml:space="preserve"> </w:t>
-      </w:r>
-      <w:proofErr w:type="spellStart"/>
-      <w:r>
-        <w:rPr>
-          <w:rFonts w:ascii="Arial" w:hAnsi="Arial" w:cs="Arial"/>
-          <w:sz w:val="24"/>
-          <w:szCs w:val="24"/>
-        </w:rPr>
-        <w:t>Sytems</w:t>
-      </w:r>
-      <w:proofErr w:type="spellEnd"/>
-      <w:r>
-        <w:rPr>
-          <w:rFonts w:ascii="Arial" w:hAnsi="Arial" w:cs="Arial"/>
-          <w:sz w:val="24"/>
-          <w:szCs w:val="24"/>
-        </w:rPr>
-        <w:t xml:space="preserve">, </w:t>
+      <w:r>
+        <w:rPr>
+          <w:rFonts w:ascii="Arial" w:hAnsi="Arial" w:cs="Arial"/>
+          <w:sz w:val="24"/>
+          <w:szCs w:val="24"/>
+        </w:rPr>
+        <w:t xml:space="preserve">, da empresa Innovative Sytems, </w:t>
       </w:r>
       <w:r>
         <w:rPr>
@@ -1487,16 +1367,7 @@
           <w:sz w:val="24"/>
           <w:szCs w:val="24"/>
         </w:rPr>
-        <w:t xml:space="preserve"> o </w:t>
-      </w:r>
-      <w:proofErr w:type="spellStart"/>
-      <w:r>
-        <w:rPr>
-          <w:rFonts w:ascii="Arial" w:hAnsi="Arial" w:cs="Arial"/>
-          <w:sz w:val="24"/>
-          <w:szCs w:val="24"/>
-        </w:rPr>
-        <w:t>I</w:t>
+        <w:t xml:space="preserve"> o I</w:t>
       </w:r>
       <w:r>
         <w:rPr>
@@ -1522,50 +1393,21 @@
         </w:rPr>
         <w:t>tica</w:t>
       </w:r>
-      <w:proofErr w:type="spellEnd"/>
-      <w:r>
-        <w:rPr>
-          <w:rFonts w:ascii="Arial" w:hAnsi="Arial" w:cs="Arial"/>
-          <w:sz w:val="24"/>
-          <w:szCs w:val="24"/>
-        </w:rPr>
-        <w:t xml:space="preserve"> Data </w:t>
-      </w:r>
-      <w:proofErr w:type="spellStart"/>
-      <w:r>
-        <w:rPr>
-          <w:rFonts w:ascii="Arial" w:hAnsi="Arial" w:cs="Arial"/>
-          <w:sz w:val="24"/>
-          <w:szCs w:val="24"/>
-        </w:rPr>
-        <w:t>Quality</w:t>
-      </w:r>
-      <w:proofErr w:type="spellEnd"/>
-      <w:r>
-        <w:rPr>
-          <w:rFonts w:ascii="Arial" w:hAnsi="Arial" w:cs="Arial"/>
-          <w:sz w:val="24"/>
-          <w:szCs w:val="24"/>
-        </w:rPr>
-        <w:t xml:space="preserve"> e o </w:t>
-      </w:r>
-      <w:proofErr w:type="spellStart"/>
-      <w:r>
-        <w:rPr>
-          <w:rFonts w:ascii="Arial" w:hAnsi="Arial" w:cs="Arial"/>
-          <w:sz w:val="24"/>
-          <w:szCs w:val="24"/>
-        </w:rPr>
-        <w:t>Enlighten</w:t>
-      </w:r>
-      <w:proofErr w:type="spellEnd"/>
-      <w:r>
-        <w:rPr>
-          <w:rFonts w:ascii="Arial" w:hAnsi="Arial" w:cs="Arial"/>
-          <w:sz w:val="24"/>
-          <w:szCs w:val="24"/>
-        </w:rPr>
-        <w:t xml:space="preserve">, são ótimos </w:t>
+      <w:r>
+        <w:rPr>
+          <w:rFonts w:ascii="Arial" w:hAnsi="Arial" w:cs="Arial"/>
+          <w:sz w:val="24"/>
+          <w:szCs w:val="24"/>
+        </w:rPr>
+        <w:t xml:space="preserve"> Data Quality</w:t>
+      </w:r>
+      <w:r>
+        <w:rPr>
+          <w:rFonts w:ascii="Arial" w:hAnsi="Arial" w:cs="Arial"/>
+          <w:sz w:val="24"/>
+          <w:szCs w:val="24"/>
+        </w:rPr>
+        <w:t xml:space="preserve"> e o Enlighten, são ótimos </w:t>
       </w:r>
       <w:r>
         <w:rPr>
@@ -1663,185 +1505,49 @@
           <w:sz w:val="24"/>
           <w:szCs w:val="24"/>
         </w:rPr>
-        <w:t xml:space="preserve">O IBM </w:t>
-      </w:r>
-      <w:proofErr w:type="spellStart"/>
-      <w:r>
-        <w:rPr>
-          <w:rFonts w:ascii="Arial" w:hAnsi="Arial" w:cs="Arial"/>
-          <w:sz w:val="24"/>
-          <w:szCs w:val="24"/>
-        </w:rPr>
-        <w:t>BigQuality</w:t>
-      </w:r>
-      <w:proofErr w:type="spellEnd"/>
-      <w:r>
-        <w:rPr>
-          <w:rFonts w:ascii="Arial" w:hAnsi="Arial" w:cs="Arial"/>
-          <w:sz w:val="24"/>
-          <w:szCs w:val="24"/>
-        </w:rPr>
-        <w:t xml:space="preserve"> contém uma área e bem específica e destinada a conexão ao </w:t>
-      </w:r>
-      <w:proofErr w:type="spellStart"/>
-      <w:r>
-        <w:rPr>
-          <w:rFonts w:ascii="Arial" w:hAnsi="Arial" w:cs="Arial"/>
-          <w:sz w:val="24"/>
-          <w:szCs w:val="24"/>
-        </w:rPr>
-        <w:t>Hadoop</w:t>
-      </w:r>
-      <w:proofErr w:type="spellEnd"/>
-      <w:r>
-        <w:rPr>
-          <w:rFonts w:ascii="Arial" w:hAnsi="Arial" w:cs="Arial"/>
-          <w:sz w:val="24"/>
-          <w:szCs w:val="24"/>
-        </w:rPr>
-        <w:t xml:space="preserve">, aliás, em seu site é uma das características mais destacadas para a utilização desta ferramenta, levando em conta que o software </w:t>
-      </w:r>
-      <w:proofErr w:type="spellStart"/>
-      <w:r>
-        <w:rPr>
-          <w:rFonts w:ascii="Arial" w:hAnsi="Arial" w:cs="Arial"/>
-          <w:sz w:val="24"/>
-          <w:szCs w:val="24"/>
-        </w:rPr>
-        <w:t>Hadoop</w:t>
-      </w:r>
-      <w:proofErr w:type="spellEnd"/>
-      <w:r>
-        <w:rPr>
-          <w:rFonts w:ascii="Arial" w:hAnsi="Arial" w:cs="Arial"/>
-          <w:sz w:val="24"/>
-          <w:szCs w:val="24"/>
-        </w:rPr>
-        <w:t xml:space="preserve"> está em alta no mercado de processamento de grandes volumes de dados.</w:t>
-      </w:r>
-    </w:p>
-    <w:p>
-      <w:pPr>
-        <w:rPr>
-          <w:rFonts w:ascii="Arial" w:hAnsi="Arial" w:cs="Arial"/>
-          <w:sz w:val="24"/>
-          <w:szCs w:val="24"/>
-        </w:rPr>
-      </w:pPr>
-      <w:r>
-        <w:rPr>
-          <w:rFonts w:ascii="Arial" w:hAnsi="Arial" w:cs="Arial"/>
-          <w:sz w:val="24"/>
-          <w:szCs w:val="24"/>
-        </w:rPr>
-        <w:t xml:space="preserve">Já o </w:t>
-      </w:r>
-      <w:proofErr w:type="spellStart"/>
-      <w:r>
-        <w:rPr>
-          <w:rFonts w:ascii="Arial" w:hAnsi="Arial" w:cs="Arial"/>
-          <w:sz w:val="24"/>
-          <w:szCs w:val="24"/>
-        </w:rPr>
-        <w:t>Informatica</w:t>
-      </w:r>
-      <w:proofErr w:type="spellEnd"/>
-      <w:r>
-        <w:rPr>
-          <w:rFonts w:ascii="Arial" w:hAnsi="Arial" w:cs="Arial"/>
-          <w:sz w:val="24"/>
-          <w:szCs w:val="24"/>
-        </w:rPr>
-        <w:t xml:space="preserve"> Data </w:t>
-      </w:r>
-      <w:proofErr w:type="spellStart"/>
-      <w:r>
-        <w:rPr>
-          <w:rFonts w:ascii="Arial" w:hAnsi="Arial" w:cs="Arial"/>
-          <w:sz w:val="24"/>
-          <w:szCs w:val="24"/>
-        </w:rPr>
-        <w:t>Quality</w:t>
-      </w:r>
-      <w:proofErr w:type="spellEnd"/>
-      <w:r>
-        <w:rPr>
-          <w:rFonts w:ascii="Arial" w:hAnsi="Arial" w:cs="Arial"/>
-          <w:sz w:val="24"/>
-          <w:szCs w:val="24"/>
-        </w:rPr>
-        <w:t xml:space="preserve"> se importa com as conexões de infraestruturas em nuvem como o Microsoft Azure e o AWS (</w:t>
-      </w:r>
-      <w:proofErr w:type="spellStart"/>
-      <w:r>
-        <w:rPr>
-          <w:rFonts w:ascii="Arial" w:hAnsi="Arial" w:cs="Arial"/>
-          <w:sz w:val="24"/>
-          <w:szCs w:val="24"/>
-        </w:rPr>
-        <w:t>Amaxon</w:t>
-      </w:r>
-      <w:proofErr w:type="spellEnd"/>
-      <w:r>
-        <w:rPr>
-          <w:rFonts w:ascii="Arial" w:hAnsi="Arial" w:cs="Arial"/>
-          <w:sz w:val="24"/>
-          <w:szCs w:val="24"/>
-        </w:rPr>
-        <w:t xml:space="preserve"> Web Services), lembrando que estas duas estruturas proporcionam uma robustez maior para o controle de suas informações, sendo que ambas as empresas contam com diversos datacenters espalhados pelo mundo.</w:t>
-      </w:r>
-    </w:p>
-    <w:p>
-      <w:pPr>
-        <w:rPr>
-          <w:rFonts w:ascii="Arial" w:hAnsi="Arial" w:cs="Arial"/>
-          <w:sz w:val="24"/>
-          <w:szCs w:val="24"/>
-        </w:rPr>
-      </w:pPr>
-      <w:r>
-        <w:rPr>
-          <w:rFonts w:ascii="Arial" w:hAnsi="Arial" w:cs="Arial"/>
-          <w:sz w:val="24"/>
-          <w:szCs w:val="24"/>
-        </w:rPr>
-        <w:t xml:space="preserve">E então o </w:t>
-      </w:r>
-      <w:proofErr w:type="spellStart"/>
-      <w:r>
-        <w:rPr>
-          <w:rFonts w:ascii="Arial" w:hAnsi="Arial" w:cs="Arial"/>
-          <w:sz w:val="24"/>
-          <w:szCs w:val="24"/>
-        </w:rPr>
-        <w:t>Enlighten</w:t>
-      </w:r>
-      <w:proofErr w:type="spellEnd"/>
-      <w:r>
-        <w:rPr>
-          <w:rFonts w:ascii="Arial" w:hAnsi="Arial" w:cs="Arial"/>
-          <w:sz w:val="24"/>
-          <w:szCs w:val="24"/>
-        </w:rPr>
-        <w:t xml:space="preserve">, ferramenta da empresa </w:t>
-      </w:r>
-      <w:proofErr w:type="spellStart"/>
-      <w:r>
-        <w:rPr>
-          <w:rFonts w:ascii="Arial" w:hAnsi="Arial" w:cs="Arial"/>
-          <w:sz w:val="24"/>
-          <w:szCs w:val="24"/>
-        </w:rPr>
-        <w:t>Innovative</w:t>
-      </w:r>
-      <w:proofErr w:type="spellEnd"/>
-      <w:r>
-        <w:rPr>
-          <w:rFonts w:ascii="Arial" w:hAnsi="Arial" w:cs="Arial"/>
-          <w:sz w:val="24"/>
-          <w:szCs w:val="24"/>
-        </w:rPr>
-        <w:t xml:space="preserve"> Systems, não sinaliza um software específico para conexão, na realidade </w:t>
+        <w:t>O IBM BigQuality contém uma área e bem específica e destinada a conexão ao Hadoop, aliás, em seu site é uma das características mais destacadas para a utilização desta ferramenta, levando em conta que o software Hadoop está em alta no mercado de processamento de grandes volumes de dados.</w:t>
+      </w:r>
+    </w:p>
+    <w:p>
+      <w:pPr>
+        <w:rPr>
+          <w:rFonts w:ascii="Arial" w:hAnsi="Arial" w:cs="Arial"/>
+          <w:sz w:val="24"/>
+          <w:szCs w:val="24"/>
+        </w:rPr>
+      </w:pPr>
+      <w:r>
+        <w:rPr>
+          <w:rFonts w:ascii="Arial" w:hAnsi="Arial" w:cs="Arial"/>
+          <w:sz w:val="24"/>
+          <w:szCs w:val="24"/>
+        </w:rPr>
+        <w:t>Já o Informatica Data Quality</w:t>
+      </w:r>
+      <w:r>
+        <w:rPr>
+          <w:rFonts w:ascii="Arial" w:hAnsi="Arial" w:cs="Arial"/>
+          <w:sz w:val="24"/>
+          <w:szCs w:val="24"/>
+        </w:rPr>
+        <w:t xml:space="preserve"> se importa com as conexões de infraestruturas em nuvem como o Microsoft Azure e o AWS (Amaxon Web Services), lembrando que estas duas estruturas proporcionam uma robustez maior para o controle de suas informações, sendo que ambas as empresas contam com diversos datacenters espalhados pelo mundo.</w:t>
+      </w:r>
+    </w:p>
+    <w:p>
+      <w:pPr>
+        <w:rPr>
+          <w:rFonts w:ascii="Arial" w:hAnsi="Arial" w:cs="Arial"/>
+          <w:sz w:val="24"/>
+          <w:szCs w:val="24"/>
+        </w:rPr>
+      </w:pPr>
+      <w:r>
+        <w:rPr>
+          <w:rFonts w:ascii="Arial" w:hAnsi="Arial" w:cs="Arial"/>
+          <w:sz w:val="24"/>
+          <w:szCs w:val="24"/>
+        </w:rPr>
+        <w:t xml:space="preserve">E então o Enlighten, ferramenta da empresa Innovative Systems, não sinaliza um software específico para conexão, na realidade </w:t>
       </w:r>
       <w:proofErr w:type="gramStart"/>
       <w:r>
@@ -1859,96 +1565,24 @@
           <w:sz w:val="24"/>
           <w:szCs w:val="24"/>
         </w:rPr>
-        <w:t xml:space="preserve"> listam de forma genérica a possibilidade de integração com sistemas ERP, </w:t>
-      </w:r>
-      <w:proofErr w:type="spellStart"/>
-      <w:r>
-        <w:rPr>
-          <w:rFonts w:ascii="Arial" w:hAnsi="Arial" w:cs="Arial"/>
-          <w:sz w:val="24"/>
-          <w:szCs w:val="24"/>
-        </w:rPr>
-        <w:t>Warehouses</w:t>
-      </w:r>
-      <w:proofErr w:type="spellEnd"/>
-      <w:r>
-        <w:rPr>
-          <w:rFonts w:ascii="Arial" w:hAnsi="Arial" w:cs="Arial"/>
-          <w:sz w:val="24"/>
-          <w:szCs w:val="24"/>
-        </w:rPr>
-        <w:t xml:space="preserve"> entre outros.</w:t>
-      </w:r>
-    </w:p>
-    <w:p>
-      <w:pPr>
-        <w:rPr>
-          <w:rFonts w:ascii="Arial" w:hAnsi="Arial" w:cs="Arial"/>
-          <w:sz w:val="24"/>
-          <w:szCs w:val="24"/>
-        </w:rPr>
-      </w:pPr>
-      <w:r>
-        <w:rPr>
-          <w:rFonts w:ascii="Arial" w:hAnsi="Arial" w:cs="Arial"/>
-          <w:sz w:val="24"/>
-          <w:szCs w:val="24"/>
-        </w:rPr>
-        <w:t xml:space="preserve">Realizando uma comparação básica, o grupo decidiu que as melhores ferramentas para uma integração fácil com outros sistemas, seriam o IBM </w:t>
-      </w:r>
-      <w:proofErr w:type="spellStart"/>
-      <w:r>
-        <w:rPr>
-          <w:rFonts w:ascii="Arial" w:hAnsi="Arial" w:cs="Arial"/>
-          <w:sz w:val="24"/>
-          <w:szCs w:val="24"/>
-        </w:rPr>
-        <w:t>BigQuality</w:t>
-      </w:r>
-      <w:proofErr w:type="spellEnd"/>
-      <w:r>
-        <w:rPr>
-          <w:rFonts w:ascii="Arial" w:hAnsi="Arial" w:cs="Arial"/>
-          <w:sz w:val="24"/>
-          <w:szCs w:val="24"/>
-        </w:rPr>
-        <w:t xml:space="preserve"> e o </w:t>
-      </w:r>
-      <w:proofErr w:type="spellStart"/>
-      <w:r>
-        <w:rPr>
-          <w:rFonts w:ascii="Arial" w:hAnsi="Arial" w:cs="Arial"/>
-          <w:sz w:val="24"/>
-          <w:szCs w:val="24"/>
-        </w:rPr>
-        <w:t>Informatica</w:t>
-      </w:r>
-      <w:proofErr w:type="spellEnd"/>
-      <w:r>
-        <w:rPr>
-          <w:rFonts w:ascii="Arial" w:hAnsi="Arial" w:cs="Arial"/>
-          <w:sz w:val="24"/>
-          <w:szCs w:val="24"/>
-        </w:rPr>
-        <w:t xml:space="preserve"> Data </w:t>
-      </w:r>
-      <w:proofErr w:type="spellStart"/>
-      <w:r>
-        <w:rPr>
-          <w:rFonts w:ascii="Arial" w:hAnsi="Arial" w:cs="Arial"/>
-          <w:sz w:val="24"/>
-          <w:szCs w:val="24"/>
-        </w:rPr>
-        <w:t>Quality</w:t>
-      </w:r>
-      <w:proofErr w:type="spellEnd"/>
-      <w:r>
-        <w:rPr>
-          <w:rFonts w:ascii="Arial" w:hAnsi="Arial" w:cs="Arial"/>
-          <w:sz w:val="24"/>
-          <w:szCs w:val="24"/>
-        </w:rPr>
-        <w:t xml:space="preserve">, pelo fato que </w:t>
+        <w:t xml:space="preserve"> listam de forma genérica a possibilidade de integração com sistemas ERP, Warehouses entre outros.</w:t>
+      </w:r>
+    </w:p>
+    <w:p>
+      <w:pPr>
+        <w:rPr>
+          <w:rFonts w:ascii="Arial" w:hAnsi="Arial" w:cs="Arial"/>
+          <w:sz w:val="24"/>
+          <w:szCs w:val="24"/>
+        </w:rPr>
+      </w:pPr>
+      <w:r>
+        <w:rPr>
+          <w:rFonts w:ascii="Arial" w:hAnsi="Arial" w:cs="Arial"/>
+          <w:sz w:val="24"/>
+          <w:szCs w:val="24"/>
+        </w:rPr>
+        <w:t xml:space="preserve">Realizando uma comparação básica, o grupo decidiu que as melhores ferramentas para uma integração fácil com outros sistemas, seriam o IBM BigQuality e o Informatica Data Quality, pelo fato que </w:t>
       </w:r>
       <w:proofErr w:type="gramStart"/>
       <w:r>
@@ -2057,25 +1691,7 @@
           <w:sz w:val="24"/>
           <w:szCs w:val="24"/>
         </w:rPr>
-        <w:t xml:space="preserve">A empresa </w:t>
-      </w:r>
-      <w:proofErr w:type="spellStart"/>
-      <w:r>
-        <w:rPr>
-          <w:rFonts w:ascii="Arial" w:hAnsi="Arial" w:cs="Arial"/>
-          <w:sz w:val="24"/>
-          <w:szCs w:val="24"/>
-        </w:rPr>
-        <w:t>Informatica</w:t>
-      </w:r>
-      <w:proofErr w:type="spellEnd"/>
-      <w:r>
-        <w:rPr>
-          <w:rFonts w:ascii="Arial" w:hAnsi="Arial" w:cs="Arial"/>
-          <w:sz w:val="24"/>
-          <w:szCs w:val="24"/>
-        </w:rPr>
-        <w:t xml:space="preserve"> contém uma base fortificada de suporte, contendo não apenas um fórum, mas também </w:t>
+        <w:t xml:space="preserve">A empresa Informatica contém uma base fortificada de suporte, contendo não apenas um fórum, mas também </w:t>
       </w:r>
       <w:proofErr w:type="gramStart"/>
       <w:r>
@@ -2093,43 +1709,7 @@
           <w:sz w:val="24"/>
           <w:szCs w:val="24"/>
         </w:rPr>
-        <w:t xml:space="preserve"> constroem grupos de usuários e marcam encontros para sanar dúvidas de suas respectivas ferramentas como o </w:t>
-      </w:r>
-      <w:proofErr w:type="spellStart"/>
-      <w:r>
-        <w:rPr>
-          <w:rFonts w:ascii="Arial" w:hAnsi="Arial" w:cs="Arial"/>
-          <w:sz w:val="24"/>
-          <w:szCs w:val="24"/>
-        </w:rPr>
-        <w:t>Informatica</w:t>
-      </w:r>
-      <w:proofErr w:type="spellEnd"/>
-      <w:r>
-        <w:rPr>
-          <w:rFonts w:ascii="Arial" w:hAnsi="Arial" w:cs="Arial"/>
-          <w:sz w:val="24"/>
-          <w:szCs w:val="24"/>
-        </w:rPr>
-        <w:t xml:space="preserve"> Data </w:t>
-      </w:r>
-      <w:proofErr w:type="spellStart"/>
-      <w:r>
-        <w:rPr>
-          <w:rFonts w:ascii="Arial" w:hAnsi="Arial" w:cs="Arial"/>
-          <w:sz w:val="24"/>
-          <w:szCs w:val="24"/>
-        </w:rPr>
-        <w:t>Quality</w:t>
-      </w:r>
-      <w:proofErr w:type="spellEnd"/>
-      <w:r>
-        <w:rPr>
-          <w:rFonts w:ascii="Arial" w:hAnsi="Arial" w:cs="Arial"/>
-          <w:sz w:val="24"/>
-          <w:szCs w:val="24"/>
-        </w:rPr>
-        <w:t>.</w:t>
+        <w:t xml:space="preserve"> constroem grupos de usuários e marcam encontros para sanar dúvidas de suas respectivas ferramentas como o Informatica Data Quality.</w:t>
       </w:r>
     </w:p>
     <w:p>
@@ -2154,25 +1734,7 @@
           <w:sz w:val="24"/>
           <w:szCs w:val="24"/>
         </w:rPr>
-        <w:t xml:space="preserve">com uma base forte de suporte, onde existem alas de “Registro de Caso”, ou seja, caso ocorra algum problema em uma das ferramentas como o IBM Big </w:t>
-      </w:r>
-      <w:proofErr w:type="spellStart"/>
-      <w:r>
-        <w:rPr>
-          <w:rFonts w:ascii="Arial" w:hAnsi="Arial" w:cs="Arial"/>
-          <w:sz w:val="24"/>
-          <w:szCs w:val="24"/>
-        </w:rPr>
-        <w:t>Quality</w:t>
-      </w:r>
-      <w:proofErr w:type="spellEnd"/>
-      <w:r>
-        <w:rPr>
-          <w:rFonts w:ascii="Arial" w:hAnsi="Arial" w:cs="Arial"/>
-          <w:sz w:val="24"/>
-          <w:szCs w:val="24"/>
-        </w:rPr>
-        <w:t>.</w:t>
+        <w:t>com uma base forte de suporte, onde existem alas de “Registro de Caso”, ou seja, caso ocorra algum problema em uma das ferramentas como o IBM Big Quality.</w:t>
       </w:r>
     </w:p>
     <w:p>
@@ -2190,25 +1752,7 @@
           <w:szCs w:val="24"/>
         </w:rPr>
         <w:lastRenderedPageBreak/>
-        <w:t xml:space="preserve">Já a </w:t>
-      </w:r>
-      <w:proofErr w:type="spellStart"/>
-      <w:r>
-        <w:rPr>
-          <w:rFonts w:ascii="Arial" w:hAnsi="Arial" w:cs="Arial"/>
-          <w:sz w:val="24"/>
-          <w:szCs w:val="24"/>
-        </w:rPr>
-        <w:t>Innovative</w:t>
-      </w:r>
-      <w:proofErr w:type="spellEnd"/>
-      <w:r>
-        <w:rPr>
-          <w:rFonts w:ascii="Arial" w:hAnsi="Arial" w:cs="Arial"/>
-          <w:sz w:val="24"/>
-          <w:szCs w:val="24"/>
-        </w:rPr>
-        <w:t xml:space="preserve"> System </w:t>
+        <w:t xml:space="preserve">Já a Innovative System </w:t>
       </w:r>
       <w:proofErr w:type="gramStart"/>
       <w:r>
@@ -2251,61 +1795,7 @@
           <w:sz w:val="24"/>
           <w:szCs w:val="24"/>
         </w:rPr>
-        <w:t xml:space="preserve">, as ferramentas IBM </w:t>
-      </w:r>
-      <w:proofErr w:type="spellStart"/>
-      <w:r>
-        <w:rPr>
-          <w:rFonts w:ascii="Arial" w:hAnsi="Arial" w:cs="Arial"/>
-          <w:sz w:val="24"/>
-          <w:szCs w:val="24"/>
-        </w:rPr>
-        <w:t>BigQuality</w:t>
-      </w:r>
-      <w:proofErr w:type="spellEnd"/>
-      <w:r>
-        <w:rPr>
-          <w:rFonts w:ascii="Arial" w:hAnsi="Arial" w:cs="Arial"/>
-          <w:sz w:val="24"/>
-          <w:szCs w:val="24"/>
-        </w:rPr>
-        <w:t xml:space="preserve"> e </w:t>
-      </w:r>
-      <w:proofErr w:type="spellStart"/>
-      <w:r>
-        <w:rPr>
-          <w:rFonts w:ascii="Arial" w:hAnsi="Arial" w:cs="Arial"/>
-          <w:sz w:val="24"/>
-          <w:szCs w:val="24"/>
-        </w:rPr>
-        <w:t>Informatica</w:t>
-      </w:r>
-      <w:proofErr w:type="spellEnd"/>
-      <w:r>
-        <w:rPr>
-          <w:rFonts w:ascii="Arial" w:hAnsi="Arial" w:cs="Arial"/>
-          <w:sz w:val="24"/>
-          <w:szCs w:val="24"/>
-        </w:rPr>
-        <w:t xml:space="preserve"> Data </w:t>
-      </w:r>
-      <w:proofErr w:type="spellStart"/>
-      <w:r>
-        <w:rPr>
-          <w:rFonts w:ascii="Arial" w:hAnsi="Arial" w:cs="Arial"/>
-          <w:sz w:val="24"/>
-          <w:szCs w:val="24"/>
-        </w:rPr>
-        <w:t>Quality</w:t>
-      </w:r>
-      <w:proofErr w:type="spellEnd"/>
-      <w:r>
-        <w:rPr>
-          <w:rFonts w:ascii="Arial" w:hAnsi="Arial" w:cs="Arial"/>
-          <w:sz w:val="24"/>
-          <w:szCs w:val="24"/>
-        </w:rPr>
-        <w:t>, são os softwares que contém com um suporte mais consolidado para auxiliar o usuário.</w:t>
+        <w:t>, as ferramentas IBM BigQuality e Informatica Data Quality, são os softwares que contém com um suporte mais consolidado para auxiliar o usuário.</w:t>
       </w:r>
     </w:p>
     <w:p>
@@ -2377,25 +1867,7 @@
           <w:sz w:val="24"/>
           <w:szCs w:val="24"/>
         </w:rPr>
-        <w:t xml:space="preserve">A IBM e a </w:t>
-      </w:r>
-      <w:proofErr w:type="spellStart"/>
-      <w:r>
-        <w:rPr>
-          <w:rFonts w:ascii="Arial" w:hAnsi="Arial" w:cs="Arial"/>
-          <w:sz w:val="24"/>
-          <w:szCs w:val="24"/>
-        </w:rPr>
-        <w:t>Informatica</w:t>
-      </w:r>
-      <w:proofErr w:type="spellEnd"/>
-      <w:r>
-        <w:rPr>
-          <w:rFonts w:ascii="Arial" w:hAnsi="Arial" w:cs="Arial"/>
-          <w:sz w:val="24"/>
-          <w:szCs w:val="24"/>
-        </w:rPr>
-        <w:t>, ambas empresas contém uma documentação altamente disponível para a consulta e extremamente clara de entendimento e leitura, havendo apenas a necessidade de criar um usuário em suas bases, com isso, o responsável pela governança de dados não tem apenas acesso a documentação de seus respectivos softwares de qualidade de dados, mas também a outras ferramentas que estas empresas oferecem.</w:t>
+        <w:t>A IBM e a Informatica, ambas empresas contém uma documentação altamente disponível para a consulta e extremamente clara de entendimento e leitura, havendo apenas a necessidade de criar um usuário em suas bases, com isso, o responsável pela governança de dados não tem apenas acesso a documentação de seus respectivos softwares de qualidade de dados, mas também a outras ferramentas que estas empresas oferecem.</w:t>
       </w:r>
     </w:p>
     <w:p>
@@ -2420,43 +1892,7 @@
           <w:sz w:val="24"/>
           <w:szCs w:val="24"/>
         </w:rPr>
-        <w:t xml:space="preserve"> empresa </w:t>
-      </w:r>
-      <w:proofErr w:type="spellStart"/>
-      <w:r>
-        <w:rPr>
-          <w:rFonts w:ascii="Arial" w:hAnsi="Arial" w:cs="Arial"/>
-          <w:sz w:val="24"/>
-          <w:szCs w:val="24"/>
-        </w:rPr>
-        <w:t>Innovative</w:t>
-      </w:r>
-      <w:proofErr w:type="spellEnd"/>
-      <w:r>
-        <w:rPr>
-          <w:rFonts w:ascii="Arial" w:hAnsi="Arial" w:cs="Arial"/>
-          <w:sz w:val="24"/>
-          <w:szCs w:val="24"/>
-        </w:rPr>
-        <w:t xml:space="preserve"> System, a mesma, dificulta o acesso a documentação do </w:t>
-      </w:r>
-      <w:proofErr w:type="spellStart"/>
-      <w:r>
-        <w:rPr>
-          <w:rFonts w:ascii="Arial" w:hAnsi="Arial" w:cs="Arial"/>
-          <w:sz w:val="24"/>
-          <w:szCs w:val="24"/>
-        </w:rPr>
-        <w:t>Enlighten</w:t>
-      </w:r>
-      <w:proofErr w:type="spellEnd"/>
-      <w:r>
-        <w:rPr>
-          <w:rFonts w:ascii="Arial" w:hAnsi="Arial" w:cs="Arial"/>
-          <w:sz w:val="24"/>
-          <w:szCs w:val="24"/>
-        </w:rPr>
-        <w:t xml:space="preserve"> e de outros softwares, não havendo nem a possibilidade de criar uma credencial na base de documentação</w:t>
+        <w:t xml:space="preserve"> empresa Innovative System, a mesma, dificulta o acesso a documentação do Enlighten e de outros softwares, não havendo nem a possibilidade de criar uma credencial na base de documentação</w:t>
       </w:r>
       <w:r>
         <w:rPr>
@@ -2507,94 +1943,54 @@
         </w:rPr>
         <w:t xml:space="preserve">das documentações, sendo que </w:t>
       </w:r>
-      <w:proofErr w:type="gramStart"/>
-      <w:r>
-        <w:rPr>
-          <w:rFonts w:ascii="Arial" w:hAnsi="Arial" w:cs="Arial"/>
-          <w:sz w:val="24"/>
-          <w:szCs w:val="24"/>
-        </w:rPr>
-        <w:t>as mesmas</w:t>
-      </w:r>
-      <w:proofErr w:type="gramEnd"/>
-      <w:r>
-        <w:rPr>
-          <w:rFonts w:ascii="Arial" w:hAnsi="Arial" w:cs="Arial"/>
-          <w:sz w:val="24"/>
-          <w:szCs w:val="24"/>
-        </w:rPr>
-        <w:t xml:space="preserve"> estão em inglês, lembrando que em no Brasil, a maioria não contém o conhecimento fluente em inglês.</w:t>
-      </w:r>
-    </w:p>
-    <w:p>
-      <w:pPr>
-        <w:rPr>
-          <w:rFonts w:ascii="Arial" w:hAnsi="Arial" w:cs="Arial"/>
-          <w:sz w:val="24"/>
-          <w:szCs w:val="24"/>
-        </w:rPr>
-      </w:pPr>
-      <w:r>
-        <w:rPr>
-          <w:rFonts w:ascii="Arial" w:hAnsi="Arial" w:cs="Arial"/>
-          <w:sz w:val="24"/>
-          <w:szCs w:val="24"/>
-        </w:rPr>
-        <w:t xml:space="preserve">Com todos os pontos alinhados, entendemos que os sistemas IBM </w:t>
-      </w:r>
-      <w:proofErr w:type="spellStart"/>
-      <w:r>
-        <w:rPr>
-          <w:rFonts w:ascii="Arial" w:hAnsi="Arial" w:cs="Arial"/>
-          <w:sz w:val="24"/>
-          <w:szCs w:val="24"/>
-        </w:rPr>
-        <w:t>BigQuality</w:t>
-      </w:r>
-      <w:proofErr w:type="spellEnd"/>
-      <w:r>
-        <w:rPr>
-          <w:rFonts w:ascii="Arial" w:hAnsi="Arial" w:cs="Arial"/>
-          <w:sz w:val="24"/>
-          <w:szCs w:val="24"/>
-        </w:rPr>
-        <w:t xml:space="preserve"> e </w:t>
-      </w:r>
-      <w:proofErr w:type="spellStart"/>
-      <w:r>
-        <w:rPr>
-          <w:rFonts w:ascii="Arial" w:hAnsi="Arial" w:cs="Arial"/>
-          <w:sz w:val="24"/>
-          <w:szCs w:val="24"/>
-        </w:rPr>
-        <w:t>Informatica</w:t>
-      </w:r>
-      <w:proofErr w:type="spellEnd"/>
-      <w:r>
-        <w:rPr>
-          <w:rFonts w:ascii="Arial" w:hAnsi="Arial" w:cs="Arial"/>
-          <w:sz w:val="24"/>
-          <w:szCs w:val="24"/>
-        </w:rPr>
-        <w:t xml:space="preserve"> Data </w:t>
-      </w:r>
-      <w:proofErr w:type="spellStart"/>
-      <w:r>
-        <w:rPr>
-          <w:rFonts w:ascii="Arial" w:hAnsi="Arial" w:cs="Arial"/>
-          <w:sz w:val="24"/>
-          <w:szCs w:val="24"/>
-        </w:rPr>
-        <w:t>Quality</w:t>
-      </w:r>
-      <w:proofErr w:type="spellEnd"/>
-      <w:r>
-        <w:rPr>
-          <w:rFonts w:ascii="Arial" w:hAnsi="Arial" w:cs="Arial"/>
-          <w:sz w:val="24"/>
-          <w:szCs w:val="24"/>
-        </w:rPr>
-        <w:t xml:space="preserve"> consistem com a disponibilidade de ótimas documentações.</w:t>
+      <w:r>
+        <w:rPr>
+          <w:rFonts w:ascii="Arial" w:hAnsi="Arial" w:cs="Arial"/>
+          <w:sz w:val="24"/>
+          <w:szCs w:val="24"/>
+        </w:rPr>
+        <w:t>boa parte delas se encontram em ingl</w:t>
+      </w:r>
+      <w:r>
+        <w:rPr>
+          <w:rFonts w:ascii="Arial" w:hAnsi="Arial" w:cs="Arial"/>
+          <w:sz w:val="24"/>
+          <w:szCs w:val="24"/>
+        </w:rPr>
+        <w:t>ê</w:t>
+      </w:r>
+      <w:r>
+        <w:rPr>
+          <w:rFonts w:ascii="Arial" w:hAnsi="Arial" w:cs="Arial"/>
+          <w:sz w:val="24"/>
+          <w:szCs w:val="24"/>
+        </w:rPr>
+        <w:t>s</w:t>
+      </w:r>
+      <w:r>
+        <w:rPr>
+          <w:rFonts w:ascii="Arial" w:hAnsi="Arial" w:cs="Arial"/>
+          <w:sz w:val="24"/>
+          <w:szCs w:val="24"/>
+        </w:rPr>
+        <w:t>, lembrando que em no Brasil, a maioria não contém o conhecimento fluente em inglês.</w:t>
+      </w:r>
+    </w:p>
+    <w:p>
+      <w:pPr>
+        <w:rPr>
+          <w:rFonts w:ascii="Arial" w:hAnsi="Arial" w:cs="Arial"/>
+          <w:sz w:val="24"/>
+          <w:szCs w:val="24"/>
+        </w:rPr>
+      </w:pPr>
+      <w:r>
+        <w:rPr>
+          <w:rFonts w:ascii="Arial" w:hAnsi="Arial" w:cs="Arial"/>
+          <w:sz w:val="24"/>
+          <w:szCs w:val="24"/>
+        </w:rPr>
+        <w:t>Com todos os pontos alinhados, entendemos que os sistemas IBM BigQuality e Informatica Data Quality consistem com a disponibilidade de ótimas documentações.</w:t>
       </w:r>
     </w:p>
     <w:p>
@@ -2689,25 +2085,7 @@
           <w:szCs w:val="24"/>
         </w:rPr>
         <w:lastRenderedPageBreak/>
-        <w:t xml:space="preserve">Com isso, selecionamos três ferramentas, também, nos baseamos no “Quadrante Mágico MDM </w:t>
-      </w:r>
-      <w:proofErr w:type="spellStart"/>
-      <w:r>
-        <w:rPr>
-          <w:rFonts w:ascii="Arial" w:hAnsi="Arial" w:cs="Arial"/>
-          <w:sz w:val="24"/>
-          <w:szCs w:val="24"/>
-        </w:rPr>
-        <w:t>Gartner</w:t>
-      </w:r>
-      <w:proofErr w:type="spellEnd"/>
-      <w:r>
-        <w:rPr>
-          <w:rFonts w:ascii="Arial" w:hAnsi="Arial" w:cs="Arial"/>
-          <w:sz w:val="24"/>
-          <w:szCs w:val="24"/>
-        </w:rPr>
-        <w:t xml:space="preserve">” de </w:t>
+        <w:t xml:space="preserve">Com isso, selecionamos três ferramentas, também, nos baseamos no “Quadrante Mágico MDM Gartner” de </w:t>
       </w:r>
       <w:r>
         <w:rPr>
@@ -2739,41 +2117,21 @@
           <w:szCs w:val="24"/>
         </w:rPr>
       </w:pPr>
-      <w:proofErr w:type="spellStart"/>
-      <w:r>
-        <w:rPr>
-          <w:rFonts w:ascii="Arial" w:hAnsi="Arial" w:cs="Arial"/>
-          <w:sz w:val="24"/>
-          <w:szCs w:val="24"/>
-        </w:rPr>
-        <w:t>Informatica</w:t>
-      </w:r>
-      <w:proofErr w:type="spellEnd"/>
-      <w:r>
-        <w:rPr>
-          <w:rFonts w:ascii="Arial" w:hAnsi="Arial" w:cs="Arial"/>
-          <w:sz w:val="24"/>
-          <w:szCs w:val="24"/>
-        </w:rPr>
-        <w:t xml:space="preserve"> MDM – </w:t>
-      </w:r>
-      <w:proofErr w:type="spellStart"/>
-      <w:r>
-        <w:rPr>
-          <w:rFonts w:ascii="Arial" w:hAnsi="Arial" w:cs="Arial"/>
-          <w:sz w:val="24"/>
-          <w:szCs w:val="24"/>
-        </w:rPr>
-        <w:t>Reference</w:t>
-      </w:r>
-      <w:proofErr w:type="spellEnd"/>
-      <w:r>
-        <w:rPr>
-          <w:rFonts w:ascii="Arial" w:hAnsi="Arial" w:cs="Arial"/>
-          <w:sz w:val="24"/>
-          <w:szCs w:val="24"/>
-        </w:rPr>
-        <w:t xml:space="preserve"> 360</w:t>
+      <w:r>
+        <w:rPr>
+          <w:rFonts w:ascii="Arial" w:hAnsi="Arial" w:cs="Arial"/>
+          <w:sz w:val="24"/>
+          <w:szCs w:val="24"/>
+        </w:rPr>
+        <w:t>Informatica MDM – Reference 360</w:t>
+      </w:r>
+      <w:r>
+        <w:rPr>
+          <w:rFonts w:ascii="Arial" w:hAnsi="Arial" w:cs="Arial"/>
+          <w:sz w:val="24"/>
+          <w:szCs w:val="24"/>
+        </w:rPr>
+        <w:t xml:space="preserve"> - Informatica</w:t>
       </w:r>
     </w:p>
     <w:p>
@@ -2795,25 +2153,15 @@
           <w:sz w:val="24"/>
           <w:szCs w:val="24"/>
         </w:rPr>
-        <w:t xml:space="preserve">IBM </w:t>
-      </w:r>
-      <w:proofErr w:type="spellStart"/>
-      <w:r>
-        <w:rPr>
-          <w:rFonts w:ascii="Arial" w:hAnsi="Arial" w:cs="Arial"/>
-          <w:sz w:val="24"/>
-          <w:szCs w:val="24"/>
-        </w:rPr>
-        <w:t>InfoSphere</w:t>
-      </w:r>
-      <w:proofErr w:type="spellEnd"/>
-      <w:r>
-        <w:rPr>
-          <w:rFonts w:ascii="Arial" w:hAnsi="Arial" w:cs="Arial"/>
-          <w:sz w:val="24"/>
-          <w:szCs w:val="24"/>
-        </w:rPr>
-        <w:t xml:space="preserve"> Master Data Management</w:t>
+        <w:t>IBM InfoSphere Master Data Management</w:t>
+      </w:r>
+      <w:r>
+        <w:rPr>
+          <w:rFonts w:ascii="Arial" w:hAnsi="Arial" w:cs="Arial"/>
+          <w:sz w:val="24"/>
+          <w:szCs w:val="24"/>
+        </w:rPr>
+        <w:t xml:space="preserve"> - IBM</w:t>
       </w:r>
     </w:p>
     <w:p>
@@ -2835,25 +2183,15 @@
           <w:sz w:val="24"/>
           <w:szCs w:val="24"/>
         </w:rPr>
-        <w:t xml:space="preserve">SAP </w:t>
-      </w:r>
-      <w:proofErr w:type="spellStart"/>
-      <w:r>
-        <w:rPr>
-          <w:rFonts w:ascii="Arial" w:hAnsi="Arial" w:cs="Arial"/>
-          <w:sz w:val="24"/>
-          <w:szCs w:val="24"/>
-        </w:rPr>
-        <w:t>NetWeaver</w:t>
-      </w:r>
-      <w:proofErr w:type="spellEnd"/>
-      <w:r>
-        <w:rPr>
-          <w:rFonts w:ascii="Arial" w:hAnsi="Arial" w:cs="Arial"/>
-          <w:sz w:val="24"/>
-          <w:szCs w:val="24"/>
-        </w:rPr>
-        <w:t xml:space="preserve"> Master Data Management 7.1</w:t>
+        <w:t>SAP NetWeaver Master Data Management 7.1</w:t>
+      </w:r>
+      <w:r>
+        <w:rPr>
+          <w:rFonts w:ascii="Arial" w:hAnsi="Arial" w:cs="Arial"/>
+          <w:sz w:val="24"/>
+          <w:szCs w:val="24"/>
+        </w:rPr>
+        <w:t xml:space="preserve"> - SAP</w:t>
       </w:r>
     </w:p>
     <w:p>
@@ -2999,25 +2337,7 @@
           <w:sz w:val="24"/>
           <w:szCs w:val="24"/>
         </w:rPr>
-        <w:t xml:space="preserve">Nesta análise, o grupo escolheu três ferramentas de grande porte e todas as empresas citas, sendo a IBM, SAP e a </w:t>
-      </w:r>
-      <w:proofErr w:type="spellStart"/>
-      <w:r>
-        <w:rPr>
-          <w:rFonts w:ascii="Arial" w:hAnsi="Arial" w:cs="Arial"/>
-          <w:sz w:val="24"/>
-          <w:szCs w:val="24"/>
-        </w:rPr>
-        <w:t>Informatica</w:t>
-      </w:r>
-      <w:proofErr w:type="spellEnd"/>
-      <w:r>
-        <w:rPr>
-          <w:rFonts w:ascii="Arial" w:hAnsi="Arial" w:cs="Arial"/>
-          <w:sz w:val="24"/>
-          <w:szCs w:val="24"/>
-        </w:rPr>
-        <w:t>, fornecem um ótimo suporte de alta qualidade, contendo uma plataforma extremamente voltada ao auxílio do usuário, possibilitando acessar eventos, analisar situações sinalizadas na comunidade entre outras informações que qualquer usuário necessitaria para tirar suas dúvidas.</w:t>
+        <w:t>Nesta análise, o grupo escolheu três ferramentas de grande porte e todas as empresas citas, sendo a IBM, SAP e a Informatica, fornecem um ótimo suporte de alta qualidade, contendo uma plataforma extremamente voltada ao auxílio do usuário, possibilitando acessar eventos, analisar situações sinalizadas na comunidade entre outras informações que qualquer usuário necessitaria para tirar suas dúvidas.</w:t>
       </w:r>
     </w:p>
     <w:p>
@@ -3064,7 +2384,57 @@
           <w:sz w:val="24"/>
           <w:szCs w:val="24"/>
         </w:rPr>
-        <w:t>Semelhante com as informações sinalizadas nas ferramentas de qualidade de dados, a documentação da IBM e da SAP são extremamente claras sobre suas ferramentas de MDM, facilitando a implantação ou resolução de problemas. Já a SAP também está no mesmo nível destas empresas, porém, ambas companhias trazem uma situação que pode ser um problema, as documentações estão em inglês, então</w:t>
+        <w:t xml:space="preserve">Semelhante com as informações sinalizadas nas ferramentas de qualidade de dados, a documentação da IBM e da SAP são extremamente claras sobre suas ferramentas de MDM, facilitando a implantação ou resolução de problemas. Já a SAP também está no mesmo nível destas empresas, porém, ambas companhias trazem uma situação que pode ser um </w:t>
+      </w:r>
+      <w:proofErr w:type="gramStart"/>
+      <w:r>
+        <w:rPr>
+          <w:rFonts w:ascii="Arial" w:hAnsi="Arial" w:cs="Arial"/>
+          <w:sz w:val="24"/>
+          <w:szCs w:val="24"/>
+        </w:rPr>
+        <w:t xml:space="preserve">problema, </w:t>
+      </w:r>
+      <w:r>
+        <w:rPr>
+          <w:rFonts w:ascii="Arial" w:hAnsi="Arial" w:cs="Arial"/>
+          <w:sz w:val="24"/>
+          <w:szCs w:val="24"/>
+        </w:rPr>
+        <w:t xml:space="preserve"> </w:t>
+      </w:r>
+      <w:r>
+        <w:rPr>
+          <w:rFonts w:ascii="Arial" w:hAnsi="Arial" w:cs="Arial"/>
+          <w:sz w:val="24"/>
+          <w:szCs w:val="24"/>
+        </w:rPr>
+        <w:t>boa</w:t>
+      </w:r>
+      <w:proofErr w:type="gramEnd"/>
+      <w:r>
+        <w:rPr>
+          <w:rFonts w:ascii="Arial" w:hAnsi="Arial" w:cs="Arial"/>
+          <w:sz w:val="24"/>
+          <w:szCs w:val="24"/>
+        </w:rPr>
+        <w:t xml:space="preserve"> parte</w:t>
+      </w:r>
+      <w:r>
+        <w:rPr>
+          <w:rFonts w:ascii="Arial" w:hAnsi="Arial" w:cs="Arial"/>
+          <w:sz w:val="24"/>
+          <w:szCs w:val="24"/>
+        </w:rPr>
+        <w:t xml:space="preserve"> das documentações se encontram em inglês</w:t>
+      </w:r>
+      <w:r>
+        <w:rPr>
+          <w:rFonts w:ascii="Arial" w:hAnsi="Arial" w:cs="Arial"/>
+          <w:sz w:val="24"/>
+          <w:szCs w:val="24"/>
+        </w:rPr>
+        <w:t>, então</w:t>
       </w:r>
       <w:r>
         <w:rPr>
@@ -3135,61 +2505,7 @@
           <w:sz w:val="24"/>
           <w:szCs w:val="24"/>
         </w:rPr>
-        <w:t xml:space="preserve">O sistema MDM – </w:t>
-      </w:r>
-      <w:proofErr w:type="spellStart"/>
-      <w:r>
-        <w:rPr>
-          <w:rFonts w:ascii="Arial" w:hAnsi="Arial" w:cs="Arial"/>
-          <w:sz w:val="24"/>
-          <w:szCs w:val="24"/>
-        </w:rPr>
-        <w:t>Reference</w:t>
-      </w:r>
-      <w:proofErr w:type="spellEnd"/>
-      <w:r>
-        <w:rPr>
-          <w:rFonts w:ascii="Arial" w:hAnsi="Arial" w:cs="Arial"/>
-          <w:sz w:val="24"/>
-          <w:szCs w:val="24"/>
-        </w:rPr>
-        <w:t xml:space="preserve"> 360 da informática não deixa claro as suas integrações, apenas comenta a grande facilidade com o acesso a nuvem, porém sem nenhum segmento específico de outros sistemas, já o IBM </w:t>
-      </w:r>
-      <w:proofErr w:type="spellStart"/>
-      <w:r>
-        <w:rPr>
-          <w:rFonts w:ascii="Arial" w:hAnsi="Arial" w:cs="Arial"/>
-          <w:sz w:val="24"/>
-          <w:szCs w:val="24"/>
-        </w:rPr>
-        <w:t>InfoSphere</w:t>
-      </w:r>
-      <w:proofErr w:type="spellEnd"/>
-      <w:r>
-        <w:rPr>
-          <w:rFonts w:ascii="Arial" w:hAnsi="Arial" w:cs="Arial"/>
-          <w:sz w:val="24"/>
-          <w:szCs w:val="24"/>
-        </w:rPr>
-        <w:t xml:space="preserve"> Master Data Management novamente destaca sua facilidade de integração com o </w:t>
-      </w:r>
-      <w:proofErr w:type="spellStart"/>
-      <w:r>
-        <w:rPr>
-          <w:rFonts w:ascii="Arial" w:hAnsi="Arial" w:cs="Arial"/>
-          <w:sz w:val="24"/>
-          <w:szCs w:val="24"/>
-        </w:rPr>
-        <w:t>Hadoop</w:t>
-      </w:r>
-      <w:proofErr w:type="spellEnd"/>
-      <w:r>
-        <w:rPr>
-          <w:rFonts w:ascii="Arial" w:hAnsi="Arial" w:cs="Arial"/>
-          <w:sz w:val="24"/>
-          <w:szCs w:val="24"/>
-        </w:rPr>
-        <w:t xml:space="preserve">, onde </w:t>
+        <w:t xml:space="preserve">O sistema MDM – Reference 360 da informática não deixa claro as suas integrações, apenas comenta a grande facilidade com o acesso a nuvem, porém sem nenhum segmento específico de outros sistemas, já o IBM InfoSphere Master Data Management novamente destaca sua facilidade de integração com o Hadoop, onde </w:t>
       </w:r>
       <w:proofErr w:type="gramStart"/>
       <w:r>
@@ -3248,25 +2564,7 @@
           <w:sz w:val="24"/>
           <w:szCs w:val="24"/>
         </w:rPr>
-        <w:t xml:space="preserve">Por último, temos o SAP </w:t>
-      </w:r>
-      <w:proofErr w:type="spellStart"/>
-      <w:r>
-        <w:rPr>
-          <w:rFonts w:ascii="Arial" w:hAnsi="Arial" w:cs="Arial"/>
-          <w:sz w:val="24"/>
-          <w:szCs w:val="24"/>
-        </w:rPr>
-        <w:t>NetWeaver</w:t>
-      </w:r>
-      <w:proofErr w:type="spellEnd"/>
-      <w:r>
-        <w:rPr>
-          <w:rFonts w:ascii="Arial" w:hAnsi="Arial" w:cs="Arial"/>
-          <w:sz w:val="24"/>
-          <w:szCs w:val="24"/>
-        </w:rPr>
-        <w:t xml:space="preserve"> Master Data Management 7.1, em sua documentação é sinalizado que </w:t>
+        <w:t xml:space="preserve">Por último, temos o SAP NetWeaver Master Data Management 7.1, em sua documentação é sinalizado que </w:t>
       </w:r>
       <w:proofErr w:type="gramStart"/>
       <w:r>
@@ -3293,25 +2591,7 @@
           <w:szCs w:val="24"/>
         </w:rPr>
         <w:lastRenderedPageBreak/>
-        <w:t xml:space="preserve">próprios componentes da SAP e disponibiliza algumas </w:t>
-      </w:r>
-      <w:proofErr w:type="spellStart"/>
-      <w:r>
-        <w:rPr>
-          <w:rFonts w:ascii="Arial" w:hAnsi="Arial" w:cs="Arial"/>
-          <w:sz w:val="24"/>
-          <w:szCs w:val="24"/>
-        </w:rPr>
-        <w:t>API’s</w:t>
-      </w:r>
-      <w:proofErr w:type="spellEnd"/>
-      <w:r>
-        <w:rPr>
-          <w:rFonts w:ascii="Arial" w:hAnsi="Arial" w:cs="Arial"/>
-          <w:sz w:val="24"/>
-          <w:szCs w:val="24"/>
-        </w:rPr>
-        <w:t>, mas nada muito direcionado a um outro sistema que não envolva a SAP.</w:t>
+        <w:t>próprios componentes da SAP e disponibiliza algumas API’s, mas nada muito direcionado a um outro sistema que não envolva a SAP.</w:t>
       </w:r>
     </w:p>
     <w:p>
@@ -3342,10 +2622,712 @@
           <w:sz w:val="28"/>
           <w:szCs w:val="28"/>
         </w:rPr>
-        <w:t xml:space="preserve">O que são ferramentas de </w:t>
-      </w:r>
-      <w:proofErr w:type="spellStart"/>
-      <w:r>
+        <w:t>O que são ferramentas de Metadata Management Solution</w:t>
+      </w:r>
+    </w:p>
+    <w:p>
+      <w:pPr>
+        <w:rPr>
+          <w:rFonts w:ascii="Arial" w:hAnsi="Arial" w:cs="Arial"/>
+          <w:sz w:val="24"/>
+          <w:szCs w:val="24"/>
+        </w:rPr>
+      </w:pPr>
+      <w:r>
+        <w:rPr>
+          <w:rFonts w:ascii="Arial" w:hAnsi="Arial" w:cs="Arial"/>
+          <w:sz w:val="24"/>
+          <w:szCs w:val="24"/>
+        </w:rPr>
+        <w:t xml:space="preserve">As ferramentas de Metadata Management Solution contam com o objetivo de catalogar os dados, facilitando seu mapeamento e a busca </w:t>
+      </w:r>
+      <w:proofErr w:type="gramStart"/>
+      <w:r>
+        <w:rPr>
+          <w:rFonts w:ascii="Arial" w:hAnsi="Arial" w:cs="Arial"/>
+          <w:sz w:val="24"/>
+          <w:szCs w:val="24"/>
+        </w:rPr>
+        <w:t>dos mesmos</w:t>
+      </w:r>
+      <w:proofErr w:type="gramEnd"/>
+      <w:r>
+        <w:rPr>
+          <w:rFonts w:ascii="Arial" w:hAnsi="Arial" w:cs="Arial"/>
+          <w:sz w:val="24"/>
+          <w:szCs w:val="24"/>
+        </w:rPr>
+        <w:t>. O nosso grupo escolheu três ferramentas para comparar, sendo elas escolhidas a partir do “Quadrante Mágico MMS Gartner”, sendo elas:</w:t>
+      </w:r>
+    </w:p>
+    <w:p>
+      <w:pPr>
+        <w:pStyle w:val="PargrafodaLista"/>
+        <w:numPr>
+          <w:ilvl w:val="0"/>
+          <w:numId w:val="1"/>
+        </w:numPr>
+        <w:rPr>
+          <w:rFonts w:ascii="Arial" w:hAnsi="Arial" w:cs="Arial"/>
+          <w:sz w:val="24"/>
+          <w:szCs w:val="24"/>
+        </w:rPr>
+      </w:pPr>
+      <w:r>
+        <w:rPr>
+          <w:rFonts w:ascii="Arial" w:hAnsi="Arial" w:cs="Arial"/>
+          <w:sz w:val="24"/>
+          <w:szCs w:val="24"/>
+        </w:rPr>
+        <w:t>IBM Watson Knowledge Catalog</w:t>
+      </w:r>
+      <w:r>
+        <w:rPr>
+          <w:rFonts w:ascii="Arial" w:hAnsi="Arial" w:cs="Arial"/>
+          <w:sz w:val="24"/>
+          <w:szCs w:val="24"/>
+        </w:rPr>
+        <w:t xml:space="preserve"> - IBM</w:t>
+      </w:r>
+    </w:p>
+    <w:p>
+      <w:pPr>
+        <w:pStyle w:val="PargrafodaLista"/>
+        <w:numPr>
+          <w:ilvl w:val="0"/>
+          <w:numId w:val="1"/>
+        </w:numPr>
+        <w:rPr>
+          <w:rFonts w:ascii="Arial" w:hAnsi="Arial" w:cs="Arial"/>
+          <w:sz w:val="24"/>
+          <w:szCs w:val="24"/>
+        </w:rPr>
+      </w:pPr>
+      <w:r>
+        <w:rPr>
+          <w:rFonts w:ascii="Arial" w:hAnsi="Arial" w:cs="Arial"/>
+          <w:sz w:val="24"/>
+          <w:szCs w:val="24"/>
+        </w:rPr>
+        <w:t>Enterprise Data Catalog</w:t>
+      </w:r>
+      <w:r>
+        <w:rPr>
+          <w:rFonts w:ascii="Arial" w:hAnsi="Arial" w:cs="Arial"/>
+          <w:sz w:val="24"/>
+          <w:szCs w:val="24"/>
+        </w:rPr>
+        <w:t xml:space="preserve"> – Informatica</w:t>
+      </w:r>
+    </w:p>
+    <w:p>
+      <w:pPr>
+        <w:pStyle w:val="PargrafodaLista"/>
+        <w:numPr>
+          <w:ilvl w:val="0"/>
+          <w:numId w:val="1"/>
+        </w:numPr>
+        <w:rPr>
+          <w:rFonts w:ascii="Arial" w:hAnsi="Arial" w:cs="Arial"/>
+          <w:sz w:val="24"/>
+          <w:szCs w:val="24"/>
+        </w:rPr>
+      </w:pPr>
+      <w:r>
+        <w:rPr>
+          <w:rFonts w:ascii="Arial" w:hAnsi="Arial" w:cs="Arial"/>
+          <w:sz w:val="24"/>
+          <w:szCs w:val="24"/>
+        </w:rPr>
+        <w:t>Collibra Data Catalog</w:t>
+      </w:r>
+    </w:p>
+    <w:p>
+      <w:pPr>
+        <w:rPr>
+          <w:rFonts w:ascii="Arial" w:hAnsi="Arial" w:cs="Arial"/>
+          <w:sz w:val="24"/>
+          <w:szCs w:val="24"/>
+        </w:rPr>
+      </w:pPr>
+      <w:r>
+        <w:rPr>
+          <w:rFonts w:ascii="Arial" w:hAnsi="Arial" w:cs="Arial"/>
+          <w:sz w:val="24"/>
+          <w:szCs w:val="24"/>
+        </w:rPr>
+        <w:t>Semelhante aos tópicos citados acimas, compa</w:t>
+      </w:r>
+      <w:r>
+        <w:rPr>
+          <w:rFonts w:ascii="Arial" w:hAnsi="Arial" w:cs="Arial"/>
+          <w:sz w:val="24"/>
+          <w:szCs w:val="24"/>
+        </w:rPr>
+        <w:t>ra</w:t>
+      </w:r>
+      <w:r>
+        <w:rPr>
+          <w:rFonts w:ascii="Arial" w:hAnsi="Arial" w:cs="Arial"/>
+          <w:sz w:val="24"/>
+          <w:szCs w:val="24"/>
+        </w:rPr>
+        <w:t>remos tais ferramentas de acordo com alguns pontos que o grupo considera de grande importância para implementá-las</w:t>
+      </w:r>
+      <w:r>
+        <w:rPr>
+          <w:rFonts w:ascii="Arial" w:hAnsi="Arial" w:cs="Arial"/>
+          <w:sz w:val="24"/>
+          <w:szCs w:val="24"/>
+        </w:rPr>
+        <w:t>.</w:t>
+      </w:r>
+    </w:p>
+    <w:p>
+      <w:pPr>
+        <w:pStyle w:val="PargrafodaLista"/>
+        <w:numPr>
+          <w:ilvl w:val="0"/>
+          <w:numId w:val="1"/>
+        </w:numPr>
+        <w:rPr>
+          <w:rFonts w:ascii="Arial" w:hAnsi="Arial" w:cs="Arial"/>
+          <w:sz w:val="24"/>
+          <w:szCs w:val="24"/>
+        </w:rPr>
+      </w:pPr>
+      <w:r>
+        <w:rPr>
+          <w:rFonts w:ascii="Arial" w:hAnsi="Arial" w:cs="Arial"/>
+          <w:sz w:val="24"/>
+          <w:szCs w:val="24"/>
+        </w:rPr>
+        <w:t>Suporte</w:t>
+      </w:r>
+    </w:p>
+    <w:p>
+      <w:pPr>
+        <w:pStyle w:val="PargrafodaLista"/>
+        <w:numPr>
+          <w:ilvl w:val="0"/>
+          <w:numId w:val="1"/>
+        </w:numPr>
+        <w:rPr>
+          <w:rFonts w:ascii="Arial" w:hAnsi="Arial" w:cs="Arial"/>
+          <w:sz w:val="24"/>
+          <w:szCs w:val="24"/>
+        </w:rPr>
+      </w:pPr>
+      <w:r>
+        <w:rPr>
+          <w:rFonts w:ascii="Arial" w:hAnsi="Arial" w:cs="Arial"/>
+          <w:sz w:val="24"/>
+          <w:szCs w:val="24"/>
+        </w:rPr>
+        <w:t>Documentação</w:t>
+      </w:r>
+    </w:p>
+    <w:p>
+      <w:pPr>
+        <w:pStyle w:val="PargrafodaLista"/>
+        <w:numPr>
+          <w:ilvl w:val="0"/>
+          <w:numId w:val="1"/>
+        </w:numPr>
+        <w:rPr>
+          <w:rFonts w:ascii="Arial" w:hAnsi="Arial" w:cs="Arial"/>
+          <w:sz w:val="24"/>
+          <w:szCs w:val="24"/>
+        </w:rPr>
+      </w:pPr>
+      <w:r>
+        <w:rPr>
+          <w:rFonts w:ascii="Arial" w:hAnsi="Arial" w:cs="Arial"/>
+          <w:sz w:val="24"/>
+          <w:szCs w:val="24"/>
+        </w:rPr>
+        <w:t>Integração com outros sistemas</w:t>
+      </w:r>
+    </w:p>
+    <w:p>
+      <w:pPr>
+        <w:rPr>
+          <w:rFonts w:ascii="Arial" w:hAnsi="Arial" w:cs="Arial"/>
+          <w:sz w:val="24"/>
+          <w:szCs w:val="24"/>
+        </w:rPr>
+      </w:pPr>
+    </w:p>
+    <w:p>
+      <w:pPr>
+        <w:rPr>
+          <w:rFonts w:ascii="Arial" w:hAnsi="Arial" w:cs="Arial"/>
+          <w:b/>
+          <w:bCs/>
+          <w:sz w:val="24"/>
+          <w:szCs w:val="24"/>
+        </w:rPr>
+      </w:pPr>
+      <w:r>
+        <w:rPr>
+          <w:rFonts w:ascii="Arial" w:hAnsi="Arial" w:cs="Arial"/>
+          <w:b/>
+          <w:bCs/>
+          <w:sz w:val="24"/>
+          <w:szCs w:val="24"/>
+        </w:rPr>
+        <w:t>- Suporte</w:t>
+      </w:r>
+    </w:p>
+    <w:p>
+      <w:pPr>
+        <w:rPr>
+          <w:rFonts w:ascii="Arial" w:hAnsi="Arial" w:cs="Arial"/>
+          <w:sz w:val="24"/>
+          <w:szCs w:val="24"/>
+        </w:rPr>
+      </w:pPr>
+      <w:r>
+        <w:rPr>
+          <w:rFonts w:ascii="Arial" w:hAnsi="Arial" w:cs="Arial"/>
+          <w:sz w:val="24"/>
+          <w:szCs w:val="24"/>
+        </w:rPr>
+        <w:t>O suporte da IBM e da Informatica, como comentado em itens acima, não mudam para esta ferramenta, eles apoiam muito o usuário, não só com o atendimento, mas também com eventos, geração de comunidade, entre outros aspectos que facilitam a implementação desta ferramenta.</w:t>
+      </w:r>
+    </w:p>
+    <w:p>
+      <w:pPr>
+        <w:rPr>
+          <w:rFonts w:ascii="Arial" w:hAnsi="Arial" w:cs="Arial"/>
+          <w:sz w:val="24"/>
+          <w:szCs w:val="24"/>
+        </w:rPr>
+      </w:pPr>
+      <w:r>
+        <w:rPr>
+          <w:rFonts w:ascii="Arial" w:hAnsi="Arial" w:cs="Arial"/>
+          <w:sz w:val="24"/>
+          <w:szCs w:val="24"/>
+        </w:rPr>
+        <w:t>Já com o Collibra, o grupo foi surpreendido de modo positivo, o acesso a base de suporte da empresa é extremamente fácil e didático, permitindo criar tíquetes para tirar suas respectivas dúvidas.</w:t>
+      </w:r>
+    </w:p>
+    <w:p>
+      <w:pPr>
+        <w:rPr>
+          <w:rFonts w:ascii="Arial" w:hAnsi="Arial" w:cs="Arial"/>
+          <w:sz w:val="24"/>
+          <w:szCs w:val="24"/>
+        </w:rPr>
+      </w:pPr>
+      <w:r>
+        <w:rPr>
+          <w:rFonts w:ascii="Arial" w:hAnsi="Arial" w:cs="Arial"/>
+          <w:sz w:val="24"/>
+          <w:szCs w:val="24"/>
+        </w:rPr>
+        <w:t>Com os pontos apresentados acima, definimos que o Collibra e a Informatica contêm ótimas bases de suporte para auxiliar o usuário em suas respectivas dúvidas e ferramentas.</w:t>
+      </w:r>
+    </w:p>
+    <w:p>
+      <w:pPr>
+        <w:rPr>
+          <w:rFonts w:ascii="Arial" w:hAnsi="Arial" w:cs="Arial"/>
+          <w:sz w:val="24"/>
+          <w:szCs w:val="24"/>
+        </w:rPr>
+      </w:pPr>
+    </w:p>
+    <w:p>
+      <w:pPr>
+        <w:rPr>
+          <w:rFonts w:ascii="Arial" w:hAnsi="Arial" w:cs="Arial"/>
+          <w:b/>
+          <w:bCs/>
+          <w:sz w:val="24"/>
+          <w:szCs w:val="24"/>
+        </w:rPr>
+      </w:pPr>
+      <w:r>
+        <w:rPr>
+          <w:rFonts w:ascii="Arial" w:hAnsi="Arial" w:cs="Arial"/>
+          <w:b/>
+          <w:bCs/>
+          <w:sz w:val="24"/>
+          <w:szCs w:val="24"/>
+        </w:rPr>
+        <w:t>- Documentação</w:t>
+      </w:r>
+    </w:p>
+    <w:p>
+      <w:pPr>
+        <w:rPr>
+          <w:rFonts w:ascii="Arial" w:hAnsi="Arial" w:cs="Arial"/>
+          <w:sz w:val="24"/>
+          <w:szCs w:val="24"/>
+        </w:rPr>
+      </w:pPr>
+      <w:r>
+        <w:rPr>
+          <w:rFonts w:ascii="Arial" w:hAnsi="Arial" w:cs="Arial"/>
+          <w:sz w:val="24"/>
+          <w:szCs w:val="24"/>
+        </w:rPr>
+        <w:t>A IBM e a Informatica, já comentados em outros tópicos, contam com uma ótima base de documentação, extremamente clara e de fácil de aceso, porém</w:t>
+      </w:r>
+      <w:r>
+        <w:rPr>
+          <w:rFonts w:ascii="Arial" w:hAnsi="Arial" w:cs="Arial"/>
+          <w:sz w:val="24"/>
+          <w:szCs w:val="24"/>
+        </w:rPr>
+        <w:t>, surgindo</w:t>
+      </w:r>
+      <w:r>
+        <w:rPr>
+          <w:rFonts w:ascii="Arial" w:hAnsi="Arial" w:cs="Arial"/>
+          <w:sz w:val="24"/>
+          <w:szCs w:val="24"/>
+        </w:rPr>
+        <w:t xml:space="preserve"> alguns entraves </w:t>
+      </w:r>
+      <w:r>
+        <w:rPr>
+          <w:rFonts w:ascii="Arial" w:hAnsi="Arial" w:cs="Arial"/>
+          <w:sz w:val="24"/>
+          <w:szCs w:val="24"/>
+        </w:rPr>
+        <w:t>que boa parte da</w:t>
+      </w:r>
+      <w:r>
+        <w:rPr>
+          <w:rFonts w:ascii="Arial" w:hAnsi="Arial" w:cs="Arial"/>
+          <w:sz w:val="24"/>
+          <w:szCs w:val="24"/>
+        </w:rPr>
+        <w:t xml:space="preserve"> documentação </w:t>
+      </w:r>
+      <w:r>
+        <w:rPr>
+          <w:rFonts w:ascii="Arial" w:hAnsi="Arial" w:cs="Arial"/>
+          <w:sz w:val="24"/>
+          <w:szCs w:val="24"/>
+        </w:rPr>
+        <w:t>pode ser encontrada em inglês.</w:t>
+      </w:r>
+    </w:p>
+    <w:p>
+      <w:pPr>
+        <w:rPr>
+          <w:rFonts w:ascii="Arial" w:hAnsi="Arial" w:cs="Arial"/>
+          <w:sz w:val="24"/>
+          <w:szCs w:val="24"/>
+        </w:rPr>
+      </w:pPr>
+      <w:r>
+        <w:rPr>
+          <w:rFonts w:ascii="Arial" w:hAnsi="Arial" w:cs="Arial"/>
+          <w:sz w:val="24"/>
+          <w:szCs w:val="24"/>
+        </w:rPr>
+        <w:t xml:space="preserve">Já a empresa Collibra conta com uma base chamada “Collibra University”, onde, além de ser encontrada a documentação, também constam vídeo aula de como realizar algumas etapas de categorização automaticamente com o </w:t>
+      </w:r>
+      <w:r>
+        <w:rPr>
+          <w:rFonts w:ascii="Arial" w:hAnsi="Arial" w:cs="Arial"/>
+          <w:sz w:val="24"/>
+          <w:szCs w:val="24"/>
+        </w:rPr>
+        <w:lastRenderedPageBreak/>
+        <w:t>“Collibra Data Catalog”, porém, todos os vídeos e documentações, estão em inglês, podendo ser um problema para algumas empresas no Brasil.</w:t>
+      </w:r>
+    </w:p>
+    <w:p>
+      <w:pPr>
+        <w:rPr>
+          <w:rFonts w:ascii="Arial" w:hAnsi="Arial" w:cs="Arial"/>
+          <w:sz w:val="24"/>
+          <w:szCs w:val="24"/>
+        </w:rPr>
+      </w:pPr>
+      <w:r>
+        <w:rPr>
+          <w:rFonts w:ascii="Arial" w:hAnsi="Arial" w:cs="Arial"/>
+          <w:sz w:val="24"/>
+          <w:szCs w:val="24"/>
+        </w:rPr>
+        <w:t>Assim, com os comentários sinalizados acima, definimos que as melhores bases para documentação seriam a Informatica e a Collibra.</w:t>
+      </w:r>
+    </w:p>
+    <w:p>
+      <w:pPr>
+        <w:rPr>
+          <w:rFonts w:ascii="Arial" w:hAnsi="Arial" w:cs="Arial"/>
+          <w:sz w:val="24"/>
+          <w:szCs w:val="24"/>
+        </w:rPr>
+      </w:pPr>
+    </w:p>
+    <w:p>
+      <w:pPr>
+        <w:rPr>
+          <w:rFonts w:ascii="Arial" w:hAnsi="Arial" w:cs="Arial"/>
+          <w:b/>
+          <w:bCs/>
+          <w:sz w:val="24"/>
+          <w:szCs w:val="24"/>
+        </w:rPr>
+      </w:pPr>
+      <w:r>
+        <w:rPr>
+          <w:rFonts w:ascii="Arial" w:hAnsi="Arial" w:cs="Arial"/>
+          <w:b/>
+          <w:bCs/>
+          <w:sz w:val="24"/>
+          <w:szCs w:val="24"/>
+        </w:rPr>
+        <w:t>- Integração com outros sistem</w:t>
+      </w:r>
+      <w:r>
+        <w:rPr>
+          <w:rFonts w:ascii="Arial" w:hAnsi="Arial" w:cs="Arial"/>
+          <w:b/>
+          <w:bCs/>
+          <w:sz w:val="24"/>
+          <w:szCs w:val="24"/>
+        </w:rPr>
+        <w:t>as</w:t>
+      </w:r>
+    </w:p>
+    <w:p>
+      <w:pPr>
+        <w:rPr>
+          <w:rFonts w:ascii="Arial" w:hAnsi="Arial" w:cs="Arial"/>
+          <w:sz w:val="24"/>
+          <w:szCs w:val="24"/>
+        </w:rPr>
+      </w:pPr>
+      <w:r>
+        <w:rPr>
+          <w:rFonts w:ascii="Arial" w:hAnsi="Arial" w:cs="Arial"/>
+          <w:sz w:val="24"/>
+          <w:szCs w:val="24"/>
+        </w:rPr>
+        <w:t>Vamos começar comentando neste tópico o sobre a</w:t>
+      </w:r>
+      <w:r>
+        <w:rPr>
+          <w:rFonts w:ascii="Arial" w:hAnsi="Arial" w:cs="Arial"/>
+          <w:sz w:val="24"/>
+          <w:szCs w:val="24"/>
+        </w:rPr>
+        <w:t>s</w:t>
+      </w:r>
+      <w:r>
+        <w:rPr>
+          <w:rFonts w:ascii="Arial" w:hAnsi="Arial" w:cs="Arial"/>
+          <w:sz w:val="24"/>
+          <w:szCs w:val="24"/>
+        </w:rPr>
+        <w:t xml:space="preserve"> ferramenta</w:t>
+      </w:r>
+      <w:r>
+        <w:rPr>
+          <w:rFonts w:ascii="Arial" w:hAnsi="Arial" w:cs="Arial"/>
+          <w:sz w:val="24"/>
+          <w:szCs w:val="24"/>
+        </w:rPr>
+        <w:t>s</w:t>
+      </w:r>
+      <w:r>
+        <w:rPr>
+          <w:rFonts w:ascii="Arial" w:hAnsi="Arial" w:cs="Arial"/>
+          <w:sz w:val="24"/>
+          <w:szCs w:val="24"/>
+        </w:rPr>
+        <w:t xml:space="preserve"> fornecida</w:t>
+      </w:r>
+      <w:r>
+        <w:rPr>
+          <w:rFonts w:ascii="Arial" w:hAnsi="Arial" w:cs="Arial"/>
+          <w:sz w:val="24"/>
+          <w:szCs w:val="24"/>
+        </w:rPr>
+        <w:t>s</w:t>
+      </w:r>
+      <w:r>
+        <w:rPr>
+          <w:rFonts w:ascii="Arial" w:hAnsi="Arial" w:cs="Arial"/>
+          <w:sz w:val="24"/>
+          <w:szCs w:val="24"/>
+        </w:rPr>
+        <w:t xml:space="preserve"> pela IBM </w:t>
+      </w:r>
+      <w:r>
+        <w:rPr>
+          <w:rFonts w:ascii="Arial" w:hAnsi="Arial" w:cs="Arial"/>
+          <w:sz w:val="24"/>
+          <w:szCs w:val="24"/>
+        </w:rPr>
+        <w:t xml:space="preserve">e Informatica, </w:t>
+      </w:r>
+      <w:proofErr w:type="gramStart"/>
+      <w:r>
+        <w:rPr>
+          <w:rFonts w:ascii="Arial" w:hAnsi="Arial" w:cs="Arial"/>
+          <w:sz w:val="24"/>
+          <w:szCs w:val="24"/>
+        </w:rPr>
+        <w:t>os mesmos</w:t>
+      </w:r>
+      <w:proofErr w:type="gramEnd"/>
+      <w:r>
+        <w:rPr>
+          <w:rFonts w:ascii="Arial" w:hAnsi="Arial" w:cs="Arial"/>
+          <w:sz w:val="24"/>
+          <w:szCs w:val="24"/>
+        </w:rPr>
+        <w:t xml:space="preserve"> sinalizam que suas respectivas ferramentas contam com uma fácil integração com diversos aplicativos, porém, sem definir alguma parceria específica.</w:t>
+      </w:r>
+    </w:p>
+    <w:p>
+      <w:pPr>
+        <w:rPr>
+          <w:rFonts w:ascii="Arial" w:hAnsi="Arial" w:cs="Arial"/>
+          <w:sz w:val="24"/>
+          <w:szCs w:val="24"/>
+        </w:rPr>
+      </w:pPr>
+      <w:r>
+        <w:rPr>
+          <w:rFonts w:ascii="Arial" w:hAnsi="Arial" w:cs="Arial"/>
+          <w:sz w:val="24"/>
+          <w:szCs w:val="24"/>
+        </w:rPr>
+        <w:t xml:space="preserve">Já o Enterpise Data Catalog da Collibra, conta com integrações destacadas ao Google Cloud, Amazon S3 e até mesmo com o Tableu, ferramentas muito usadas no mercado de trabalho </w:t>
+      </w:r>
+      <w:proofErr w:type="gramStart"/>
+      <w:r>
+        <w:rPr>
+          <w:rFonts w:ascii="Arial" w:hAnsi="Arial" w:cs="Arial"/>
+          <w:sz w:val="24"/>
+          <w:szCs w:val="24"/>
+        </w:rPr>
+        <w:t>e também</w:t>
+      </w:r>
+      <w:proofErr w:type="gramEnd"/>
+      <w:r>
+        <w:rPr>
+          <w:rFonts w:ascii="Arial" w:hAnsi="Arial" w:cs="Arial"/>
+          <w:sz w:val="24"/>
+          <w:szCs w:val="24"/>
+        </w:rPr>
+        <w:t xml:space="preserve"> muito destacadas no mundo de engenharia de dados.</w:t>
+      </w:r>
+    </w:p>
+    <w:p>
+      <w:pPr>
+        <w:rPr>
+          <w:rFonts w:ascii="Arial" w:hAnsi="Arial" w:cs="Arial"/>
+          <w:sz w:val="24"/>
+          <w:szCs w:val="24"/>
+        </w:rPr>
+      </w:pPr>
+      <w:r>
+        <w:rPr>
+          <w:rFonts w:ascii="Arial" w:hAnsi="Arial" w:cs="Arial"/>
+          <w:sz w:val="24"/>
+          <w:szCs w:val="24"/>
+        </w:rPr>
+        <w:t xml:space="preserve">Logo, com as </w:t>
+      </w:r>
+      <w:r>
+        <w:rPr>
+          <w:rFonts w:ascii="Arial" w:hAnsi="Arial" w:cs="Arial"/>
+          <w:sz w:val="24"/>
+          <w:szCs w:val="24"/>
+        </w:rPr>
+        <w:t>análises</w:t>
+      </w:r>
+      <w:r>
+        <w:rPr>
+          <w:rFonts w:ascii="Arial" w:hAnsi="Arial" w:cs="Arial"/>
+          <w:sz w:val="24"/>
+          <w:szCs w:val="24"/>
+        </w:rPr>
+        <w:t xml:space="preserve"> definidas acima, nosso grupo escolheu a empresa Collibra como melhor opção para integração com outros sistemas.</w:t>
+      </w:r>
+    </w:p>
+    <w:p>
+      <w:pPr>
+        <w:rPr>
+          <w:rFonts w:ascii="Arial" w:hAnsi="Arial" w:cs="Arial"/>
+          <w:sz w:val="24"/>
+          <w:szCs w:val="24"/>
+        </w:rPr>
+      </w:pPr>
+    </w:p>
+    <w:p>
+      <w:pPr>
+        <w:rPr>
+          <w:rFonts w:ascii="Arial" w:hAnsi="Arial" w:cs="Arial"/>
+          <w:sz w:val="24"/>
+          <w:szCs w:val="24"/>
+        </w:rPr>
+      </w:pPr>
+    </w:p>
+    <w:p>
+      <w:pPr>
+        <w:jc w:val="center"/>
+        <w:rPr>
+          <w:rFonts w:ascii="Arial" w:hAnsi="Arial" w:cs="Arial"/>
+          <w:b/>
+          <w:bCs/>
+          <w:sz w:val="24"/>
+          <w:szCs w:val="24"/>
+        </w:rPr>
+      </w:pPr>
+    </w:p>
+    <w:p>
+      <w:pPr>
+        <w:jc w:val="center"/>
+        <w:rPr>
+          <w:rFonts w:ascii="Arial" w:hAnsi="Arial" w:cs="Arial"/>
+          <w:b/>
+          <w:bCs/>
+          <w:sz w:val="24"/>
+          <w:szCs w:val="24"/>
+        </w:rPr>
+      </w:pPr>
+    </w:p>
+    <w:p>
+      <w:pPr>
+        <w:jc w:val="center"/>
+        <w:rPr>
+          <w:rFonts w:ascii="Arial" w:hAnsi="Arial" w:cs="Arial"/>
+          <w:b/>
+          <w:bCs/>
+          <w:sz w:val="24"/>
+          <w:szCs w:val="24"/>
+        </w:rPr>
+      </w:pPr>
+    </w:p>
+    <w:p>
+      <w:pPr>
+        <w:jc w:val="center"/>
+        <w:rPr>
+          <w:rFonts w:ascii="Arial" w:hAnsi="Arial" w:cs="Arial"/>
+          <w:b/>
+          <w:bCs/>
+          <w:sz w:val="24"/>
+          <w:szCs w:val="24"/>
+        </w:rPr>
+      </w:pPr>
+    </w:p>
+    <w:p>
+      <w:pPr>
+        <w:jc w:val="center"/>
         <w:rPr>
           <w:rFonts w:ascii="Arial" w:hAnsi="Arial" w:cs="Arial"/>
           <w:b/>
@@ -3353,10 +3335,11 @@
           <w:sz w:val="28"/>
           <w:szCs w:val="28"/>
         </w:rPr>
-        <w:t>Metadata</w:t>
-      </w:r>
-      <w:proofErr w:type="spellEnd"/>
-      <w:r>
+      </w:pPr>
+    </w:p>
+    <w:p>
+      <w:pPr>
+        <w:jc w:val="center"/>
         <w:rPr>
           <w:rFonts w:ascii="Arial" w:hAnsi="Arial" w:cs="Arial"/>
           <w:b/>
@@ -3364,10 +3347,11 @@
           <w:sz w:val="28"/>
           <w:szCs w:val="28"/>
         </w:rPr>
-        <w:t xml:space="preserve"> Management </w:t>
-      </w:r>
-      <w:proofErr w:type="spellStart"/>
-      <w:r>
+      </w:pPr>
+    </w:p>
+    <w:p>
+      <w:pPr>
+        <w:jc w:val="center"/>
         <w:rPr>
           <w:rFonts w:ascii="Arial" w:hAnsi="Arial" w:cs="Arial"/>
           <w:b/>
@@ -3375,65 +3359,6 @@
           <w:sz w:val="28"/>
           <w:szCs w:val="28"/>
         </w:rPr>
-        <w:t>Solution</w:t>
-      </w:r>
-      <w:proofErr w:type="spellEnd"/>
-    </w:p>
-    <w:p>
-      <w:pPr>
-        <w:rPr>
-          <w:rFonts w:ascii="Arial" w:hAnsi="Arial" w:cs="Arial"/>
-          <w:sz w:val="24"/>
-          <w:szCs w:val="24"/>
-        </w:rPr>
-      </w:pPr>
-    </w:p>
-    <w:p>
-      <w:pPr>
-        <w:jc w:val="center"/>
-        <w:rPr>
-          <w:rFonts w:ascii="Arial" w:hAnsi="Arial" w:cs="Arial"/>
-          <w:b/>
-          <w:bCs/>
-          <w:sz w:val="24"/>
-          <w:szCs w:val="24"/>
-        </w:rPr>
-      </w:pPr>
-    </w:p>
-    <w:p>
-      <w:pPr>
-        <w:jc w:val="center"/>
-        <w:rPr>
-          <w:rFonts w:ascii="Arial" w:hAnsi="Arial" w:cs="Arial"/>
-          <w:b/>
-          <w:bCs/>
-          <w:sz w:val="24"/>
-          <w:szCs w:val="24"/>
-        </w:rPr>
-      </w:pPr>
-    </w:p>
-    <w:p>
-      <w:pPr>
-        <w:jc w:val="center"/>
-        <w:rPr>
-          <w:rFonts w:ascii="Arial" w:hAnsi="Arial" w:cs="Arial"/>
-          <w:b/>
-          <w:bCs/>
-          <w:sz w:val="24"/>
-          <w:szCs w:val="24"/>
-        </w:rPr>
-      </w:pPr>
-    </w:p>
-    <w:p>
-      <w:pPr>
-        <w:jc w:val="center"/>
-        <w:rPr>
-          <w:rFonts w:ascii="Arial" w:hAnsi="Arial" w:cs="Arial"/>
-          <w:b/>
-          <w:bCs/>
-          <w:sz w:val="24"/>
-          <w:szCs w:val="24"/>
-        </w:rPr>
       </w:pPr>
     </w:p>
     <w:p>
@@ -3447,7 +3372,10 @@
           <w:szCs w:val="28"/>
         </w:rPr>
       </w:pPr>
-      <w:r>
+    </w:p>
+    <w:p>
+      <w:pPr>
+        <w:jc w:val="center"/>
         <w:rPr>
           <w:rFonts w:ascii="Arial" w:hAnsi="Arial" w:cs="Arial"/>
           <w:b/>
@@ -3455,6 +3383,88 @@
           <w:sz w:val="28"/>
           <w:szCs w:val="28"/>
         </w:rPr>
+      </w:pPr>
+    </w:p>
+    <w:p>
+      <w:pPr>
+        <w:jc w:val="center"/>
+        <w:rPr>
+          <w:rFonts w:ascii="Arial" w:hAnsi="Arial" w:cs="Arial"/>
+          <w:b/>
+          <w:bCs/>
+          <w:sz w:val="28"/>
+          <w:szCs w:val="28"/>
+        </w:rPr>
+      </w:pPr>
+    </w:p>
+    <w:p>
+      <w:pPr>
+        <w:jc w:val="center"/>
+        <w:rPr>
+          <w:rFonts w:ascii="Arial" w:hAnsi="Arial" w:cs="Arial"/>
+          <w:b/>
+          <w:bCs/>
+          <w:sz w:val="28"/>
+          <w:szCs w:val="28"/>
+        </w:rPr>
+      </w:pPr>
+    </w:p>
+    <w:p>
+      <w:pPr>
+        <w:jc w:val="center"/>
+        <w:rPr>
+          <w:rFonts w:ascii="Arial" w:hAnsi="Arial" w:cs="Arial"/>
+          <w:b/>
+          <w:bCs/>
+          <w:sz w:val="28"/>
+          <w:szCs w:val="28"/>
+        </w:rPr>
+      </w:pPr>
+    </w:p>
+    <w:p>
+      <w:pPr>
+        <w:jc w:val="center"/>
+        <w:rPr>
+          <w:rFonts w:ascii="Arial" w:hAnsi="Arial" w:cs="Arial"/>
+          <w:b/>
+          <w:bCs/>
+          <w:sz w:val="28"/>
+          <w:szCs w:val="28"/>
+        </w:rPr>
+      </w:pPr>
+    </w:p>
+    <w:p>
+      <w:pPr>
+        <w:jc w:val="center"/>
+        <w:rPr>
+          <w:rFonts w:ascii="Arial" w:hAnsi="Arial" w:cs="Arial"/>
+          <w:b/>
+          <w:bCs/>
+          <w:sz w:val="28"/>
+          <w:szCs w:val="28"/>
+        </w:rPr>
+      </w:pPr>
+    </w:p>
+    <w:p>
+      <w:pPr>
+        <w:jc w:val="center"/>
+        <w:rPr>
+          <w:rFonts w:ascii="Arial" w:hAnsi="Arial" w:cs="Arial"/>
+          <w:b/>
+          <w:bCs/>
+          <w:sz w:val="28"/>
+          <w:szCs w:val="28"/>
+        </w:rPr>
+      </w:pPr>
+      <w:r>
+        <w:rPr>
+          <w:rFonts w:ascii="Arial" w:hAnsi="Arial" w:cs="Arial"/>
+          <w:b/>
+          <w:bCs/>
+          <w:sz w:val="28"/>
+          <w:szCs w:val="28"/>
+        </w:rPr>
+        <w:lastRenderedPageBreak/>
         <w:t>Conclusão</w:t>
       </w:r>
     </w:p>
@@ -3514,23 +3524,13 @@
         </w:rPr>
         <w:t>“</w:t>
       </w:r>
-      <w:proofErr w:type="spellStart"/>
-      <w:r>
-        <w:rPr>
-          <w:rFonts w:ascii="Arial" w:hAnsi="Arial" w:cs="Arial"/>
-          <w:sz w:val="24"/>
-          <w:szCs w:val="24"/>
-        </w:rPr>
-        <w:t>Metadata</w:t>
-      </w:r>
-      <w:proofErr w:type="spellEnd"/>
-      <w:r>
-        <w:rPr>
-          <w:rFonts w:ascii="Arial" w:hAnsi="Arial" w:cs="Arial"/>
-          <w:sz w:val="24"/>
-          <w:szCs w:val="24"/>
-        </w:rPr>
-        <w:t xml:space="preserve"> Manag</w:t>
+      <w:r>
+        <w:rPr>
+          <w:rFonts w:ascii="Arial" w:hAnsi="Arial" w:cs="Arial"/>
+          <w:sz w:val="24"/>
+          <w:szCs w:val="24"/>
+        </w:rPr>
+        <w:t>Metadata Manag</w:t>
       </w:r>
       <w:r>
         <w:rPr>
@@ -3570,78 +3570,949 @@
           <w:sz w:val="24"/>
           <w:szCs w:val="24"/>
         </w:rPr>
-        <w:t xml:space="preserve"> De acordo com o os dados apontados, poderíamos muito bem indicar todos os programas relacionados a empresa </w:t>
-      </w:r>
-      <w:proofErr w:type="spellStart"/>
-      <w:r>
-        <w:rPr>
-          <w:rFonts w:ascii="Arial" w:hAnsi="Arial" w:cs="Arial"/>
-          <w:sz w:val="24"/>
-          <w:szCs w:val="24"/>
-        </w:rPr>
-        <w:t>Informatica</w:t>
-      </w:r>
-      <w:proofErr w:type="spellEnd"/>
-      <w:r>
-        <w:rPr>
-          <w:rFonts w:ascii="Arial" w:hAnsi="Arial" w:cs="Arial"/>
-          <w:sz w:val="24"/>
-          <w:szCs w:val="24"/>
-        </w:rPr>
-        <w:t>, porém, é a penas uma recomendação, antes de implementar uma ferramenta, deve-se estudar o seu ambiente, muitas vezes a utilização de um Excel pode ser o necessário para controlar todos os dados de uma companhia.</w:t>
-      </w:r>
-    </w:p>
-    <w:p>
-      <w:pPr>
-        <w:rPr>
-          <w:rFonts w:ascii="Arial" w:hAnsi="Arial" w:cs="Arial"/>
-          <w:sz w:val="24"/>
-          <w:szCs w:val="24"/>
-        </w:rPr>
-      </w:pPr>
-    </w:p>
-    <w:p>
-      <w:pPr>
-        <w:rPr>
-          <w:rFonts w:ascii="Arial" w:hAnsi="Arial" w:cs="Arial"/>
-          <w:sz w:val="24"/>
-          <w:szCs w:val="24"/>
-        </w:rPr>
-      </w:pPr>
-    </w:p>
-    <w:p>
-      <w:pPr>
-        <w:rPr>
-          <w:rFonts w:ascii="Arial" w:hAnsi="Arial" w:cs="Arial"/>
-          <w:b/>
-          <w:bCs/>
-          <w:sz w:val="24"/>
-          <w:szCs w:val="24"/>
-        </w:rPr>
-      </w:pPr>
-    </w:p>
-    <w:p>
-      <w:pPr>
-        <w:rPr>
-          <w:rFonts w:ascii="Arial" w:hAnsi="Arial" w:cs="Arial"/>
-          <w:sz w:val="24"/>
-          <w:szCs w:val="24"/>
-        </w:rPr>
-      </w:pPr>
-    </w:p>
-    <w:p>
-      <w:pPr>
-        <w:rPr>
-          <w:rFonts w:ascii="Arial" w:hAnsi="Arial" w:cs="Arial"/>
-          <w:sz w:val="24"/>
-          <w:szCs w:val="24"/>
-        </w:rPr>
-      </w:pPr>
-    </w:p>
-    <w:p>
-      <w:pPr>
-        <w:rPr>
-          <w:rFonts w:ascii="Arial" w:hAnsi="Arial" w:cs="Arial"/>
+        <w:t xml:space="preserve"> De acordo com o os dados apontados, poderíamos muito bem indicar todos os programas relacionados a empresa Informatica, porém, é a penas uma recomendação, antes de implementar uma ferramenta, deve-se estudar o seu ambiente, muitas vezes a utilização de um Excel pode ser o necessário para controlar todos os dados de uma companhia.</w:t>
+      </w:r>
+    </w:p>
+    <w:p>
+      <w:pPr>
+        <w:rPr>
+          <w:rFonts w:ascii="Arial" w:hAnsi="Arial" w:cs="Arial"/>
+          <w:sz w:val="24"/>
+          <w:szCs w:val="24"/>
+        </w:rPr>
+      </w:pPr>
+    </w:p>
+    <w:p>
+      <w:pPr>
+        <w:rPr>
+          <w:rFonts w:ascii="Arial" w:hAnsi="Arial" w:cs="Arial"/>
+          <w:sz w:val="24"/>
+          <w:szCs w:val="24"/>
+        </w:rPr>
+      </w:pPr>
+    </w:p>
+    <w:p>
+      <w:pPr>
+        <w:rPr>
+          <w:rFonts w:ascii="Arial" w:hAnsi="Arial" w:cs="Arial"/>
+          <w:b/>
+          <w:bCs/>
+          <w:sz w:val="24"/>
+          <w:szCs w:val="24"/>
+        </w:rPr>
+      </w:pPr>
+    </w:p>
+    <w:p>
+      <w:pPr>
+        <w:rPr>
+          <w:rFonts w:ascii="Arial" w:hAnsi="Arial" w:cs="Arial"/>
+          <w:sz w:val="24"/>
+          <w:szCs w:val="24"/>
+        </w:rPr>
+      </w:pPr>
+    </w:p>
+    <w:p>
+      <w:pPr>
+        <w:rPr>
+          <w:rFonts w:ascii="Arial" w:hAnsi="Arial" w:cs="Arial"/>
+          <w:sz w:val="24"/>
+          <w:szCs w:val="24"/>
+        </w:rPr>
+      </w:pPr>
+    </w:p>
+    <w:p>
+      <w:pPr>
+        <w:rPr>
+          <w:rFonts w:ascii="Arial" w:hAnsi="Arial" w:cs="Arial"/>
+          <w:sz w:val="24"/>
+          <w:szCs w:val="24"/>
+        </w:rPr>
+      </w:pPr>
+    </w:p>
+    <w:p>
+      <w:pPr>
+        <w:rPr>
+          <w:rFonts w:ascii="Arial" w:hAnsi="Arial" w:cs="Arial"/>
+          <w:sz w:val="24"/>
+          <w:szCs w:val="24"/>
+        </w:rPr>
+      </w:pPr>
+    </w:p>
+    <w:p>
+      <w:pPr>
+        <w:rPr>
+          <w:rFonts w:ascii="Arial" w:hAnsi="Arial" w:cs="Arial"/>
+          <w:sz w:val="24"/>
+          <w:szCs w:val="24"/>
+        </w:rPr>
+      </w:pPr>
+    </w:p>
+    <w:p>
+      <w:pPr>
+        <w:rPr>
+          <w:rFonts w:ascii="Arial" w:hAnsi="Arial" w:cs="Arial"/>
+          <w:sz w:val="24"/>
+          <w:szCs w:val="24"/>
+        </w:rPr>
+      </w:pPr>
+    </w:p>
+    <w:p>
+      <w:pPr>
+        <w:rPr>
+          <w:rFonts w:ascii="Arial" w:hAnsi="Arial" w:cs="Arial"/>
+          <w:sz w:val="24"/>
+          <w:szCs w:val="24"/>
+        </w:rPr>
+      </w:pPr>
+    </w:p>
+    <w:p>
+      <w:pPr>
+        <w:rPr>
+          <w:rFonts w:ascii="Arial" w:hAnsi="Arial" w:cs="Arial"/>
+          <w:sz w:val="24"/>
+          <w:szCs w:val="24"/>
+        </w:rPr>
+      </w:pPr>
+    </w:p>
+    <w:p>
+      <w:pPr>
+        <w:rPr>
+          <w:rFonts w:ascii="Arial" w:hAnsi="Arial" w:cs="Arial"/>
+          <w:sz w:val="24"/>
+          <w:szCs w:val="24"/>
+        </w:rPr>
+      </w:pPr>
+    </w:p>
+    <w:p>
+      <w:pPr>
+        <w:rPr>
+          <w:rFonts w:ascii="Arial" w:hAnsi="Arial" w:cs="Arial"/>
+          <w:sz w:val="24"/>
+          <w:szCs w:val="24"/>
+        </w:rPr>
+      </w:pPr>
+    </w:p>
+    <w:p>
+      <w:pPr>
+        <w:rPr>
+          <w:rFonts w:ascii="Arial" w:hAnsi="Arial" w:cs="Arial"/>
+          <w:sz w:val="24"/>
+          <w:szCs w:val="24"/>
+        </w:rPr>
+      </w:pPr>
+    </w:p>
+    <w:p>
+      <w:pPr>
+        <w:rPr>
+          <w:rFonts w:ascii="Arial" w:hAnsi="Arial" w:cs="Arial"/>
+          <w:sz w:val="24"/>
+          <w:szCs w:val="24"/>
+        </w:rPr>
+      </w:pPr>
+    </w:p>
+    <w:p>
+      <w:pPr>
+        <w:rPr>
+          <w:rFonts w:ascii="Arial" w:hAnsi="Arial" w:cs="Arial"/>
+          <w:sz w:val="24"/>
+          <w:szCs w:val="24"/>
+        </w:rPr>
+      </w:pPr>
+    </w:p>
+    <w:p>
+      <w:pPr>
+        <w:rPr>
+          <w:rFonts w:ascii="Arial" w:hAnsi="Arial" w:cs="Arial"/>
+          <w:sz w:val="24"/>
+          <w:szCs w:val="24"/>
+        </w:rPr>
+      </w:pPr>
+    </w:p>
+    <w:p>
+      <w:pPr>
+        <w:rPr>
+          <w:rFonts w:ascii="Arial" w:hAnsi="Arial" w:cs="Arial"/>
+          <w:sz w:val="24"/>
+          <w:szCs w:val="24"/>
+        </w:rPr>
+      </w:pPr>
+    </w:p>
+    <w:p>
+      <w:pPr>
+        <w:rPr>
+          <w:rFonts w:ascii="Arial" w:hAnsi="Arial" w:cs="Arial"/>
+          <w:sz w:val="24"/>
+          <w:szCs w:val="24"/>
+        </w:rPr>
+      </w:pPr>
+    </w:p>
+    <w:p>
+      <w:pPr>
+        <w:rPr>
+          <w:rFonts w:ascii="Arial" w:hAnsi="Arial" w:cs="Arial"/>
+          <w:sz w:val="24"/>
+          <w:szCs w:val="24"/>
+        </w:rPr>
+      </w:pPr>
+    </w:p>
+    <w:p>
+      <w:pPr>
+        <w:rPr>
+          <w:rFonts w:ascii="Arial" w:hAnsi="Arial" w:cs="Arial"/>
+          <w:sz w:val="24"/>
+          <w:szCs w:val="24"/>
+        </w:rPr>
+      </w:pPr>
+    </w:p>
+    <w:p>
+      <w:pPr>
+        <w:rPr>
+          <w:rFonts w:ascii="Arial" w:hAnsi="Arial" w:cs="Arial"/>
+          <w:sz w:val="24"/>
+          <w:szCs w:val="24"/>
+        </w:rPr>
+      </w:pPr>
+    </w:p>
+    <w:p>
+      <w:pPr>
+        <w:rPr>
+          <w:rFonts w:ascii="Arial" w:hAnsi="Arial" w:cs="Arial"/>
+          <w:sz w:val="24"/>
+          <w:szCs w:val="24"/>
+        </w:rPr>
+      </w:pPr>
+    </w:p>
+    <w:p>
+      <w:pPr>
+        <w:rPr>
+          <w:rFonts w:ascii="Arial" w:hAnsi="Arial" w:cs="Arial"/>
+          <w:sz w:val="24"/>
+          <w:szCs w:val="24"/>
+        </w:rPr>
+      </w:pPr>
+    </w:p>
+    <w:p>
+      <w:pPr>
+        <w:jc w:val="center"/>
+        <w:rPr>
+          <w:rFonts w:ascii="Arial" w:hAnsi="Arial" w:cs="Arial"/>
+          <w:b/>
+          <w:bCs/>
+          <w:sz w:val="28"/>
+          <w:szCs w:val="28"/>
+        </w:rPr>
+      </w:pPr>
+      <w:r>
+        <w:rPr>
+          <w:rFonts w:ascii="Arial" w:hAnsi="Arial" w:cs="Arial"/>
+          <w:b/>
+          <w:bCs/>
+          <w:sz w:val="28"/>
+          <w:szCs w:val="28"/>
+        </w:rPr>
+        <w:lastRenderedPageBreak/>
+        <w:t>Referencias</w:t>
+      </w:r>
+    </w:p>
+    <w:p>
+      <w:pPr>
+        <w:rPr>
+          <w:rFonts w:ascii="Arial" w:hAnsi="Arial" w:cs="Arial"/>
+          <w:sz w:val="28"/>
+          <w:szCs w:val="28"/>
+        </w:rPr>
+      </w:pPr>
+    </w:p>
+    <w:p>
+      <w:pPr>
+        <w:rPr>
+          <w:rFonts w:ascii="Arial" w:hAnsi="Arial" w:cs="Arial"/>
+          <w:b/>
+          <w:bCs/>
+          <w:sz w:val="24"/>
+          <w:szCs w:val="24"/>
+        </w:rPr>
+      </w:pPr>
+      <w:r>
+        <w:rPr>
+          <w:rFonts w:ascii="Arial" w:hAnsi="Arial" w:cs="Arial"/>
+          <w:b/>
+          <w:bCs/>
+          <w:sz w:val="24"/>
+          <w:szCs w:val="24"/>
+        </w:rPr>
+        <w:t>Qualidade de Dados</w:t>
+      </w:r>
+    </w:p>
+    <w:p>
+      <w:pPr>
+        <w:rPr>
+          <w:rFonts w:ascii="Arial" w:hAnsi="Arial" w:cs="Arial"/>
+          <w:sz w:val="24"/>
+          <w:szCs w:val="24"/>
+        </w:rPr>
+      </w:pPr>
+      <w:r>
+        <w:rPr>
+          <w:rFonts w:ascii="Arial" w:hAnsi="Arial" w:cs="Arial"/>
+          <w:sz w:val="24"/>
+          <w:szCs w:val="24"/>
+        </w:rPr>
+        <w:t xml:space="preserve">- </w:t>
+      </w:r>
+      <w:r>
+        <w:rPr>
+          <w:rFonts w:ascii="Arial" w:hAnsi="Arial" w:cs="Arial"/>
+          <w:sz w:val="24"/>
+          <w:szCs w:val="24"/>
+        </w:rPr>
+        <w:t>20</w:t>
+      </w:r>
+      <w:r>
+        <w:rPr>
+          <w:rFonts w:ascii="Arial" w:hAnsi="Arial" w:cs="Arial"/>
+          <w:sz w:val="24"/>
+          <w:szCs w:val="24"/>
+        </w:rPr>
+        <w:t>21</w:t>
+      </w:r>
+      <w:r>
+        <w:rPr>
+          <w:rFonts w:ascii="Arial" w:hAnsi="Arial" w:cs="Arial"/>
+          <w:sz w:val="24"/>
+          <w:szCs w:val="24"/>
+        </w:rPr>
+        <w:t xml:space="preserve">. Disponível em: &lt;https://www.informatica.com/br/products/data-quality/informatica-data-quality.html&gt;. Acesso em: </w:t>
+      </w:r>
+      <w:r>
+        <w:rPr>
+          <w:rFonts w:ascii="Arial" w:hAnsi="Arial" w:cs="Arial"/>
+          <w:sz w:val="24"/>
+          <w:szCs w:val="24"/>
+        </w:rPr>
+        <w:t>27</w:t>
+      </w:r>
+      <w:r>
+        <w:rPr>
+          <w:rFonts w:ascii="Arial" w:hAnsi="Arial" w:cs="Arial"/>
+          <w:sz w:val="24"/>
+          <w:szCs w:val="24"/>
+        </w:rPr>
+        <w:t xml:space="preserve"> de </w:t>
+      </w:r>
+      <w:r>
+        <w:rPr>
+          <w:rFonts w:ascii="Arial" w:hAnsi="Arial" w:cs="Arial"/>
+          <w:sz w:val="24"/>
+          <w:szCs w:val="24"/>
+        </w:rPr>
+        <w:t>abr.</w:t>
+      </w:r>
+      <w:r>
+        <w:rPr>
+          <w:rFonts w:ascii="Arial" w:hAnsi="Arial" w:cs="Arial"/>
+          <w:sz w:val="24"/>
+          <w:szCs w:val="24"/>
+        </w:rPr>
+        <w:t xml:space="preserve"> de 20</w:t>
+      </w:r>
+      <w:r>
+        <w:rPr>
+          <w:rFonts w:ascii="Arial" w:hAnsi="Arial" w:cs="Arial"/>
+          <w:sz w:val="24"/>
+          <w:szCs w:val="24"/>
+        </w:rPr>
+        <w:t>21</w:t>
+      </w:r>
+      <w:r>
+        <w:rPr>
+          <w:rFonts w:ascii="Arial" w:hAnsi="Arial" w:cs="Arial"/>
+          <w:sz w:val="24"/>
+          <w:szCs w:val="24"/>
+        </w:rPr>
+        <w:t>.</w:t>
+      </w:r>
+    </w:p>
+    <w:p>
+      <w:pPr>
+        <w:rPr>
+          <w:rFonts w:ascii="Arial" w:hAnsi="Arial" w:cs="Arial"/>
+          <w:sz w:val="24"/>
+          <w:szCs w:val="24"/>
+        </w:rPr>
+      </w:pPr>
+      <w:r>
+        <w:rPr>
+          <w:rFonts w:ascii="Arial" w:hAnsi="Arial" w:cs="Arial"/>
+          <w:sz w:val="24"/>
+          <w:szCs w:val="24"/>
+        </w:rPr>
+        <w:t xml:space="preserve">- </w:t>
+      </w:r>
+      <w:r>
+        <w:rPr>
+          <w:rFonts w:ascii="Arial" w:hAnsi="Arial" w:cs="Arial"/>
+          <w:sz w:val="24"/>
+          <w:szCs w:val="24"/>
+        </w:rPr>
+        <w:t>2021. Disponível em: &lt;https://www.ibm.com/br-pt/products/bigquality#&gt;. Acesso em: 27 de abr. de 2021.</w:t>
+      </w:r>
+    </w:p>
+    <w:p>
+      <w:pPr>
+        <w:rPr>
+          <w:rFonts w:ascii="Arial" w:hAnsi="Arial" w:cs="Arial"/>
+          <w:sz w:val="24"/>
+          <w:szCs w:val="24"/>
+        </w:rPr>
+      </w:pPr>
+      <w:r>
+        <w:rPr>
+          <w:rFonts w:ascii="Arial" w:hAnsi="Arial" w:cs="Arial"/>
+          <w:sz w:val="24"/>
+          <w:szCs w:val="24"/>
+        </w:rPr>
+        <w:t xml:space="preserve">- </w:t>
+      </w:r>
+      <w:r>
+        <w:rPr>
+          <w:rFonts w:ascii="Arial" w:hAnsi="Arial" w:cs="Arial"/>
+          <w:sz w:val="24"/>
+          <w:szCs w:val="24"/>
+        </w:rPr>
+        <w:t>2021. Disponível em: &lt;https://www.innovativesystems.com/data-quality&gt;. Acesso em: 27 de abr. de 2021.</w:t>
+      </w:r>
+    </w:p>
+    <w:p>
+      <w:pPr>
+        <w:rPr>
+          <w:rFonts w:ascii="Arial" w:hAnsi="Arial" w:cs="Arial"/>
+          <w:sz w:val="24"/>
+          <w:szCs w:val="24"/>
+        </w:rPr>
+      </w:pPr>
+    </w:p>
+    <w:p>
+      <w:pPr>
+        <w:rPr>
+          <w:rFonts w:ascii="Arial" w:hAnsi="Arial" w:cs="Arial"/>
+          <w:b/>
+          <w:bCs/>
+          <w:sz w:val="24"/>
+          <w:szCs w:val="24"/>
+        </w:rPr>
+      </w:pPr>
+      <w:r>
+        <w:rPr>
+          <w:rFonts w:ascii="Arial" w:hAnsi="Arial" w:cs="Arial"/>
+          <w:b/>
+          <w:bCs/>
+          <w:sz w:val="24"/>
+          <w:szCs w:val="24"/>
+        </w:rPr>
+        <w:t>Master Data Management</w:t>
+      </w:r>
+    </w:p>
+    <w:p>
+      <w:pPr>
+        <w:rPr>
+          <w:rFonts w:ascii="Arial" w:hAnsi="Arial" w:cs="Arial"/>
+          <w:sz w:val="24"/>
+          <w:szCs w:val="24"/>
+        </w:rPr>
+      </w:pPr>
+      <w:r>
+        <w:rPr>
+          <w:rFonts w:ascii="Arial" w:hAnsi="Arial" w:cs="Arial"/>
+          <w:sz w:val="24"/>
+          <w:szCs w:val="24"/>
+        </w:rPr>
+        <w:t xml:space="preserve">- </w:t>
+      </w:r>
+      <w:r>
+        <w:rPr>
+          <w:rFonts w:ascii="Arial" w:hAnsi="Arial" w:cs="Arial"/>
+          <w:sz w:val="24"/>
+          <w:szCs w:val="24"/>
+        </w:rPr>
+        <w:t xml:space="preserve">2021. Disponível em: &lt;https://www.informatica.com/br/products/cloud-integration/master-data-management-cloud/reference-360.html&gt;. Acesso em: </w:t>
+      </w:r>
+      <w:r>
+        <w:rPr>
+          <w:rFonts w:ascii="Arial" w:hAnsi="Arial" w:cs="Arial"/>
+          <w:sz w:val="24"/>
+          <w:szCs w:val="24"/>
+        </w:rPr>
+        <w:t>08</w:t>
+      </w:r>
+      <w:r>
+        <w:rPr>
+          <w:rFonts w:ascii="Arial" w:hAnsi="Arial" w:cs="Arial"/>
+          <w:sz w:val="24"/>
+          <w:szCs w:val="24"/>
+        </w:rPr>
+        <w:t xml:space="preserve"> de </w:t>
+      </w:r>
+      <w:r>
+        <w:rPr>
+          <w:rFonts w:ascii="Arial" w:hAnsi="Arial" w:cs="Arial"/>
+          <w:sz w:val="24"/>
+          <w:szCs w:val="24"/>
+        </w:rPr>
+        <w:t>mai.</w:t>
+      </w:r>
+      <w:r>
+        <w:rPr>
+          <w:rFonts w:ascii="Arial" w:hAnsi="Arial" w:cs="Arial"/>
+          <w:sz w:val="24"/>
+          <w:szCs w:val="24"/>
+        </w:rPr>
+        <w:t xml:space="preserve"> de 2021.</w:t>
+      </w:r>
+    </w:p>
+    <w:p>
+      <w:pPr>
+        <w:rPr>
+          <w:rFonts w:ascii="Arial" w:hAnsi="Arial" w:cs="Arial"/>
+          <w:sz w:val="24"/>
+          <w:szCs w:val="24"/>
+        </w:rPr>
+      </w:pPr>
+      <w:r>
+        <w:rPr>
+          <w:rFonts w:ascii="Arial" w:hAnsi="Arial" w:cs="Arial"/>
+          <w:sz w:val="24"/>
+          <w:szCs w:val="24"/>
+        </w:rPr>
+        <w:t xml:space="preserve">- </w:t>
+      </w:r>
+      <w:r>
+        <w:rPr>
+          <w:rFonts w:ascii="Arial" w:hAnsi="Arial" w:cs="Arial"/>
+          <w:sz w:val="24"/>
+          <w:szCs w:val="24"/>
+        </w:rPr>
+        <w:t xml:space="preserve">2021. Disponível em: &lt;https://www.ibm.com/br-pt/products/ibm-infosphere-master-data-management&gt;. Acesso em: </w:t>
+      </w:r>
+      <w:r>
+        <w:rPr>
+          <w:rFonts w:ascii="Arial" w:hAnsi="Arial" w:cs="Arial"/>
+          <w:sz w:val="24"/>
+          <w:szCs w:val="24"/>
+        </w:rPr>
+        <w:t>08</w:t>
+      </w:r>
+      <w:r>
+        <w:rPr>
+          <w:rFonts w:ascii="Arial" w:hAnsi="Arial" w:cs="Arial"/>
+          <w:sz w:val="24"/>
+          <w:szCs w:val="24"/>
+        </w:rPr>
+        <w:t xml:space="preserve"> de </w:t>
+      </w:r>
+      <w:r>
+        <w:rPr>
+          <w:rFonts w:ascii="Arial" w:hAnsi="Arial" w:cs="Arial"/>
+          <w:sz w:val="24"/>
+          <w:szCs w:val="24"/>
+        </w:rPr>
+        <w:t>mai.</w:t>
+      </w:r>
+      <w:r>
+        <w:rPr>
+          <w:rFonts w:ascii="Arial" w:hAnsi="Arial" w:cs="Arial"/>
+          <w:sz w:val="24"/>
+          <w:szCs w:val="24"/>
+        </w:rPr>
+        <w:t xml:space="preserve"> de 2021.</w:t>
+      </w:r>
+    </w:p>
+    <w:p>
+      <w:pPr>
+        <w:rPr>
+          <w:rFonts w:ascii="Arial" w:hAnsi="Arial" w:cs="Arial"/>
+          <w:sz w:val="24"/>
+          <w:szCs w:val="24"/>
+        </w:rPr>
+      </w:pPr>
+      <w:r>
+        <w:rPr>
+          <w:rFonts w:ascii="Arial" w:hAnsi="Arial" w:cs="Arial"/>
+          <w:sz w:val="24"/>
+          <w:szCs w:val="24"/>
+        </w:rPr>
+        <w:t xml:space="preserve">- </w:t>
+      </w:r>
+      <w:r>
+        <w:rPr>
+          <w:rFonts w:ascii="Arial" w:hAnsi="Arial" w:cs="Arial"/>
+          <w:sz w:val="24"/>
+          <w:szCs w:val="24"/>
+        </w:rPr>
+        <w:t>20</w:t>
+      </w:r>
+      <w:r>
+        <w:rPr>
+          <w:rFonts w:ascii="Arial" w:hAnsi="Arial" w:cs="Arial"/>
+          <w:sz w:val="24"/>
+          <w:szCs w:val="24"/>
+        </w:rPr>
+        <w:t>12</w:t>
+      </w:r>
+      <w:r>
+        <w:rPr>
+          <w:rFonts w:ascii="Arial" w:hAnsi="Arial" w:cs="Arial"/>
+          <w:sz w:val="24"/>
+          <w:szCs w:val="24"/>
+        </w:rPr>
+        <w:t xml:space="preserve">. Disponível em: &lt;https://archive.sap.com/documents/docs/DOC-7674&gt;. Acesso em: </w:t>
+      </w:r>
+      <w:r>
+        <w:rPr>
+          <w:rFonts w:ascii="Arial" w:hAnsi="Arial" w:cs="Arial"/>
+          <w:sz w:val="24"/>
+          <w:szCs w:val="24"/>
+        </w:rPr>
+        <w:t>08</w:t>
+      </w:r>
+      <w:r>
+        <w:rPr>
+          <w:rFonts w:ascii="Arial" w:hAnsi="Arial" w:cs="Arial"/>
+          <w:sz w:val="24"/>
+          <w:szCs w:val="24"/>
+        </w:rPr>
+        <w:t xml:space="preserve"> de </w:t>
+      </w:r>
+      <w:r>
+        <w:rPr>
+          <w:rFonts w:ascii="Arial" w:hAnsi="Arial" w:cs="Arial"/>
+          <w:sz w:val="24"/>
+          <w:szCs w:val="24"/>
+        </w:rPr>
+        <w:t>mai.</w:t>
+      </w:r>
+      <w:r>
+        <w:rPr>
+          <w:rFonts w:ascii="Arial" w:hAnsi="Arial" w:cs="Arial"/>
+          <w:sz w:val="24"/>
+          <w:szCs w:val="24"/>
+        </w:rPr>
+        <w:t xml:space="preserve"> de 2021.</w:t>
+      </w:r>
+    </w:p>
+    <w:p>
+      <w:pPr>
+        <w:rPr>
+          <w:rFonts w:ascii="Arial" w:hAnsi="Arial" w:cs="Arial"/>
+          <w:b/>
+          <w:bCs/>
+          <w:sz w:val="24"/>
+          <w:szCs w:val="24"/>
+        </w:rPr>
+      </w:pPr>
+    </w:p>
+    <w:p>
+      <w:pPr>
+        <w:rPr>
+          <w:rFonts w:ascii="Arial" w:hAnsi="Arial" w:cs="Arial"/>
+          <w:b/>
+          <w:bCs/>
+          <w:sz w:val="24"/>
+          <w:szCs w:val="24"/>
+        </w:rPr>
+      </w:pPr>
+      <w:r>
+        <w:rPr>
+          <w:rFonts w:ascii="Arial" w:hAnsi="Arial" w:cs="Arial"/>
+          <w:b/>
+          <w:bCs/>
+          <w:sz w:val="24"/>
+          <w:szCs w:val="24"/>
+        </w:rPr>
+        <w:t>Metadata Management Solution</w:t>
+      </w:r>
+    </w:p>
+    <w:p>
+      <w:pPr>
+        <w:rPr>
+          <w:rFonts w:ascii="Arial" w:hAnsi="Arial" w:cs="Arial"/>
+          <w:sz w:val="24"/>
+          <w:szCs w:val="24"/>
+        </w:rPr>
+      </w:pPr>
+      <w:r>
+        <w:rPr>
+          <w:rFonts w:ascii="Arial" w:hAnsi="Arial" w:cs="Arial"/>
+          <w:sz w:val="24"/>
+          <w:szCs w:val="24"/>
+        </w:rPr>
+        <w:t xml:space="preserve">- </w:t>
+      </w:r>
+      <w:r>
+        <w:rPr>
+          <w:rFonts w:ascii="Arial" w:hAnsi="Arial" w:cs="Arial"/>
+          <w:sz w:val="24"/>
+          <w:szCs w:val="24"/>
+        </w:rPr>
+        <w:t>2021. Disponível em: &lt;</w:t>
+      </w:r>
+      <w:r>
+        <w:rPr>
+          <w:rFonts w:ascii="Arial" w:hAnsi="Arial" w:cs="Arial"/>
+          <w:sz w:val="24"/>
+          <w:szCs w:val="24"/>
+        </w:rPr>
+        <w:t>https://www.collibra.com/data-catalog</w:t>
+      </w:r>
+      <w:r>
+        <w:rPr>
+          <w:rFonts w:ascii="Arial" w:hAnsi="Arial" w:cs="Arial"/>
+          <w:sz w:val="24"/>
+          <w:szCs w:val="24"/>
+        </w:rPr>
+        <w:t xml:space="preserve">&gt;. Acesso em: </w:t>
+      </w:r>
+      <w:r>
+        <w:rPr>
+          <w:rFonts w:ascii="Arial" w:hAnsi="Arial" w:cs="Arial"/>
+          <w:sz w:val="24"/>
+          <w:szCs w:val="24"/>
+        </w:rPr>
+        <w:t>18</w:t>
+      </w:r>
+      <w:r>
+        <w:rPr>
+          <w:rFonts w:ascii="Arial" w:hAnsi="Arial" w:cs="Arial"/>
+          <w:sz w:val="24"/>
+          <w:szCs w:val="24"/>
+        </w:rPr>
+        <w:t xml:space="preserve"> de </w:t>
+      </w:r>
+      <w:r>
+        <w:rPr>
+          <w:rFonts w:ascii="Arial" w:hAnsi="Arial" w:cs="Arial"/>
+          <w:sz w:val="24"/>
+          <w:szCs w:val="24"/>
+        </w:rPr>
+        <w:t>mai.</w:t>
+      </w:r>
+      <w:r>
+        <w:rPr>
+          <w:rFonts w:ascii="Arial" w:hAnsi="Arial" w:cs="Arial"/>
+          <w:sz w:val="24"/>
+          <w:szCs w:val="24"/>
+        </w:rPr>
+        <w:t xml:space="preserve"> de 2021.</w:t>
+      </w:r>
+    </w:p>
+    <w:p>
+      <w:pPr>
+        <w:rPr>
+          <w:rFonts w:ascii="Arial" w:hAnsi="Arial" w:cs="Arial"/>
+          <w:sz w:val="24"/>
+          <w:szCs w:val="24"/>
+        </w:rPr>
+      </w:pPr>
+      <w:r>
+        <w:rPr>
+          <w:rFonts w:ascii="Arial" w:hAnsi="Arial" w:cs="Arial"/>
+          <w:sz w:val="24"/>
+          <w:szCs w:val="24"/>
+        </w:rPr>
+        <w:t xml:space="preserve">- </w:t>
+      </w:r>
+      <w:r>
+        <w:rPr>
+          <w:rFonts w:ascii="Arial" w:hAnsi="Arial" w:cs="Arial"/>
+          <w:sz w:val="24"/>
+          <w:szCs w:val="24"/>
+        </w:rPr>
+        <w:t>2021. Disponível em: &lt;</w:t>
+      </w:r>
+      <w:r>
+        <w:rPr>
+          <w:rFonts w:ascii="Arial" w:hAnsi="Arial" w:cs="Arial"/>
+          <w:sz w:val="24"/>
+          <w:szCs w:val="24"/>
+        </w:rPr>
+        <w:t>https://www.informatica.com/br/products/data-catalog/enterprise-data-catalog.html</w:t>
+      </w:r>
+      <w:r>
+        <w:rPr>
+          <w:rFonts w:ascii="Arial" w:hAnsi="Arial" w:cs="Arial"/>
+          <w:sz w:val="24"/>
+          <w:szCs w:val="24"/>
+        </w:rPr>
+        <w:t xml:space="preserve">&gt;. Acesso em: </w:t>
+      </w:r>
+      <w:r>
+        <w:rPr>
+          <w:rFonts w:ascii="Arial" w:hAnsi="Arial" w:cs="Arial"/>
+          <w:sz w:val="24"/>
+          <w:szCs w:val="24"/>
+        </w:rPr>
+        <w:t>18</w:t>
+      </w:r>
+      <w:r>
+        <w:rPr>
+          <w:rFonts w:ascii="Arial" w:hAnsi="Arial" w:cs="Arial"/>
+          <w:sz w:val="24"/>
+          <w:szCs w:val="24"/>
+        </w:rPr>
+        <w:t xml:space="preserve"> de </w:t>
+      </w:r>
+      <w:r>
+        <w:rPr>
+          <w:rFonts w:ascii="Arial" w:hAnsi="Arial" w:cs="Arial"/>
+          <w:sz w:val="24"/>
+          <w:szCs w:val="24"/>
+        </w:rPr>
+        <w:t>mai.</w:t>
+      </w:r>
+      <w:r>
+        <w:rPr>
+          <w:rFonts w:ascii="Arial" w:hAnsi="Arial" w:cs="Arial"/>
+          <w:sz w:val="24"/>
+          <w:szCs w:val="24"/>
+        </w:rPr>
+        <w:t xml:space="preserve"> de 2021.</w:t>
+      </w:r>
+    </w:p>
+    <w:p>
+      <w:pPr>
+        <w:rPr>
+          <w:rFonts w:ascii="Arial" w:hAnsi="Arial" w:cs="Arial"/>
+          <w:sz w:val="24"/>
+          <w:szCs w:val="24"/>
+        </w:rPr>
+      </w:pPr>
+      <w:r>
+        <w:rPr>
+          <w:rFonts w:ascii="Arial" w:hAnsi="Arial" w:cs="Arial"/>
+          <w:sz w:val="24"/>
+          <w:szCs w:val="24"/>
+        </w:rPr>
+        <w:t xml:space="preserve">- </w:t>
+      </w:r>
+      <w:r>
+        <w:rPr>
+          <w:rFonts w:ascii="Arial" w:hAnsi="Arial" w:cs="Arial"/>
+          <w:sz w:val="24"/>
+          <w:szCs w:val="24"/>
+        </w:rPr>
+        <w:t>2021. Disponível em: &lt;</w:t>
+      </w:r>
+      <w:r>
+        <w:rPr>
+          <w:rFonts w:ascii="Arial" w:hAnsi="Arial" w:cs="Arial"/>
+          <w:sz w:val="24"/>
+          <w:szCs w:val="24"/>
+        </w:rPr>
+        <w:t>https://www.ibm.com/br-pt/cloud/watson-knowledge-catalog</w:t>
+      </w:r>
+      <w:r>
+        <w:rPr>
+          <w:rFonts w:ascii="Arial" w:hAnsi="Arial" w:cs="Arial"/>
+          <w:sz w:val="24"/>
+          <w:szCs w:val="24"/>
+        </w:rPr>
+        <w:t xml:space="preserve">&gt;. Acesso em: </w:t>
+      </w:r>
+      <w:r>
+        <w:rPr>
+          <w:rFonts w:ascii="Arial" w:hAnsi="Arial" w:cs="Arial"/>
+          <w:sz w:val="24"/>
+          <w:szCs w:val="24"/>
+        </w:rPr>
+        <w:t>18</w:t>
+      </w:r>
+      <w:r>
+        <w:rPr>
+          <w:rFonts w:ascii="Arial" w:hAnsi="Arial" w:cs="Arial"/>
+          <w:sz w:val="24"/>
+          <w:szCs w:val="24"/>
+        </w:rPr>
+        <w:t xml:space="preserve"> de </w:t>
+      </w:r>
+      <w:r>
+        <w:rPr>
+          <w:rFonts w:ascii="Arial" w:hAnsi="Arial" w:cs="Arial"/>
+          <w:sz w:val="24"/>
+          <w:szCs w:val="24"/>
+        </w:rPr>
+        <w:t>mai.</w:t>
+      </w:r>
+      <w:r>
+        <w:rPr>
+          <w:rFonts w:ascii="Arial" w:hAnsi="Arial" w:cs="Arial"/>
+          <w:sz w:val="24"/>
+          <w:szCs w:val="24"/>
+        </w:rPr>
+        <w:t xml:space="preserve"> de 2021.</w:t>
+      </w:r>
+    </w:p>
+    <w:p>
+      <w:pPr>
+        <w:rPr>
+          <w:rFonts w:ascii="Arial" w:hAnsi="Arial" w:cs="Arial"/>
+          <w:sz w:val="24"/>
+          <w:szCs w:val="24"/>
+        </w:rPr>
+      </w:pPr>
+    </w:p>
+    <w:p>
+      <w:pPr>
+        <w:rPr>
+          <w:rFonts w:ascii="Arial" w:hAnsi="Arial" w:cs="Arial"/>
+          <w:sz w:val="24"/>
+          <w:szCs w:val="24"/>
+        </w:rPr>
+      </w:pPr>
+    </w:p>
+    <w:p>
+      <w:pPr>
+        <w:rPr>
+          <w:rFonts w:ascii="Arial" w:hAnsi="Arial" w:cs="Arial"/>
+          <w:b/>
+          <w:bCs/>
+          <w:sz w:val="24"/>
+          <w:szCs w:val="24"/>
+        </w:rPr>
+      </w:pPr>
+    </w:p>
+    <w:p>
+      <w:pPr>
+        <w:rPr>
+          <w:rFonts w:ascii="Arial" w:hAnsi="Arial" w:cs="Arial"/>
+          <w:sz w:val="24"/>
+          <w:szCs w:val="24"/>
+        </w:rPr>
+      </w:pPr>
+    </w:p>
+    <w:p>
+      <w:pPr>
+        <w:rPr>
+          <w:rFonts w:ascii="Arial" w:hAnsi="Arial" w:cs="Arial"/>
+          <w:sz w:val="24"/>
+          <w:szCs w:val="24"/>
+        </w:rPr>
+      </w:pPr>
+    </w:p>
+    <w:p>
+      <w:pPr>
+        <w:rPr>
+          <w:rFonts w:ascii="Arial" w:hAnsi="Arial" w:cs="Arial"/>
+          <w:sz w:val="24"/>
+          <w:szCs w:val="24"/>
+        </w:rPr>
+      </w:pPr>
+    </w:p>
+    <w:p>
+      <w:pPr>
+        <w:rPr>
+          <w:rFonts w:ascii="Arial" w:hAnsi="Arial" w:cs="Arial"/>
+          <w:b/>
+          <w:bCs/>
           <w:sz w:val="24"/>
           <w:szCs w:val="24"/>
         </w:rPr>
@@ -4529,4 +5400,16 @@
     </a:ext>
   </a:extLst>
 </a:theme>
+</file>
+
+<file path=customXml/item1.xml><?xml version="1.0" encoding="utf-8"?>
+<b:Sources xmlns:b="http://schemas.openxmlformats.org/officeDocument/2006/bibliography" xmlns="http://schemas.openxmlformats.org/officeDocument/2006/bibliography" SelectedStyle="\APASixthEditionOfficeOnline.xsl" StyleName="APA" Version="6"/>
+</file>
+
+<file path=customXml/itemProps1.xml><?xml version="1.0" encoding="utf-8"?>
+<ds:datastoreItem xmlns:ds="http://schemas.openxmlformats.org/officeDocument/2006/customXml" ds:itemID="{717C26C5-EDFC-469B-82E4-85189DD55D67}">
+  <ds:schemaRefs>
+    <ds:schemaRef ds:uri="http://schemas.openxmlformats.org/officeDocument/2006/bibliography"/>
+  </ds:schemaRefs>
+</ds:datastoreItem>
 </file>